--- a/10-保护电路/02-过流保护/自恢复保险丝PTC电路/自恢复保险丝PTC电路.docx
+++ b/10-保护电路/02-过流保护/自恢复保险丝PTC电路/自恢复保险丝PTC电路.docx
@@ -2182,6 +2182,20 @@
     </w:p>
     <w:bookmarkEnd w:id="26"/>
     <w:bookmarkEnd w:id="27"/>
+    <w:p>
+      <w:pPr>
+        <w:spacing w:before="360"/>
+        <w:jc w:val="center"/>
+      </w:pPr>
+      <w:r>
+        <w:rPr>
+          <w:rFonts w:ascii="Times New Roman" w:hAnsi="Times New Roman"/>
+          <w:color w:val="555555"/>
+          <w:sz w:val="21"/>
+        </w:rPr>
+        <w:t>材料收集者：杜文杰</w:t>
+      </w:r>
+    </w:p>
     <w:sectPr>
       <w:headerReference r:id="rId9" w:type="default"/>
       <w:footerReference r:id="rId10" w:type="default"/>

--- a/10-保护电路/02-过流保护/自恢复保险丝PTC电路/自恢复保险丝PTC电路.docx
+++ b/10-保护电路/02-过流保护/自恢复保险丝PTC电路/自恢复保险丝PTC电路.docx
@@ -1,6 +1,6 @@
 
 <file path=word/document.xml><?xml version="1.0" encoding="utf-8"?>
-<w:document xmlns:w="http://schemas.openxmlformats.org/wordprocessingml/2006/main" xmlns:m="http://schemas.openxmlformats.org/officeDocument/2006/math" xmlns:r="http://schemas.openxmlformats.org/officeDocument/2006/relationships" xmlns:o="urn:schemas-microsoft-com:office:office" xmlns:v="urn:schemas-microsoft-com:vml" xmlns:w10="urn:schemas-microsoft-com:office:word" xmlns:a="http://schemas.openxmlformats.org/drawingml/2006/main" xmlns:pic="http://schemas.openxmlformats.org/drawingml/2006/picture" xmlns:wp="http://schemas.openxmlformats.org/drawingml/2006/wordprocessingDrawing">
+<w:document xmlns:m="http://schemas.openxmlformats.org/officeDocument/2006/math" xmlns:r="http://schemas.openxmlformats.org/officeDocument/2006/relationships" xmlns:w="http://schemas.openxmlformats.org/wordprocessingml/2006/main" xmlns:o="urn:schemas-microsoft-com:office:office" xmlns:v="urn:schemas-microsoft-com:vml" xmlns:w10="urn:schemas-microsoft-com:office:word" xmlns:a="http://schemas.openxmlformats.org/drawingml/2006/main" xmlns:pic="http://schemas.openxmlformats.org/drawingml/2006/picture" xmlns:wp="http://schemas.openxmlformats.org/drawingml/2006/wordprocessingDrawing">
   <w:body>
     <w:bookmarkStart w:id="27" w:name="自恢复保险丝-ptc-电路"/>
     <w:p>
@@ -9,16 +9,19 @@
       </w:pPr>
       <w:r>
         <w:rPr>
-          <w:rFonts w:hint="eastAsia"/>
+          <w:rFonts w:hint="eastAsia" w:eastAsia="黑体"/>
         </w:rPr>
         <w:t xml:space="preserve">自恢复保险丝</w:t>
       </w:r>
       <w:r>
+        <w:rPr>
+          <w:rFonts w:eastAsia="黑体"/>
+        </w:rPr>
         <w:t xml:space="preserve"> PTC </w:t>
       </w:r>
       <w:r>
         <w:rPr>
-          <w:rFonts w:hint="eastAsia"/>
+          <w:rFonts w:hint="eastAsia" w:eastAsia="黑体"/>
         </w:rPr>
         <w:t xml:space="preserve">电路</w:t>
       </w:r>
@@ -30,7 +33,7 @@
       </w:pPr>
       <w:r>
         <w:rPr>
-          <w:rFonts w:hint="eastAsia"/>
+          <w:rFonts w:hint="eastAsia" w:eastAsia="黑体"/>
         </w:rPr>
         <w:t xml:space="preserve">拓扑描述</w:t>
       </w:r>
@@ -41,16 +44,19 @@
       </w:pPr>
       <w:r>
         <w:rPr>
-          <w:rFonts w:hint="eastAsia"/>
+          <w:rFonts w:hint="eastAsia" w:eastAsia="黑体"/>
         </w:rPr>
         <w:t xml:space="preserve">由</w:t>
       </w:r>
       <w:r>
+        <w:rPr>
+          <w:rFonts w:eastAsia="黑体"/>
+        </w:rPr>
         <w:t xml:space="preserve"> </w:t>
       </w:r>
       <w:r>
         <w:rPr>
-          <w:rFonts w:hint="eastAsia"/>
+          <w:rFonts w:hint="eastAsia" w:eastAsia="黑体"/>
           <w:b/>
           <w:bCs/>
         </w:rPr>
@@ -58,6 +64,7 @@
       </w:r>
       <w:r>
         <w:rPr>
+          <w:rFonts w:eastAsia="黑体"/>
           <w:b/>
           <w:bCs/>
         </w:rPr>
@@ -65,33 +72,39 @@
       </w:r>
       <w:r>
         <w:rPr>
-          <w:rFonts w:hint="eastAsia"/>
+          <w:rFonts w:hint="eastAsia" w:eastAsia="黑体"/>
           <w:b/>
           <w:bCs/>
         </w:rPr>
         <w:t xml:space="preserve">热敏电阻（自恢复保险丝）</w:t>
       </w:r>
       <w:r>
+        <w:rPr>
+          <w:rFonts w:eastAsia="黑体"/>
+        </w:rPr>
         <w:t xml:space="preserve"> </w:t>
       </w:r>
       <w:r>
         <w:rPr>
-          <w:rFonts w:hint="eastAsia"/>
+          <w:rFonts w:hint="eastAsia" w:eastAsia="黑体"/>
         </w:rPr>
         <w:t xml:space="preserve">组成。电路共有</w:t>
       </w:r>
       <w:r>
+        <w:rPr>
+          <w:rFonts w:eastAsia="黑体"/>
+        </w:rPr>
         <w:t xml:space="preserve"> 2 </w:t>
       </w:r>
       <w:r>
         <w:rPr>
-          <w:rFonts w:hint="eastAsia"/>
+          <w:rFonts w:hint="eastAsia" w:eastAsia="黑体"/>
         </w:rPr>
         <w:t xml:space="preserve">个关键节点：</w:t>
       </w:r>
       <w:r>
         <w:rPr>
-          <w:rFonts w:hint="eastAsia"/>
+          <w:rFonts w:hint="eastAsia" w:eastAsia="黑体"/>
           <w:b/>
           <w:bCs/>
         </w:rPr>
@@ -99,6 +112,7 @@
       </w:r>
       <w:r>
         <w:rPr>
+          <w:rFonts w:eastAsia="黑体"/>
           <w:b/>
           <w:bCs/>
         </w:rPr>
@@ -106,7 +120,7 @@
       </w:r>
       <w:r>
         <w:rPr>
-          <w:rFonts w:hint="eastAsia"/>
+          <w:rFonts w:hint="eastAsia" w:eastAsia="黑体"/>
           <w:b/>
           <w:bCs/>
         </w:rPr>
@@ -114,22 +128,25 @@
       </w:r>
       <w:r>
         <w:rPr>
-          <w:rFonts w:hint="eastAsia"/>
+          <w:rFonts w:hint="eastAsia" w:eastAsia="黑体"/>
         </w:rPr>
         <w:t xml:space="preserve">（接电源，连</w:t>
       </w:r>
       <w:r>
+        <w:rPr>
+          <w:rFonts w:eastAsia="黑体"/>
+        </w:rPr>
         <w:t xml:space="preserve"> PTC </w:t>
       </w:r>
       <w:r>
         <w:rPr>
-          <w:rFonts w:hint="eastAsia"/>
+          <w:rFonts w:hint="eastAsia" w:eastAsia="黑体"/>
         </w:rPr>
         <w:t xml:space="preserve">上端）；</w:t>
       </w:r>
       <w:r>
         <w:rPr>
-          <w:rFonts w:hint="eastAsia"/>
+          <w:rFonts w:hint="eastAsia" w:eastAsia="黑体"/>
           <w:b/>
           <w:bCs/>
         </w:rPr>
@@ -137,6 +154,7 @@
       </w:r>
       <w:r>
         <w:rPr>
+          <w:rFonts w:eastAsia="黑体"/>
           <w:b/>
           <w:bCs/>
         </w:rPr>
@@ -144,7 +162,7 @@
       </w:r>
       <w:r>
         <w:rPr>
-          <w:rFonts w:hint="eastAsia"/>
+          <w:rFonts w:hint="eastAsia" w:eastAsia="黑体"/>
           <w:b/>
           <w:bCs/>
         </w:rPr>
@@ -152,16 +170,19 @@
       </w:r>
       <w:r>
         <w:rPr>
-          <w:rFonts w:hint="eastAsia"/>
+          <w:rFonts w:hint="eastAsia" w:eastAsia="黑体"/>
         </w:rPr>
         <w:t xml:space="preserve">（PTC</w:t>
       </w:r>
       <w:r>
+        <w:rPr>
+          <w:rFonts w:eastAsia="黑体"/>
+        </w:rPr>
         <w:t xml:space="preserve"> </w:t>
       </w:r>
       <w:r>
         <w:rPr>
-          <w:rFonts w:hint="eastAsia"/>
+          <w:rFonts w:hint="eastAsia" w:eastAsia="黑体"/>
         </w:rPr>
         <w:t xml:space="preserve">下端接负载）。</w:t>
       </w:r>
@@ -170,23 +191,27 @@
       <w:pPr/>
       <w:r>
         <w:rPr>
-          <w:rFonts w:hint="eastAsia"/>
+          <w:rFonts w:hint="eastAsia" w:eastAsia="黑体"/>
         </w:rPr>
         <w:t xml:space="preserve">各元件管脚连接：</w:t>
       </w:r>
       <w:r>
         <w:rPr>
+          <w:rFonts w:eastAsia="黑体"/>
           <w:b/>
           <w:bCs/>
         </w:rPr>
         <w:t xml:space="preserve">PTC</w:t>
       </w:r>
       <w:r>
+        <w:rPr>
+          <w:rFonts w:eastAsia="黑体"/>
+        </w:rPr>
         <w:t xml:space="preserve"> </w:t>
       </w:r>
       <w:r>
         <w:rPr>
-          <w:rFonts w:hint="eastAsia"/>
+          <w:rFonts w:hint="eastAsia" w:eastAsia="黑体"/>
         </w:rPr>
         <w:t xml:space="preserve">一端（上端）接节点①、另一端（下端）接节点②，串联在供电回路中。</w:t>
       </w:r>
@@ -195,25 +220,31 @@
       <w:pPr/>
       <w:r>
         <w:rPr>
-          <w:rFonts w:hint="eastAsia"/>
+          <w:rFonts w:hint="eastAsia" w:eastAsia="黑体"/>
         </w:rPr>
         <w:t xml:space="preserve">由此构成”PTC</w:t>
       </w:r>
       <w:r>
+        <w:rPr>
+          <w:rFonts w:eastAsia="黑体"/>
+        </w:rPr>
         <w:t xml:space="preserve"> </w:t>
       </w:r>
       <w:r>
         <w:rPr>
-          <w:rFonts w:hint="eastAsia"/>
+          <w:rFonts w:hint="eastAsia" w:eastAsia="黑体"/>
         </w:rPr>
         <w:t xml:space="preserve">串联在电源与负载之间”的自恢复过流保护组态，正常时</w:t>
       </w:r>
       <w:r>
+        <w:rPr>
+          <w:rFonts w:eastAsia="黑体"/>
+        </w:rPr>
         <w:t xml:space="preserve"> PTC </w:t>
       </w:r>
       <w:r>
         <w:rPr>
-          <w:rFonts w:hint="eastAsia"/>
+          <w:rFonts w:hint="eastAsia" w:eastAsia="黑体"/>
         </w:rPr>
         <w:t xml:space="preserve">呈低阻冷态、压降极小；短路或过流时大电流使其升温超过居里温度，阻值剧增把电流钳制在很小维持电流，故障排除并冷却后自动恢复低阻导通，无需人工更换。</w:t>
       </w:r>
@@ -226,7 +257,7 @@
       </w:pPr>
       <w:r>
         <w:rPr>
-          <w:rFonts w:hint="eastAsia"/>
+          <w:rFonts w:hint="eastAsia" w:eastAsia="黑体"/>
         </w:rPr>
         <w:t xml:space="preserve">工作原理</w:t>
       </w:r>
@@ -237,25 +268,31 @@
       </w:pPr>
       <w:r>
         <w:rPr>
-          <w:rFonts w:hint="eastAsia"/>
+          <w:rFonts w:hint="eastAsia" w:eastAsia="黑体"/>
         </w:rPr>
         <w:t xml:space="preserve">正常工作时</w:t>
       </w:r>
       <w:r>
+        <w:rPr>
+          <w:rFonts w:eastAsia="黑体"/>
+        </w:rPr>
         <w:t xml:space="preserve"> PTC </w:t>
       </w:r>
       <w:r>
         <w:rPr>
-          <w:rFonts w:hint="eastAsia"/>
+          <w:rFonts w:hint="eastAsia" w:eastAsia="黑体"/>
         </w:rPr>
         <w:t xml:space="preserve">处于低阻冷态，只产生极小压降。当发生短路或过流时，PTC</w:t>
       </w:r>
       <w:r>
+        <w:rPr>
+          <w:rFonts w:eastAsia="黑体"/>
+        </w:rPr>
         <w:t xml:space="preserve"> </w:t>
       </w:r>
       <w:r>
         <w:rPr>
-          <w:rFonts w:hint="eastAsia"/>
+          <w:rFonts w:hint="eastAsia" w:eastAsia="黑体"/>
         </w:rPr>
         <w:t xml:space="preserve">中流过大电流使自身温度升高，一旦超过居里温度，阻值急剧增大（可高达数百倍），电流被钳制在很小的维持电流；切断电源冷却后阻值又恢复，实现可重复保护。</w:t>
       </w:r>
@@ -268,7 +305,7 @@
       </w:pPr>
       <w:r>
         <w:rPr>
-          <w:rFonts w:hint="eastAsia"/>
+          <w:rFonts w:hint="eastAsia" w:eastAsia="黑体"/>
         </w:rPr>
         <w:t xml:space="preserve">关键计算公式</w:t>
       </w:r>
@@ -282,7 +319,7 @@
       </w:pPr>
       <w:r>
         <w:rPr>
-          <w:rFonts w:hint="eastAsia"/>
+          <w:rFonts w:hint="eastAsia" w:eastAsia="黑体"/>
         </w:rPr>
         <w:t xml:space="preserve">动作（跳闸）电流，通常规定为额定电流的倍数：</w:t>
       </w:r>
@@ -360,7 +397,7 @@
       </w:pPr>
       <w:r>
         <w:rPr>
-          <w:rFonts w:hint="eastAsia"/>
+          <w:rFonts w:hint="eastAsia" w:eastAsia="黑体"/>
         </w:rPr>
         <w:t xml:space="preserve">正常工作压降：</w:t>
       </w:r>
@@ -453,7 +490,7 @@
       </w:pPr>
       <w:r>
         <w:rPr>
-          <w:rFonts w:hint="eastAsia"/>
+          <w:rFonts w:hint="eastAsia" w:eastAsia="黑体"/>
         </w:rPr>
         <w:t xml:space="preserve">跳闸后稳态耗散功率：</w:t>
       </w:r>
@@ -551,7 +588,7 @@
       </w:pPr>
       <w:r>
         <w:rPr>
-          <w:rFonts w:hint="eastAsia"/>
+          <w:rFonts w:hint="eastAsia" w:eastAsia="黑体"/>
         </w:rPr>
         <w:t xml:space="preserve">维持（保持）电流与跳闸电流关系：</w:t>
       </w:r>
@@ -648,7 +685,7 @@
             </w:pPr>
             <w:r>
               <w:rPr>
-                <w:rFonts w:hint="eastAsia"/>
+                <w:rFonts w:hint="eastAsia" w:eastAsia="黑体"/>
               </w:rPr>
               <w:t xml:space="preserve">符号</w:t>
             </w:r>
@@ -662,7 +699,7 @@
             </w:pPr>
             <w:r>
               <w:rPr>
-                <w:rFonts w:hint="eastAsia"/>
+                <w:rFonts w:hint="eastAsia" w:eastAsia="黑体"/>
               </w:rPr>
               <w:t xml:space="preserve">含义</w:t>
             </w:r>
@@ -676,7 +713,7 @@
             </w:pPr>
             <w:r>
               <w:rPr>
-                <w:rFonts w:hint="eastAsia"/>
+                <w:rFonts w:hint="eastAsia" w:eastAsia="黑体"/>
               </w:rPr>
               <w:t xml:space="preserve">单位</w:t>
             </w:r>
@@ -714,6 +751,9 @@
               </m:sSub>
             </m:oMath>
             <w:r>
+              <w:rPr>
+                <w:rFonts w:eastAsia="黑体"/>
+              </w:rPr>
               <w:t xml:space="preserve">​</w:t>
             </w:r>
           </w:p>
@@ -726,7 +766,7 @@
             </w:pPr>
             <w:r>
               <w:rPr>
-                <w:rFonts w:hint="eastAsia"/>
+                <w:rFonts w:hint="eastAsia" w:eastAsia="黑体"/>
               </w:rPr>
               <w:t xml:space="preserve">维持电流（额定电流）</w:t>
             </w:r>
@@ -739,6 +779,9 @@
               <w:pStyle w:val="Compact"/>
             </w:pPr>
             <w:r>
+              <w:rPr>
+                <w:rFonts w:eastAsia="黑体"/>
+              </w:rPr>
               <w:t xml:space="preserve">A</w:t>
             </w:r>
           </w:p>
@@ -775,6 +818,9 @@
               </m:sSub>
             </m:oMath>
             <w:r>
+              <w:rPr>
+                <w:rFonts w:eastAsia="黑体"/>
+              </w:rPr>
               <w:t xml:space="preserve">​</w:t>
             </w:r>
           </w:p>
@@ -787,7 +833,7 @@
             </w:pPr>
             <w:r>
               <w:rPr>
-                <w:rFonts w:hint="eastAsia"/>
+                <w:rFonts w:hint="eastAsia" w:eastAsia="黑体"/>
               </w:rPr>
               <w:t xml:space="preserve">跳闸电流</w:t>
             </w:r>
@@ -800,6 +846,9 @@
               <w:pStyle w:val="Compact"/>
             </w:pPr>
             <w:r>
+              <w:rPr>
+                <w:rFonts w:eastAsia="黑体"/>
+              </w:rPr>
               <w:t xml:space="preserve">A</w:t>
             </w:r>
           </w:p>
@@ -836,6 +885,9 @@
               </m:sSub>
             </m:oMath>
             <w:r>
+              <w:rPr>
+                <w:rFonts w:eastAsia="黑体"/>
+              </w:rPr>
               <w:t xml:space="preserve">​</w:t>
             </w:r>
           </w:p>
@@ -848,7 +900,7 @@
             </w:pPr>
             <w:r>
               <w:rPr>
-                <w:rFonts w:hint="eastAsia"/>
+                <w:rFonts w:hint="eastAsia" w:eastAsia="黑体"/>
               </w:rPr>
               <w:t xml:space="preserve">冷态（常温）电阻</w:t>
             </w:r>
@@ -861,6 +913,9 @@
               <w:pStyle w:val="Compact"/>
             </w:pPr>
             <w:r>
+              <w:rPr>
+                <w:rFonts w:eastAsia="黑体"/>
+              </w:rPr>
               <w:t xml:space="preserve">Ω</w:t>
             </w:r>
           </w:p>
@@ -894,6 +949,9 @@
               </m:sSub>
             </m:oMath>
             <w:r>
+              <w:rPr>
+                <w:rFonts w:eastAsia="黑体"/>
+              </w:rPr>
               <w:t xml:space="preserve">​</w:t>
             </w:r>
           </w:p>
@@ -906,7 +964,7 @@
             </w:pPr>
             <w:r>
               <w:rPr>
-                <w:rFonts w:hint="eastAsia"/>
+                <w:rFonts w:hint="eastAsia" w:eastAsia="黑体"/>
               </w:rPr>
               <w:t xml:space="preserve">跳闸后热态电阻</w:t>
             </w:r>
@@ -919,6 +977,9 @@
               <w:pStyle w:val="Compact"/>
             </w:pPr>
             <w:r>
+              <w:rPr>
+                <w:rFonts w:eastAsia="黑体"/>
+              </w:rPr>
               <w:t xml:space="preserve">Ω</w:t>
             </w:r>
           </w:p>
@@ -952,6 +1013,9 @@
               </m:sSub>
             </m:oMath>
             <w:r>
+              <w:rPr>
+                <w:rFonts w:eastAsia="黑体"/>
+              </w:rPr>
               <w:t xml:space="preserve">​</w:t>
             </w:r>
           </w:p>
@@ -963,11 +1027,14 @@
               <w:pStyle w:val="Compact"/>
             </w:pPr>
             <w:r>
+              <w:rPr>
+                <w:rFonts w:eastAsia="黑体"/>
+              </w:rPr>
               <w:t xml:space="preserve">PTC </w:t>
             </w:r>
             <w:r>
               <w:rPr>
-                <w:rFonts w:hint="eastAsia"/>
+                <w:rFonts w:hint="eastAsia" w:eastAsia="黑体"/>
               </w:rPr>
               <w:t xml:space="preserve">两端压降</w:t>
             </w:r>
@@ -980,6 +1047,9 @@
               <w:pStyle w:val="Compact"/>
             </w:pPr>
             <w:r>
+              <w:rPr>
+                <w:rFonts w:eastAsia="黑体"/>
+              </w:rPr>
               <w:t xml:space="preserve">V</w:t>
             </w:r>
           </w:p>
@@ -1016,6 +1086,9 @@
               </m:sSub>
             </m:oMath>
             <w:r>
+              <w:rPr>
+                <w:rFonts w:eastAsia="黑体"/>
+              </w:rPr>
               <w:t xml:space="preserve">​</w:t>
             </w:r>
           </w:p>
@@ -1028,7 +1101,7 @@
             </w:pPr>
             <w:r>
               <w:rPr>
-                <w:rFonts w:hint="eastAsia"/>
+                <w:rFonts w:hint="eastAsia" w:eastAsia="黑体"/>
               </w:rPr>
               <w:t xml:space="preserve">跳闸耗散功率</w:t>
             </w:r>
@@ -1041,6 +1114,9 @@
               <w:pStyle w:val="Compact"/>
             </w:pPr>
             <w:r>
+              <w:rPr>
+                <w:rFonts w:eastAsia="黑体"/>
+              </w:rPr>
               <w:t xml:space="preserve">W</w:t>
             </w:r>
           </w:p>
@@ -1055,7 +1131,7 @@
       </w:pPr>
       <w:r>
         <w:rPr>
-          <w:rFonts w:hint="eastAsia"/>
+          <w:rFonts w:hint="eastAsia" w:eastAsia="黑体"/>
         </w:rPr>
         <w:t xml:space="preserve">元件调整影响</w:t>
       </w:r>
@@ -1070,7 +1146,7 @@
       </w:pPr>
       <w:r>
         <w:rPr>
-          <w:rFonts w:hint="eastAsia"/>
+          <w:rFonts w:hint="eastAsia" w:eastAsia="黑体"/>
           <w:b/>
           <w:bCs/>
         </w:rPr>
@@ -1078,6 +1154,7 @@
       </w:r>
       <w:r>
         <w:rPr>
+          <w:rFonts w:eastAsia="黑体"/>
           <w:b/>
           <w:bCs/>
         </w:rPr>
@@ -1108,6 +1185,7 @@
       </m:oMath>
       <w:r>
         <w:rPr>
+          <w:rFonts w:eastAsia="黑体"/>
           <w:b/>
           <w:bCs/>
         </w:rPr>
@@ -1115,21 +1193,27 @@
       </w:r>
       <w:r>
         <w:rPr>
-          <w:rFonts w:hint="eastAsia"/>
+          <w:rFonts w:hint="eastAsia" w:eastAsia="黑体"/>
           <w:b/>
           <w:bCs/>
         </w:rPr>
         <w:t xml:space="preserve">选大</w:t>
       </w:r>
       <w:r>
+        <w:rPr>
+          <w:rFonts w:eastAsia="黑体"/>
+        </w:rPr>
         <w:t xml:space="preserve"> </w:t>
       </w:r>
       <w:r>
+        <w:rPr>
+          <w:rFonts w:eastAsia="黑体"/>
+        </w:rPr>
         <w:t xml:space="preserve">→ </w:t>
       </w:r>
       <w:r>
         <w:rPr>
-          <w:rFonts w:hint="eastAsia"/>
+          <w:rFonts w:hint="eastAsia" w:eastAsia="黑体"/>
         </w:rPr>
         <w:t xml:space="preserve">允许通过更大工作电流，但对较小过流不敏感，保护点变高。</w:t>
       </w:r>
@@ -1167,6 +1251,7 @@
       </m:oMath>
       <w:r>
         <w:rPr>
+          <w:rFonts w:eastAsia="黑体"/>
           <w:b/>
           <w:bCs/>
         </w:rPr>
@@ -1174,21 +1259,27 @@
       </w:r>
       <w:r>
         <w:rPr>
-          <w:rFonts w:hint="eastAsia"/>
+          <w:rFonts w:hint="eastAsia" w:eastAsia="黑体"/>
           <w:b/>
           <w:bCs/>
         </w:rPr>
         <w:t xml:space="preserve">选小</w:t>
       </w:r>
       <w:r>
+        <w:rPr>
+          <w:rFonts w:eastAsia="黑体"/>
+        </w:rPr>
         <w:t xml:space="preserve"> </w:t>
       </w:r>
       <w:r>
+        <w:rPr>
+          <w:rFonts w:eastAsia="黑体"/>
+        </w:rPr>
         <w:t xml:space="preserve">→ </w:t>
       </w:r>
       <w:r>
         <w:rPr>
-          <w:rFonts w:hint="eastAsia"/>
+          <w:rFonts w:hint="eastAsia" w:eastAsia="黑体"/>
         </w:rPr>
         <w:t xml:space="preserve">保护更灵敏，但正常工作电流稍大就可能误跳闸。</w:t>
       </w:r>
@@ -1203,7 +1294,7 @@
       </w:pPr>
       <w:r>
         <w:rPr>
-          <w:rFonts w:hint="eastAsia"/>
+          <w:rFonts w:hint="eastAsia" w:eastAsia="黑体"/>
           <w:b/>
           <w:bCs/>
         </w:rPr>
@@ -1211,6 +1302,7 @@
       </w:r>
       <w:r>
         <w:rPr>
+          <w:rFonts w:eastAsia="黑体"/>
           <w:b/>
           <w:bCs/>
         </w:rPr>
@@ -1241,6 +1333,7 @@
       </m:oMath>
       <w:r>
         <w:rPr>
+          <w:rFonts w:eastAsia="黑体"/>
           <w:b/>
           <w:bCs/>
         </w:rPr>
@@ -1248,21 +1341,27 @@
       </w:r>
       <w:r>
         <w:rPr>
-          <w:rFonts w:hint="eastAsia"/>
+          <w:rFonts w:hint="eastAsia" w:eastAsia="黑体"/>
           <w:b/>
           <w:bCs/>
         </w:rPr>
         <w:t xml:space="preserve">大</w:t>
       </w:r>
       <w:r>
+        <w:rPr>
+          <w:rFonts w:eastAsia="黑体"/>
+        </w:rPr>
         <w:t xml:space="preserve"> </w:t>
       </w:r>
       <w:r>
+        <w:rPr>
+          <w:rFonts w:eastAsia="黑体"/>
+        </w:rPr>
         <w:t xml:space="preserve">→ </w:t>
       </w:r>
       <w:r>
         <w:rPr>
-          <w:rFonts w:hint="eastAsia"/>
+          <w:rFonts w:hint="eastAsia" w:eastAsia="黑体"/>
         </w:rPr>
         <w:t xml:space="preserve">正常压降和损耗增大，影响供电质量。</w:t>
       </w:r>
@@ -1277,25 +1376,34 @@
       </w:pPr>
       <w:r>
         <w:rPr>
-          <w:rFonts w:hint="eastAsia"/>
+          <w:rFonts w:hint="eastAsia" w:eastAsia="黑体"/>
           <w:b/>
           <w:bCs/>
         </w:rPr>
         <w:t xml:space="preserve">环境温度升高</w:t>
       </w:r>
       <w:r>
+        <w:rPr>
+          <w:rFonts w:eastAsia="黑体"/>
+        </w:rPr>
         <w:t xml:space="preserve"> </w:t>
       </w:r>
       <w:r>
+        <w:rPr>
+          <w:rFonts w:eastAsia="黑体"/>
+        </w:rPr>
         <w:t xml:space="preserve">→ PTC </w:t>
       </w:r>
       <w:r>
         <w:rPr>
-          <w:rFonts w:hint="eastAsia"/>
+          <w:rFonts w:hint="eastAsia" w:eastAsia="黑体"/>
         </w:rPr>
         <w:t xml:space="preserve">有效</w:t>
       </w:r>
       <w:r>
+        <w:rPr>
+          <w:rFonts w:eastAsia="黑体"/>
+        </w:rPr>
         <w:t xml:space="preserve"> </w:t>
       </w:r>
       <m:oMath>
@@ -1322,11 +1430,14 @@
         </m:sSub>
       </m:oMath>
       <w:r>
+        <w:rPr>
+          <w:rFonts w:eastAsia="黑体"/>
+        </w:rPr>
         <w:t xml:space="preserve"> </w:t>
       </w:r>
       <w:r>
         <w:rPr>
-          <w:rFonts w:hint="eastAsia"/>
+          <w:rFonts w:hint="eastAsia" w:eastAsia="黑体"/>
         </w:rPr>
         <w:t xml:space="preserve">下降，需要按最高工作温度进行降额选型。</w:t>
       </w:r>
@@ -1339,7 +1450,7 @@
       </w:pPr>
       <w:r>
         <w:rPr>
-          <w:rFonts w:hint="eastAsia"/>
+          <w:rFonts w:hint="eastAsia" w:eastAsia="黑体"/>
         </w:rPr>
         <w:t xml:space="preserve">典型参数示例</w:t>
       </w:r>
@@ -1354,11 +1465,14 @@
       </w:pPr>
       <w:r>
         <w:rPr>
-          <w:rFonts w:hint="eastAsia"/>
+          <w:rFonts w:hint="eastAsia" w:eastAsia="黑体"/>
         </w:rPr>
         <w:t xml:space="preserve">取</w:t>
       </w:r>
       <w:r>
+        <w:rPr>
+          <w:rFonts w:eastAsia="黑体"/>
+        </w:rPr>
         <w:t xml:space="preserve"> </w:t>
       </w:r>
       <m:oMath>
@@ -1404,24 +1518,33 @@
         </m:r>
       </m:oMath>
       <w:r>
+        <w:rPr>
+          <w:rFonts w:eastAsia="黑体"/>
+        </w:rPr>
         <w:t xml:space="preserve"> </w:t>
       </w:r>
       <w:r>
         <w:rPr>
-          <w:rFonts w:hint="eastAsia"/>
+          <w:rFonts w:hint="eastAsia" w:eastAsia="黑体"/>
         </w:rPr>
         <w:t xml:space="preserve">的</w:t>
       </w:r>
       <w:r>
+        <w:rPr>
+          <w:rFonts w:eastAsia="黑体"/>
+        </w:rPr>
         <w:t xml:space="preserve"> </w:t>
       </w:r>
       <w:r>
         <w:rPr>
-          <w:rFonts w:hint="eastAsia"/>
+          <w:rFonts w:hint="eastAsia" w:eastAsia="黑体"/>
         </w:rPr>
         <w:t xml:space="preserve">PTC，冷态电阻</w:t>
       </w:r>
       <w:r>
+        <w:rPr>
+          <w:rFonts w:eastAsia="黑体"/>
+        </w:rPr>
         <w:t xml:space="preserve"> </w:t>
       </w:r>
       <m:oMath>
@@ -1468,11 +1591,14 @@
       </m:oMath>
       <w:r>
         <w:rPr>
-          <w:rFonts w:hint="eastAsia"/>
+          <w:rFonts w:hint="eastAsia" w:eastAsia="黑体"/>
         </w:rPr>
         <w:t xml:space="preserve">：正常压降</w:t>
       </w:r>
       <w:r>
+        <w:rPr>
+          <w:rFonts w:eastAsia="黑体"/>
+        </w:rPr>
         <w:t xml:space="preserve"> </w:t>
       </w:r>
       <m:oMath>
@@ -1534,11 +1660,14 @@
       </m:oMath>
       <w:r>
         <w:rPr>
-          <w:rFonts w:hint="eastAsia"/>
+          <w:rFonts w:hint="eastAsia" w:eastAsia="黑体"/>
         </w:rPr>
         <w:t xml:space="preserve">，跳闸电流约</w:t>
       </w:r>
       <w:r>
+        <w:rPr>
+          <w:rFonts w:eastAsia="黑体"/>
+        </w:rPr>
         <w:t xml:space="preserve"> </w:t>
       </w:r>
       <m:oMath>
@@ -1584,6 +1713,9 @@
         </m:r>
       </m:oMath>
       <w:r>
+        <w:rPr>
+          <w:rFonts w:eastAsia="黑体"/>
+        </w:rPr>
         <w:t xml:space="preserve">。</w:t>
       </w:r>
     </w:p>
@@ -1597,11 +1729,14 @@
       </w:pPr>
       <w:r>
         <w:rPr>
-          <w:rFonts w:hint="eastAsia"/>
+          <w:rFonts w:hint="eastAsia" w:eastAsia="黑体"/>
         </w:rPr>
         <w:t xml:space="preserve">取</w:t>
       </w:r>
       <w:r>
+        <w:rPr>
+          <w:rFonts w:eastAsia="黑体"/>
+        </w:rPr>
         <w:t xml:space="preserve"> </w:t>
       </w:r>
       <m:oMath>
@@ -1648,11 +1783,14 @@
       </m:oMath>
       <w:r>
         <w:rPr>
-          <w:rFonts w:hint="eastAsia"/>
+          <w:rFonts w:hint="eastAsia" w:eastAsia="黑体"/>
         </w:rPr>
         <w:t xml:space="preserve">、跳闸后</w:t>
       </w:r>
       <w:r>
+        <w:rPr>
+          <w:rFonts w:eastAsia="黑体"/>
+        </w:rPr>
         <w:t xml:space="preserve"> </w:t>
       </w:r>
       <m:oMath>
@@ -1696,11 +1834,14 @@
       </m:oMath>
       <w:r>
         <w:rPr>
-          <w:rFonts w:hint="eastAsia"/>
+          <w:rFonts w:hint="eastAsia" w:eastAsia="黑体"/>
         </w:rPr>
         <w:t xml:space="preserve">：跳闸后稳态电流</w:t>
       </w:r>
       <w:r>
+        <w:rPr>
+          <w:rFonts w:eastAsia="黑体"/>
+        </w:rPr>
         <w:t xml:space="preserve"> </w:t>
       </w:r>
       <m:oMath>
@@ -1765,11 +1906,14 @@
       </m:oMath>
       <w:r>
         <w:rPr>
-          <w:rFonts w:hint="eastAsia"/>
+          <w:rFonts w:hint="eastAsia" w:eastAsia="黑体"/>
         </w:rPr>
         <w:t xml:space="preserve">（瞬态），维持功耗约</w:t>
       </w:r>
       <w:r>
+        <w:rPr>
+          <w:rFonts w:eastAsia="黑体"/>
+        </w:rPr>
         <w:t xml:space="preserve"> </w:t>
       </w:r>
       <m:oMath>
@@ -1816,7 +1960,7 @@
       </m:oMath>
       <w:r>
         <w:rPr>
-          <w:rFonts w:hint="eastAsia"/>
+          <w:rFonts w:hint="eastAsia" w:eastAsia="黑体"/>
         </w:rPr>
         <w:t xml:space="preserve">（仅跳闸瞬间，随后降为维持量级）。</w:t>
       </w:r>
@@ -1829,7 +1973,7 @@
       </w:pPr>
       <w:r>
         <w:rPr>
-          <w:rFonts w:hint="eastAsia"/>
+          <w:rFonts w:hint="eastAsia" w:eastAsia="黑体"/>
         </w:rPr>
         <w:t xml:space="preserve">常见器件型号</w:t>
       </w:r>
@@ -1843,29 +1987,38 @@
         </w:numPr>
       </w:pPr>
       <w:r>
+        <w:rPr>
+          <w:rFonts w:eastAsia="黑体"/>
+        </w:rPr>
         <w:t xml:space="preserve">Bourns MF-MSMF </w:t>
       </w:r>
       <w:r>
         <w:rPr>
-          <w:rFonts w:hint="eastAsia"/>
+          <w:rFonts w:hint="eastAsia" w:eastAsia="黑体"/>
         </w:rPr>
         <w:t xml:space="preserve">系列、MF-R</w:t>
       </w:r>
       <w:r>
+        <w:rPr>
+          <w:rFonts w:eastAsia="黑体"/>
+        </w:rPr>
         <w:t xml:space="preserve"> </w:t>
       </w:r>
       <w:r>
         <w:rPr>
-          <w:rFonts w:hint="eastAsia"/>
+          <w:rFonts w:hint="eastAsia" w:eastAsia="黑体"/>
         </w:rPr>
         <w:t xml:space="preserve">系列（如</w:t>
       </w:r>
       <w:r>
+        <w:rPr>
+          <w:rFonts w:eastAsia="黑体"/>
+        </w:rPr>
         <w:t xml:space="preserve"> </w:t>
       </w:r>
       <w:r>
         <w:rPr>
-          <w:rFonts w:hint="eastAsia"/>
+          <w:rFonts w:hint="eastAsia" w:eastAsia="黑体"/>
         </w:rPr>
         <w:t xml:space="preserve">MF-R050、MF-R110）。</w:t>
       </w:r>
@@ -1879,20 +2032,26 @@
         </w:numPr>
       </w:pPr>
       <w:r>
+        <w:rPr>
+          <w:rFonts w:eastAsia="黑体"/>
+        </w:rPr>
         <w:t xml:space="preserve">Littelfuse PolySwitch </w:t>
       </w:r>
       <w:r>
         <w:rPr>
-          <w:rFonts w:hint="eastAsia"/>
+          <w:rFonts w:hint="eastAsia" w:eastAsia="黑体"/>
         </w:rPr>
         <w:t xml:space="preserve">系列（如</w:t>
       </w:r>
       <w:r>
+        <w:rPr>
+          <w:rFonts w:eastAsia="黑体"/>
+        </w:rPr>
         <w:t xml:space="preserve"> RXEF、TRF </w:t>
       </w:r>
       <w:r>
         <w:rPr>
-          <w:rFonts w:hint="eastAsia"/>
+          <w:rFonts w:hint="eastAsia" w:eastAsia="黑体"/>
         </w:rPr>
         <w:t xml:space="preserve">系列）。</w:t>
       </w:r>
@@ -1906,11 +2065,14 @@
         </w:numPr>
       </w:pPr>
       <w:r>
+        <w:rPr>
+          <w:rFonts w:eastAsia="黑体"/>
+        </w:rPr>
         <w:t xml:space="preserve">TE Connectivity / Raychem PolySwitch </w:t>
       </w:r>
       <w:r>
         <w:rPr>
-          <w:rFonts w:hint="eastAsia"/>
+          <w:rFonts w:hint="eastAsia" w:eastAsia="黑体"/>
         </w:rPr>
         <w:t xml:space="preserve">系列。</w:t>
       </w:r>
@@ -1925,25 +2087,31 @@
       </w:pPr>
       <w:r>
         <w:rPr>
-          <w:rFonts w:hint="eastAsia"/>
+          <w:rFonts w:hint="eastAsia" w:eastAsia="黑体"/>
         </w:rPr>
         <w:t xml:space="preserve">村田（Murata）PRG</w:t>
       </w:r>
       <w:r>
+        <w:rPr>
+          <w:rFonts w:eastAsia="黑体"/>
+        </w:rPr>
         <w:t xml:space="preserve"> </w:t>
       </w:r>
       <w:r>
         <w:rPr>
-          <w:rFonts w:hint="eastAsia"/>
+          <w:rFonts w:hint="eastAsia" w:eastAsia="黑体"/>
         </w:rPr>
         <w:t xml:space="preserve">系列（表面贴装</w:t>
       </w:r>
       <w:r>
+        <w:rPr>
+          <w:rFonts w:eastAsia="黑体"/>
+        </w:rPr>
         <w:t xml:space="preserve"> </w:t>
       </w:r>
       <w:r>
         <w:rPr>
-          <w:rFonts w:hint="eastAsia"/>
+          <w:rFonts w:hint="eastAsia" w:eastAsia="黑体"/>
         </w:rPr>
         <w:t xml:space="preserve">PTC）。</w:t>
       </w:r>
@@ -1956,7 +2124,7 @@
       </w:pPr>
       <w:r>
         <w:rPr>
-          <w:rFonts w:hint="eastAsia"/>
+          <w:rFonts w:hint="eastAsia" w:eastAsia="黑体"/>
         </w:rPr>
         <w:t xml:space="preserve">注意事项</w:t>
       </w:r>
@@ -1971,20 +2139,26 @@
       </w:pPr>
       <w:r>
         <w:rPr>
-          <w:rFonts w:hint="eastAsia"/>
+          <w:rFonts w:hint="eastAsia" w:eastAsia="黑体"/>
         </w:rPr>
         <w:t xml:space="preserve">选型要按「电路最高环境温度</w:t>
       </w:r>
       <w:r>
+        <w:rPr>
+          <w:rFonts w:eastAsia="黑体"/>
+        </w:rPr>
         <w:t xml:space="preserve"> + </w:t>
       </w:r>
       <w:r>
         <w:rPr>
-          <w:rFonts w:hint="eastAsia"/>
+          <w:rFonts w:hint="eastAsia" w:eastAsia="黑体"/>
         </w:rPr>
         <w:t xml:space="preserve">负载电流」查降额曲线，确保</w:t>
       </w:r>
       <w:r>
+        <w:rPr>
+          <w:rFonts w:eastAsia="黑体"/>
+        </w:rPr>
         <w:t xml:space="preserve"> </w:t>
       </w:r>
       <m:oMath>
@@ -2011,11 +2185,14 @@
         </m:sSub>
       </m:oMath>
       <w:r>
+        <w:rPr>
+          <w:rFonts w:eastAsia="黑体"/>
+        </w:rPr>
         <w:t xml:space="preserve"> </w:t>
       </w:r>
       <w:r>
         <w:rPr>
-          <w:rFonts w:hint="eastAsia"/>
+          <w:rFonts w:hint="eastAsia" w:eastAsia="黑体"/>
         </w:rPr>
         <w:t xml:space="preserve">大于最大工作电流。</w:t>
       </w:r>
@@ -2029,20 +2206,26 @@
         </w:numPr>
       </w:pPr>
       <w:r>
+        <w:rPr>
+          <w:rFonts w:eastAsia="黑体"/>
+        </w:rPr>
         <w:t xml:space="preserve">PTC </w:t>
       </w:r>
       <w:r>
         <w:rPr>
-          <w:rFonts w:hint="eastAsia"/>
+          <w:rFonts w:hint="eastAsia" w:eastAsia="黑体"/>
         </w:rPr>
         <w:t xml:space="preserve">跳闸后仍流过很小的维持电流，不能完全断开，若需彻底断电需配合继电器或</w:t>
       </w:r>
       <w:r>
+        <w:rPr>
+          <w:rFonts w:eastAsia="黑体"/>
+        </w:rPr>
         <w:t xml:space="preserve"> MOS </w:t>
       </w:r>
       <w:r>
         <w:rPr>
-          <w:rFonts w:hint="eastAsia"/>
+          <w:rFonts w:hint="eastAsia" w:eastAsia="黑体"/>
         </w:rPr>
         <w:t xml:space="preserve">管。</w:t>
       </w:r>
@@ -2057,7 +2240,7 @@
       </w:pPr>
       <w:r>
         <w:rPr>
-          <w:rFonts w:hint="eastAsia"/>
+          <w:rFonts w:hint="eastAsia" w:eastAsia="黑体"/>
         </w:rPr>
         <w:t xml:space="preserve">跳闸后有一段恢复时间（秒级到分钟级），跳闸后勿立即复电。</w:t>
       </w:r>
@@ -2072,16 +2255,19 @@
       </w:pPr>
       <w:r>
         <w:rPr>
-          <w:rFonts w:hint="eastAsia"/>
+          <w:rFonts w:hint="eastAsia" w:eastAsia="黑体"/>
         </w:rPr>
         <w:t xml:space="preserve">需保证电路最高电压低于</w:t>
       </w:r>
       <w:r>
+        <w:rPr>
+          <w:rFonts w:eastAsia="黑体"/>
+        </w:rPr>
         <w:t xml:space="preserve"> PTC </w:t>
       </w:r>
       <w:r>
         <w:rPr>
-          <w:rFonts w:hint="eastAsia"/>
+          <w:rFonts w:hint="eastAsia" w:eastAsia="黑体"/>
         </w:rPr>
         <w:t xml:space="preserve">的额定电压，否则可能失效。</w:t>
       </w:r>
@@ -2094,7 +2280,7 @@
       </w:pPr>
       <w:r>
         <w:rPr>
-          <w:rFonts w:hint="eastAsia"/>
+          <w:rFonts w:hint="eastAsia" w:eastAsia="黑体"/>
         </w:rPr>
         <w:t xml:space="preserve">参考资料</w:t>
       </w:r>
@@ -2108,20 +2294,26 @@
         </w:numPr>
       </w:pPr>
       <w:r>
+        <w:rPr>
+          <w:rFonts w:eastAsia="黑体"/>
+        </w:rPr>
         <w:t xml:space="preserve">Littelfuse </w:t>
       </w:r>
       <w:r>
         <w:rPr>
-          <w:rFonts w:hint="eastAsia"/>
+          <w:rFonts w:hint="eastAsia" w:eastAsia="黑体"/>
         </w:rPr>
         <w:t xml:space="preserve">官网：PolySwitch</w:t>
       </w:r>
       <w:r>
+        <w:rPr>
+          <w:rFonts w:eastAsia="黑体"/>
+        </w:rPr>
         <w:t xml:space="preserve"> </w:t>
       </w:r>
       <w:r>
         <w:rPr>
-          <w:rFonts w:hint="eastAsia"/>
+          <w:rFonts w:hint="eastAsia" w:eastAsia="黑体"/>
         </w:rPr>
         <w:t xml:space="preserve">自恢复保险丝产品页。</w:t>
       </w:r>
@@ -2135,20 +2327,26 @@
         </w:numPr>
       </w:pPr>
       <w:r>
+        <w:rPr>
+          <w:rFonts w:eastAsia="黑体"/>
+        </w:rPr>
         <w:t xml:space="preserve">Bourns </w:t>
       </w:r>
       <w:r>
         <w:rPr>
-          <w:rFonts w:hint="eastAsia"/>
+          <w:rFonts w:hint="eastAsia" w:eastAsia="黑体"/>
         </w:rPr>
         <w:t xml:space="preserve">官网：Multifuse</w:t>
       </w:r>
       <w:r>
+        <w:rPr>
+          <w:rFonts w:eastAsia="黑体"/>
+        </w:rPr>
         <w:t xml:space="preserve"> PPTC </w:t>
       </w:r>
       <w:r>
         <w:rPr>
-          <w:rFonts w:hint="eastAsia"/>
+          <w:rFonts w:hint="eastAsia" w:eastAsia="黑体"/>
         </w:rPr>
         <w:t xml:space="preserve">产品与应用说明。</w:t>
       </w:r>
@@ -2162,6 +2360,9 @@
         </w:numPr>
       </w:pPr>
       <w:r>
+        <w:rPr>
+          <w:rFonts w:eastAsia="黑体"/>
+        </w:rPr>
         <w:t xml:space="preserve">Wikipedia: Resettable fuse。</w:t>
       </w:r>
     </w:p>
@@ -2175,7 +2376,7 @@
       </w:pPr>
       <w:r>
         <w:rPr>
-          <w:rFonts w:hint="eastAsia"/>
+          <w:rFonts w:hint="eastAsia" w:eastAsia="黑体"/>
         </w:rPr>
         <w:t xml:space="preserve">《电子元器件选用指南》。</w:t>
       </w:r>
@@ -2189,11 +2390,11 @@
       </w:pPr>
       <w:r>
         <w:rPr>
-          <w:rFonts w:ascii="Times New Roman" w:hAnsi="Times New Roman"/>
+          <w:rFonts w:ascii="Times New Roman" w:hAnsi="Times New Roman" w:eastAsia="黑体"/>
           <w:color w:val="555555"/>
           <w:sz w:val="21"/>
         </w:rPr>
-        <w:t>材料收集者：杜文杰</w:t>
+        <w:t>材料收集者：杜文杰，WX手机：19519196569，QQ:3478827729</w:t>
       </w:r>
     </w:p>
     <w:sectPr>
@@ -2213,7 +2414,7 @@
 </file>
 
 <file path=word/footer1.xml><?xml version="1.0" encoding="utf-8"?>
-<w:ftr xmlns:m="http://schemas.openxmlformats.org/officeDocument/2006/math" xmlns:mc="http://schemas.openxmlformats.org/markup-compatibility/2006" xmlns:mo="http://schemas.microsoft.com/office/mac/office/2008/main" xmlns:mv="urn:schemas-microsoft-com:mac:vml" xmlns:o="urn:schemas-microsoft-com:office:office" xmlns:r="http://schemas.openxmlformats.org/officeDocument/2006/relationships" xmlns:v="urn:schemas-microsoft-com:vml" xmlns:w10="urn:schemas-microsoft-com:office:word" xmlns:w14="http://schemas.microsoft.com/office/word/2010/wordml" xmlns:w="http://schemas.openxmlformats.org/wordprocessingml/2006/main" xmlns:wne="http://schemas.microsoft.com/office/word/2006/wordml" xmlns:wp14="http://schemas.microsoft.com/office/word/2010/wordprocessingDrawing" xmlns:wp="http://schemas.openxmlformats.org/drawingml/2006/wordprocessingDrawing" xmlns:wpc="http://schemas.microsoft.com/office/word/2010/wordprocessingCanvas" xmlns:wpg="http://schemas.microsoft.com/office/word/2010/wordprocessingGroup" xmlns:wpi="http://schemas.microsoft.com/office/word/2010/wordprocessingInk" xmlns:wps="http://schemas.microsoft.com/office/word/2010/wordprocessingShape" mc:Ignorable="w14 wp14">
+<w:ftr xmlns:mc="http://schemas.openxmlformats.org/markup-compatibility/2006" xmlns:w="http://schemas.openxmlformats.org/wordprocessingml/2006/main" xmlns:m="http://schemas.openxmlformats.org/officeDocument/2006/math" xmlns:mo="http://schemas.microsoft.com/office/mac/office/2008/main" xmlns:mv="urn:schemas-microsoft-com:mac:vml" xmlns:o="urn:schemas-microsoft-com:office:office" xmlns:r="http://schemas.openxmlformats.org/officeDocument/2006/relationships" xmlns:v="urn:schemas-microsoft-com:vml" xmlns:w10="urn:schemas-microsoft-com:office:word" xmlns:w14="http://schemas.microsoft.com/office/word/2010/wordml" xmlns:wne="http://schemas.microsoft.com/office/word/2006/wordml" xmlns:wp14="http://schemas.microsoft.com/office/word/2010/wordprocessingDrawing" xmlns:wp="http://schemas.openxmlformats.org/drawingml/2006/wordprocessingDrawing" xmlns:wpc="http://schemas.microsoft.com/office/word/2010/wordprocessingCanvas" xmlns:wpg="http://schemas.microsoft.com/office/word/2010/wordprocessingGroup" xmlns:wpi="http://schemas.microsoft.com/office/word/2010/wordprocessingInk" xmlns:wps="http://schemas.microsoft.com/office/word/2010/wordprocessingShape" mc:Ignorable="w14 wp14">
   <w:p>
     <w:pPr>
       <w:pStyle w:val="Footer"/>
@@ -2221,12 +2422,14 @@
     </w:pPr>
     <w:r>
       <w:rPr>
+        <w:rFonts w:eastAsia="黑体"/>
         <w:sz w:val="18"/>
       </w:rPr>
       <w:t xml:space="preserve">第 </w:t>
     </w:r>
     <w:r>
       <w:rPr>
+        <w:rFonts w:eastAsia="黑体"/>
         <w:sz w:val="18"/>
       </w:rPr>
       <w:fldChar w:fldCharType="begin"/>
@@ -2235,6 +2438,7 @@
     </w:r>
     <w:r>
       <w:rPr>
+        <w:rFonts w:eastAsia="黑体"/>
         <w:sz w:val="18"/>
       </w:rPr>
       <w:t xml:space="preserve"> 页</w:t>
@@ -2248,6 +2452,9 @@
   <w:footnote w:type="continuationSeparator" w:id="0">
     <w:p>
       <w:r>
+        <w:rPr>
+          <w:rFonts w:eastAsia="黑体"/>
+        </w:rPr>
         <w:continuationSeparator/>
       </w:r>
     </w:p>
@@ -2255,6 +2462,9 @@
   <w:footnote w:type="separator" w:id="-1">
     <w:p>
       <w:r>
+        <w:rPr>
+          <w:rFonts w:eastAsia="黑体"/>
+        </w:rPr>
         <w:separator/>
       </w:r>
     </w:p>
@@ -2263,7 +2473,7 @@
 </file>
 
 <file path=word/header1.xml><?xml version="1.0" encoding="utf-8"?>
-<w:hdr xmlns:m="http://schemas.openxmlformats.org/officeDocument/2006/math" xmlns:mc="http://schemas.openxmlformats.org/markup-compatibility/2006" xmlns:mo="http://schemas.microsoft.com/office/mac/office/2008/main" xmlns:mv="urn:schemas-microsoft-com:mac:vml" xmlns:o="urn:schemas-microsoft-com:office:office" xmlns:r="http://schemas.openxmlformats.org/officeDocument/2006/relationships" xmlns:v="urn:schemas-microsoft-com:vml" xmlns:w10="urn:schemas-microsoft-com:office:word" xmlns:w14="http://schemas.microsoft.com/office/word/2010/wordml" xmlns:w="http://schemas.openxmlformats.org/wordprocessingml/2006/main" xmlns:wne="http://schemas.microsoft.com/office/word/2006/wordml" xmlns:wp14="http://schemas.microsoft.com/office/word/2010/wordprocessingDrawing" xmlns:wp="http://schemas.openxmlformats.org/drawingml/2006/wordprocessingDrawing" xmlns:wpc="http://schemas.microsoft.com/office/word/2010/wordprocessingCanvas" xmlns:wpg="http://schemas.microsoft.com/office/word/2010/wordprocessingGroup" xmlns:wpi="http://schemas.microsoft.com/office/word/2010/wordprocessingInk" xmlns:wps="http://schemas.microsoft.com/office/word/2010/wordprocessingShape" mc:Ignorable="w14 wp14">
+<w:hdr xmlns:mc="http://schemas.openxmlformats.org/markup-compatibility/2006" xmlns:w="http://schemas.openxmlformats.org/wordprocessingml/2006/main" xmlns:m="http://schemas.openxmlformats.org/officeDocument/2006/math" xmlns:mo="http://schemas.microsoft.com/office/mac/office/2008/main" xmlns:mv="urn:schemas-microsoft-com:mac:vml" xmlns:o="urn:schemas-microsoft-com:office:office" xmlns:r="http://schemas.openxmlformats.org/officeDocument/2006/relationships" xmlns:v="urn:schemas-microsoft-com:vml" xmlns:w10="urn:schemas-microsoft-com:office:word" xmlns:w14="http://schemas.microsoft.com/office/word/2010/wordml" xmlns:wne="http://schemas.microsoft.com/office/word/2006/wordml" xmlns:wp14="http://schemas.microsoft.com/office/word/2010/wordprocessingDrawing" xmlns:wp="http://schemas.openxmlformats.org/drawingml/2006/wordprocessingDrawing" xmlns:wpc="http://schemas.microsoft.com/office/word/2010/wordprocessingCanvas" xmlns:wpg="http://schemas.microsoft.com/office/word/2010/wordprocessingGroup" xmlns:wpi="http://schemas.microsoft.com/office/word/2010/wordprocessingInk" xmlns:wps="http://schemas.microsoft.com/office/word/2010/wordprocessingShape" mc:Ignorable="w14 wp14">
   <w:p>
     <w:pPr>
       <w:pStyle w:val="Header"/>
@@ -2271,7 +2481,7 @@
     </w:pPr>
     <w:r>
       <w:rPr>
-        <w:rFonts w:ascii="Times New Roman" w:hAnsi="Times New Roman"/>
+        <w:rFonts w:ascii="Times New Roman" w:hAnsi="Times New Roman" w:eastAsia="黑体"/>
         <w:sz w:val="18"/>
         <w:rFonts w:eastAsia="黑体"/>
         <w:rFonts w:eastAsia="黑体"/>
@@ -2283,7 +2493,7 @@
 </file>
 
 <file path=word/numbering.xml><?xml version="1.0" encoding="utf-8"?>
-<w:numbering xmlns:m="http://schemas.openxmlformats.org/officeDocument/2006/math" xmlns:mc="http://schemas.openxmlformats.org/markup-compatibility/2006" xmlns:mo="http://schemas.microsoft.com/office/mac/office/2008/main" xmlns:mv="urn:schemas-microsoft-com:mac:vml" xmlns:o="urn:schemas-microsoft-com:office:office" xmlns:r="http://schemas.openxmlformats.org/officeDocument/2006/relationships" xmlns:v="urn:schemas-microsoft-com:vml" xmlns:w="http://schemas.openxmlformats.org/wordprocessingml/2006/main" xmlns:w10="urn:schemas-microsoft-com:office:word" xmlns:w14="http://schemas.microsoft.com/office/word/2010/wordml" xmlns:wne="http://schemas.microsoft.com/office/word/2006/wordml" xmlns:wp="http://schemas.openxmlformats.org/drawingml/2006/wordprocessingDrawing" xmlns:wp14="http://schemas.microsoft.com/office/word/2010/wordprocessingDrawing" xmlns:wpc="http://schemas.microsoft.com/office/word/2010/wordprocessingCanvas" xmlns:wpg="http://schemas.microsoft.com/office/word/2010/wordprocessingGroup" xmlns:wpi="http://schemas.microsoft.com/office/word/2010/wordprocessingInk" xmlns:wps="http://schemas.microsoft.com/office/word/2010/wordprocessingShape" mc:Ignorable="w14 wp14">
+<w:numbering xmlns:mc="http://schemas.openxmlformats.org/markup-compatibility/2006" xmlns:w="http://schemas.openxmlformats.org/wordprocessingml/2006/main" xmlns:m="http://schemas.openxmlformats.org/officeDocument/2006/math" xmlns:mo="http://schemas.microsoft.com/office/mac/office/2008/main" xmlns:mv="urn:schemas-microsoft-com:mac:vml" xmlns:o="urn:schemas-microsoft-com:office:office" xmlns:r="http://schemas.openxmlformats.org/officeDocument/2006/relationships" xmlns:v="urn:schemas-microsoft-com:vml" xmlns:w10="urn:schemas-microsoft-com:office:word" xmlns:w14="http://schemas.microsoft.com/office/word/2010/wordml" xmlns:wne="http://schemas.microsoft.com/office/word/2006/wordml" xmlns:wp="http://schemas.openxmlformats.org/drawingml/2006/wordprocessingDrawing" xmlns:wp14="http://schemas.microsoft.com/office/word/2010/wordprocessingDrawing" xmlns:wpc="http://schemas.microsoft.com/office/word/2010/wordprocessingCanvas" xmlns:wpg="http://schemas.microsoft.com/office/word/2010/wordprocessingGroup" xmlns:wpi="http://schemas.microsoft.com/office/word/2010/wordprocessingInk" xmlns:wps="http://schemas.microsoft.com/office/word/2010/wordprocessingShape" mc:Ignorable="w14 wp14">
   <w:abstractNum w:abstractNumId="0">
     <w:nsid w:val="FFFFFF7C"/>
     <w:multiLevelType w:val="singleLevel"/>
@@ -2370,7 +2580,7 @@
         <w:ind w:hanging="360" w:left="1440"/>
       </w:pPr>
       <w:rPr>
-        <w:rFonts w:ascii="Symbol" w:hAnsi="Symbol" w:hint="default"/>
+        <w:rFonts w:ascii="Symbol" w:hAnsi="Symbol" w:hint="default" w:eastAsia="黑体"/>
       </w:rPr>
     </w:lvl>
   </w:abstractNum>
@@ -2391,7 +2601,7 @@
         <w:ind w:hanging="360" w:left="1080"/>
       </w:pPr>
       <w:rPr>
-        <w:rFonts w:ascii="Symbol" w:hAnsi="Symbol" w:hint="default"/>
+        <w:rFonts w:ascii="Symbol" w:hAnsi="Symbol" w:hint="default" w:eastAsia="黑体"/>
       </w:rPr>
     </w:lvl>
   </w:abstractNum>
@@ -2412,7 +2622,7 @@
         <w:ind w:hanging="360" w:left="720"/>
       </w:pPr>
       <w:rPr>
-        <w:rFonts w:ascii="Symbol" w:hAnsi="Symbol" w:hint="default"/>
+        <w:rFonts w:ascii="Symbol" w:hAnsi="Symbol" w:hint="default" w:eastAsia="黑体"/>
       </w:rPr>
     </w:lvl>
   </w:abstractNum>
@@ -2451,7 +2661,7 @@
         <w:ind w:hanging="360" w:left="360"/>
       </w:pPr>
       <w:rPr>
-        <w:rFonts w:ascii="Symbol" w:hAnsi="Symbol" w:hint="default"/>
+        <w:rFonts w:ascii="Symbol" w:hAnsi="Symbol" w:hint="default" w:eastAsia="黑体"/>
       </w:rPr>
     </w:lvl>
   </w:abstractNum>
@@ -2542,7 +2752,7 @@
         <w:ind w:left="720" w:hanging="360"/>
       </w:pPr>
       <w:rPr>
-        <w:rFonts w:ascii="Symbol" w:hAnsi="Symbol" w:cs="Symbol" w:hint="default"/>
+        <w:rFonts w:ascii="Symbol" w:hAnsi="Symbol" w:cs="Symbol" w:hint="default" w:eastAsia="黑体"/>
       </w:rPr>
     </w:lvl>
     <w:lvl w:ilvl="1">
@@ -2553,7 +2763,7 @@
         <w:ind w:left="1440" w:hanging="360"/>
       </w:pPr>
       <w:rPr>
-        <w:rFonts w:ascii="Courier New" w:hAnsi="Courier New" w:cs="Courier New" w:hint="default"/>
+        <w:rFonts w:ascii="Courier New" w:hAnsi="Courier New" w:cs="Courier New" w:hint="default" w:eastAsia="黑体"/>
       </w:rPr>
     </w:lvl>
     <w:lvl w:ilvl="2">
@@ -2564,7 +2774,7 @@
         <w:ind w:left="2160" w:hanging="360"/>
       </w:pPr>
       <w:rPr>
-        <w:rFonts w:ascii="Wingdings" w:hAnsi="Wingdings" w:cs="Wingdings" w:hint="default"/>
+        <w:rFonts w:ascii="Wingdings" w:hAnsi="Wingdings" w:cs="Wingdings" w:hint="default" w:eastAsia="黑体"/>
       </w:rPr>
     </w:lvl>
     <w:lvl w:ilvl="3">
@@ -2575,7 +2785,7 @@
         <w:ind w:left="2880" w:hanging="360"/>
       </w:pPr>
       <w:rPr>
-        <w:rFonts w:ascii="Symbol" w:hAnsi="Symbol" w:cs="Symbol" w:hint="default"/>
+        <w:rFonts w:ascii="Symbol" w:hAnsi="Symbol" w:cs="Symbol" w:hint="default" w:eastAsia="黑体"/>
       </w:rPr>
     </w:lvl>
     <w:lvl w:ilvl="4">
@@ -2586,7 +2796,7 @@
         <w:ind w:left="3600" w:hanging="360"/>
       </w:pPr>
       <w:rPr>
-        <w:rFonts w:ascii="Courier New" w:hAnsi="Courier New" w:cs="Courier New" w:hint="default"/>
+        <w:rFonts w:ascii="Courier New" w:hAnsi="Courier New" w:cs="Courier New" w:hint="default" w:eastAsia="黑体"/>
       </w:rPr>
     </w:lvl>
     <w:lvl w:ilvl="5">
@@ -2597,7 +2807,7 @@
         <w:ind w:left="4320" w:hanging="360"/>
       </w:pPr>
       <w:rPr>
-        <w:rFonts w:ascii="Wingdings" w:hAnsi="Wingdings" w:cs="Wingdings" w:hint="default"/>
+        <w:rFonts w:ascii="Wingdings" w:hAnsi="Wingdings" w:cs="Wingdings" w:hint="default" w:eastAsia="黑体"/>
       </w:rPr>
     </w:lvl>
     <w:lvl w:ilvl="6">
@@ -2608,7 +2818,7 @@
         <w:ind w:left="5040" w:hanging="360"/>
       </w:pPr>
       <w:rPr>
-        <w:rFonts w:ascii="Symbol" w:hAnsi="Symbol" w:cs="Symbol" w:hint="default"/>
+        <w:rFonts w:ascii="Symbol" w:hAnsi="Symbol" w:cs="Symbol" w:hint="default" w:eastAsia="黑体"/>
       </w:rPr>
     </w:lvl>
     <w:lvl w:ilvl="7">
@@ -2619,7 +2829,7 @@
         <w:ind w:left="5760" w:hanging="360"/>
       </w:pPr>
       <w:rPr>
-        <w:rFonts w:ascii="Courier New" w:hAnsi="Courier New" w:cs="Courier New" w:hint="default"/>
+        <w:rFonts w:ascii="Courier New" w:hAnsi="Courier New" w:cs="Courier New" w:hint="default" w:eastAsia="黑体"/>
       </w:rPr>
     </w:lvl>
     <w:lvl w:ilvl="8">
@@ -2630,7 +2840,7 @@
         <w:ind w:left="6480" w:hanging="360"/>
       </w:pPr>
       <w:rPr>
-        <w:rFonts w:ascii="Wingdings" w:hAnsi="Wingdings" w:cs="Wingdings" w:hint="default"/>
+        <w:rFonts w:ascii="Wingdings" w:hAnsi="Wingdings" w:cs="Wingdings" w:hint="default" w:eastAsia="黑体"/>
       </w:rPr>
     </w:lvl>
   </w:abstractNum>
@@ -2686,11 +2896,11 @@
 </file>
 
 <file path=word/styles.xml><?xml version="1.0" encoding="utf-8"?>
-<w:styles xmlns:mc="http://schemas.openxmlformats.org/markup-compatibility/2006" xmlns:r="http://schemas.openxmlformats.org/officeDocument/2006/relationships" xmlns:w="http://schemas.openxmlformats.org/wordprocessingml/2006/main" xmlns:w14="http://schemas.microsoft.com/office/word/2010/wordml" mc:Ignorable="w14">
+<w:styles xmlns:mc="http://schemas.openxmlformats.org/markup-compatibility/2006" xmlns:w="http://schemas.openxmlformats.org/wordprocessingml/2006/main" xmlns:r="http://schemas.openxmlformats.org/officeDocument/2006/relationships" xmlns:w14="http://schemas.microsoft.com/office/word/2010/wordml" mc:Ignorable="w14">
   <w:docDefaults>
     <w:rPrDefault>
       <w:rPr>
-        <w:rFonts w:asciiTheme="minorHAnsi" w:cstheme="minorBidi" w:eastAsiaTheme="minorEastAsia" w:hAnsiTheme="minorHAnsi"/>
+        <w:rFonts w:asciiTheme="minorHAnsi" w:cstheme="minorBidi" w:hAnsiTheme="minorHAnsi" w:eastAsia="黑体"/>
         <w:sz w:val="22"/>
         <w:szCs w:val="22"/>
         <w:lang w:bidi="ar-SA" w:eastAsia="en-US" w:val="en-US"/>
@@ -2912,7 +3122,7 @@
       <w:outlineLvl w:val="0"/>
     </w:pPr>
     <w:rPr>
-      <w:rFonts w:ascii="Times New Roman" w:asciiTheme="majorHAnsi" w:cstheme="majorBidi" w:eastAsia="黑体" w:eastAsiaTheme="majorEastAsia" w:hAnsi="Times New Roman" w:hAnsiTheme="majorHAnsi"/>
+      <w:rFonts w:ascii="Times New Roman" w:asciiTheme="majorHAnsi" w:cstheme="majorBidi" w:eastAsia="黑体" w:hAnsi="Times New Roman" w:hAnsiTheme="majorHAnsi"/>
       <w:b/>
       <w:bCs/>
       <w:color w:val="1F3864"/>
@@ -2936,7 +3146,7 @@
       <w:outlineLvl w:val="1"/>
     </w:pPr>
     <w:rPr>
-      <w:rFonts w:ascii="Times New Roman" w:asciiTheme="majorHAnsi" w:cstheme="majorBidi" w:eastAsia="黑体" w:eastAsiaTheme="majorEastAsia" w:hAnsi="Times New Roman" w:hAnsiTheme="majorHAnsi"/>
+      <w:rFonts w:ascii="Times New Roman" w:asciiTheme="majorHAnsi" w:cstheme="majorBidi" w:eastAsia="黑体" w:hAnsi="Times New Roman" w:hAnsiTheme="majorHAnsi"/>
       <w:b/>
       <w:bCs/>
       <w:color w:val="2E4E7E"/>
@@ -2960,7 +3170,7 @@
       <w:outlineLvl w:val="2"/>
     </w:pPr>
     <w:rPr>
-      <w:rFonts w:ascii="Times New Roman" w:asciiTheme="majorHAnsi" w:cstheme="majorBidi" w:eastAsia="黑体" w:eastAsiaTheme="majorEastAsia" w:hAnsi="Times New Roman" w:hAnsiTheme="majorHAnsi"/>
+      <w:rFonts w:ascii="Times New Roman" w:asciiTheme="majorHAnsi" w:cstheme="majorBidi" w:eastAsia="黑体" w:hAnsi="Times New Roman" w:hAnsiTheme="majorHAnsi"/>
       <w:b/>
       <w:bCs/>
       <w:color w:val="2E4E7E"/>
@@ -2984,7 +3194,7 @@
       <w:outlineLvl w:val="3"/>
     </w:pPr>
     <w:rPr>
-      <w:rFonts w:ascii="Times New Roman" w:asciiTheme="majorHAnsi" w:cstheme="majorBidi" w:eastAsia="黑体" w:eastAsiaTheme="majorEastAsia" w:hAnsi="Times New Roman" w:hAnsiTheme="majorHAnsi"/>
+      <w:rFonts w:ascii="Times New Roman" w:asciiTheme="majorHAnsi" w:cstheme="majorBidi" w:eastAsia="黑体" w:hAnsi="Times New Roman" w:hAnsiTheme="majorHAnsi"/>
       <w:b/>
       <w:bCs/>
       <w:i/>
@@ -3010,7 +3220,7 @@
       <w:outlineLvl w:val="4"/>
     </w:pPr>
     <w:rPr>
-      <w:rFonts w:ascii="Times New Roman" w:asciiTheme="majorHAnsi" w:cstheme="majorBidi" w:eastAsia="黑体" w:eastAsiaTheme="majorEastAsia" w:hAnsi="Times New Roman" w:hAnsiTheme="majorHAnsi"/>
+      <w:rFonts w:ascii="Times New Roman" w:asciiTheme="majorHAnsi" w:cstheme="majorBidi" w:eastAsia="黑体" w:hAnsi="Times New Roman" w:hAnsiTheme="majorHAnsi"/>
       <w:b/>
       <w:color w:val="333333"/>
       <w:sz w:val="22"/>
@@ -3033,7 +3243,7 @@
       <w:outlineLvl w:val="5"/>
     </w:pPr>
     <w:rPr>
-      <w:rFonts w:asciiTheme="majorHAnsi" w:cstheme="majorBidi" w:eastAsiaTheme="majorEastAsia" w:hAnsiTheme="majorHAnsi"/>
+      <w:rFonts w:asciiTheme="majorHAnsi" w:cstheme="majorBidi" w:hAnsiTheme="majorHAnsi" w:eastAsia="黑体"/>
       <w:i/>
       <w:iCs/>
       <w:color w:themeColor="accent1" w:themeShade="7F" w:val="243F60"/>
@@ -3056,7 +3266,7 @@
       <w:outlineLvl w:val="6"/>
     </w:pPr>
     <w:rPr>
-      <w:rFonts w:asciiTheme="majorHAnsi" w:cstheme="majorBidi" w:eastAsiaTheme="majorEastAsia" w:hAnsiTheme="majorHAnsi"/>
+      <w:rFonts w:asciiTheme="majorHAnsi" w:cstheme="majorBidi" w:hAnsiTheme="majorHAnsi" w:eastAsia="黑体"/>
       <w:i/>
       <w:iCs/>
       <w:color w:themeColor="text1" w:themeTint="BF" w:val="404040"/>
@@ -3079,7 +3289,7 @@
       <w:outlineLvl w:val="7"/>
     </w:pPr>
     <w:rPr>
-      <w:rFonts w:asciiTheme="majorHAnsi" w:cstheme="majorBidi" w:eastAsiaTheme="majorEastAsia" w:hAnsiTheme="majorHAnsi"/>
+      <w:rFonts w:asciiTheme="majorHAnsi" w:cstheme="majorBidi" w:hAnsiTheme="majorHAnsi" w:eastAsia="黑体"/>
       <w:color w:themeColor="accent1" w:val="4F81BD"/>
       <w:sz w:val="20"/>
       <w:szCs w:val="20"/>
@@ -3102,7 +3312,7 @@
       <w:outlineLvl w:val="8"/>
     </w:pPr>
     <w:rPr>
-      <w:rFonts w:asciiTheme="majorHAnsi" w:cstheme="majorBidi" w:eastAsiaTheme="majorEastAsia" w:hAnsiTheme="majorHAnsi"/>
+      <w:rFonts w:asciiTheme="majorHAnsi" w:cstheme="majorBidi" w:hAnsiTheme="majorHAnsi" w:eastAsia="黑体"/>
       <w:i/>
       <w:iCs/>
       <w:color w:themeColor="text1" w:themeTint="BF" w:val="404040"/>
@@ -3153,7 +3363,7 @@
     <w:uiPriority w:val="9"/>
     <w:rsid w:val="00FC693F"/>
     <w:rPr>
-      <w:rFonts w:asciiTheme="majorHAnsi" w:cstheme="majorBidi" w:eastAsiaTheme="majorEastAsia" w:hAnsiTheme="majorHAnsi"/>
+      <w:rFonts w:asciiTheme="majorHAnsi" w:cstheme="majorBidi" w:hAnsiTheme="majorHAnsi" w:eastAsia="黑体"/>
       <w:b/>
       <w:bCs/>
       <w:color w:themeColor="accent1" w:themeShade="BF" w:val="365F91"/>
@@ -3168,7 +3378,7 @@
     <w:uiPriority w:val="9"/>
     <w:rsid w:val="00FC693F"/>
     <w:rPr>
-      <w:rFonts w:asciiTheme="majorHAnsi" w:cstheme="majorBidi" w:eastAsiaTheme="majorEastAsia" w:hAnsiTheme="majorHAnsi"/>
+      <w:rFonts w:asciiTheme="majorHAnsi" w:cstheme="majorBidi" w:hAnsiTheme="majorHAnsi" w:eastAsia="黑体"/>
       <w:b/>
       <w:bCs/>
       <w:color w:themeColor="accent1" w:val="4F81BD"/>
@@ -3183,7 +3393,7 @@
     <w:uiPriority w:val="9"/>
     <w:rsid w:val="00FC693F"/>
     <w:rPr>
-      <w:rFonts w:asciiTheme="majorHAnsi" w:cstheme="majorBidi" w:eastAsiaTheme="majorEastAsia" w:hAnsiTheme="majorHAnsi"/>
+      <w:rFonts w:asciiTheme="majorHAnsi" w:cstheme="majorBidi" w:hAnsiTheme="majorHAnsi" w:eastAsia="黑体"/>
       <w:b/>
       <w:bCs/>
       <w:color w:themeColor="accent1" w:val="4F81BD"/>
@@ -3206,7 +3416,7 @@
       <w:contextualSpacing/>
     </w:pPr>
     <w:rPr>
-      <w:rFonts w:ascii="Times New Roman" w:asciiTheme="majorHAnsi" w:cstheme="majorBidi" w:eastAsia="黑体" w:eastAsiaTheme="majorEastAsia" w:hAnsi="Times New Roman" w:hAnsiTheme="majorHAnsi"/>
+      <w:rFonts w:ascii="Times New Roman" w:asciiTheme="majorHAnsi" w:cstheme="majorBidi" w:eastAsia="黑体" w:hAnsi="Times New Roman" w:hAnsiTheme="majorHAnsi"/>
       <w:b/>
       <w:color w:val="1F3864"/>
       <w:spacing w:val="5"/>
@@ -3222,7 +3432,7 @@
     <w:uiPriority w:val="10"/>
     <w:rsid w:val="00FC693F"/>
     <w:rPr>
-      <w:rFonts w:asciiTheme="majorHAnsi" w:cstheme="majorBidi" w:eastAsiaTheme="majorEastAsia" w:hAnsiTheme="majorHAnsi"/>
+      <w:rFonts w:asciiTheme="majorHAnsi" w:cstheme="majorBidi" w:hAnsiTheme="majorHAnsi" w:eastAsia="黑体"/>
       <w:color w:themeColor="text2" w:themeShade="BF" w:val="17365D"/>
       <w:spacing w:val="5"/>
       <w:kern w:val="28"/>
@@ -3244,7 +3454,7 @@
       </w:numPr>
     </w:pPr>
     <w:rPr>
-      <w:rFonts w:asciiTheme="majorHAnsi" w:cstheme="majorBidi" w:eastAsiaTheme="majorEastAsia" w:hAnsiTheme="majorHAnsi"/>
+      <w:rFonts w:asciiTheme="majorHAnsi" w:cstheme="majorBidi" w:hAnsiTheme="majorHAnsi" w:eastAsia="黑体"/>
       <w:i/>
       <w:iCs/>
       <w:color w:themeColor="accent1" w:val="4F81BD"/>
@@ -3260,7 +3470,7 @@
     <w:uiPriority w:val="11"/>
     <w:rsid w:val="00FC693F"/>
     <w:rPr>
-      <w:rFonts w:asciiTheme="majorHAnsi" w:cstheme="majorBidi" w:eastAsiaTheme="majorEastAsia" w:hAnsiTheme="majorHAnsi"/>
+      <w:rFonts w:asciiTheme="majorHAnsi" w:cstheme="majorBidi" w:hAnsiTheme="majorHAnsi" w:eastAsia="黑体"/>
       <w:i/>
       <w:iCs/>
       <w:color w:themeColor="accent1" w:val="4F81BD"/>
@@ -3327,6 +3537,7 @@
       <w:spacing w:after="120"/>
     </w:pPr>
     <w:rPr>
+      <w:rFonts w:eastAsia="黑体"/>
       <w:sz w:val="16"/>
       <w:szCs w:val="16"/>
     </w:rPr>
@@ -3338,6 +3549,7 @@
     <w:uiPriority w:val="99"/>
     <w:rsid w:val="00AA1D8D"/>
     <w:rPr>
+      <w:rFonts w:eastAsia="黑体"/>
       <w:sz w:val="16"/>
       <w:szCs w:val="16"/>
     </w:rPr>
@@ -3507,7 +3719,7 @@
       </w:tabs>
     </w:pPr>
     <w:rPr>
-      <w:rFonts w:ascii="Courier" w:hAnsi="Courier"/>
+      <w:rFonts w:ascii="Courier" w:hAnsi="Courier" w:eastAsia="黑体"/>
       <w:sz w:val="20"/>
       <w:szCs w:val="20"/>
     </w:rPr>
@@ -3519,7 +3731,7 @@
     <w:uiPriority w:val="99"/>
     <w:rsid w:val="0029639D"/>
     <w:rPr>
-      <w:rFonts w:ascii="Courier" w:hAnsi="Courier"/>
+      <w:rFonts w:ascii="Courier" w:hAnsi="Courier" w:eastAsia="黑体"/>
       <w:sz w:val="20"/>
       <w:szCs w:val="20"/>
     </w:rPr>
@@ -3555,6 +3767,7 @@
     <w:uiPriority w:val="29"/>
     <w:rsid w:val="00FC693F"/>
     <w:rPr>
+      <w:rFonts w:eastAsia="黑体"/>
       <w:i/>
       <w:iCs/>
       <w:color w:themeColor="text1" w:val="000000"/>
@@ -3568,7 +3781,7 @@
     <w:semiHidden/>
     <w:rsid w:val="00FC693F"/>
     <w:rPr>
-      <w:rFonts w:asciiTheme="majorHAnsi" w:cstheme="majorBidi" w:eastAsiaTheme="majorEastAsia" w:hAnsiTheme="majorHAnsi"/>
+      <w:rFonts w:asciiTheme="majorHAnsi" w:cstheme="majorBidi" w:hAnsiTheme="majorHAnsi" w:eastAsia="黑体"/>
       <w:b/>
       <w:bCs/>
       <w:i/>
@@ -3584,7 +3797,7 @@
     <w:semiHidden/>
     <w:rsid w:val="00FC693F"/>
     <w:rPr>
-      <w:rFonts w:asciiTheme="majorHAnsi" w:cstheme="majorBidi" w:eastAsiaTheme="majorEastAsia" w:hAnsiTheme="majorHAnsi"/>
+      <w:rFonts w:asciiTheme="majorHAnsi" w:cstheme="majorBidi" w:hAnsiTheme="majorHAnsi" w:eastAsia="黑体"/>
       <w:color w:themeColor="accent1" w:themeShade="7F" w:val="243F60"/>
     </w:rPr>
   </w:style>
@@ -3596,7 +3809,7 @@
     <w:semiHidden/>
     <w:rsid w:val="00FC693F"/>
     <w:rPr>
-      <w:rFonts w:asciiTheme="majorHAnsi" w:cstheme="majorBidi" w:eastAsiaTheme="majorEastAsia" w:hAnsiTheme="majorHAnsi"/>
+      <w:rFonts w:asciiTheme="majorHAnsi" w:cstheme="majorBidi" w:hAnsiTheme="majorHAnsi" w:eastAsia="黑体"/>
       <w:i/>
       <w:iCs/>
       <w:color w:themeColor="accent1" w:themeShade="7F" w:val="243F60"/>
@@ -3610,7 +3823,7 @@
     <w:semiHidden/>
     <w:rsid w:val="00FC693F"/>
     <w:rPr>
-      <w:rFonts w:asciiTheme="majorHAnsi" w:cstheme="majorBidi" w:eastAsiaTheme="majorEastAsia" w:hAnsiTheme="majorHAnsi"/>
+      <w:rFonts w:asciiTheme="majorHAnsi" w:cstheme="majorBidi" w:hAnsiTheme="majorHAnsi" w:eastAsia="黑体"/>
       <w:i/>
       <w:iCs/>
       <w:color w:themeColor="text1" w:themeTint="BF" w:val="404040"/>
@@ -3624,7 +3837,7 @@
     <w:semiHidden/>
     <w:rsid w:val="00FC693F"/>
     <w:rPr>
-      <w:rFonts w:asciiTheme="majorHAnsi" w:cstheme="majorBidi" w:eastAsiaTheme="majorEastAsia" w:hAnsiTheme="majorHAnsi"/>
+      <w:rFonts w:asciiTheme="majorHAnsi" w:cstheme="majorBidi" w:hAnsiTheme="majorHAnsi" w:eastAsia="黑体"/>
       <w:color w:themeColor="accent1" w:val="4F81BD"/>
       <w:sz w:val="20"/>
       <w:szCs w:val="20"/>
@@ -3638,7 +3851,7 @@
     <w:semiHidden/>
     <w:rsid w:val="00FC693F"/>
     <w:rPr>
-      <w:rFonts w:asciiTheme="majorHAnsi" w:cstheme="majorBidi" w:eastAsiaTheme="majorEastAsia" w:hAnsiTheme="majorHAnsi"/>
+      <w:rFonts w:asciiTheme="majorHAnsi" w:cstheme="majorBidi" w:hAnsiTheme="majorHAnsi" w:eastAsia="黑体"/>
       <w:i/>
       <w:iCs/>
       <w:color w:themeColor="text1" w:themeTint="BF" w:val="404040"/>
@@ -3659,6 +3872,7 @@
       <w:spacing w:line="240" w:lineRule="auto"/>
     </w:pPr>
     <w:rPr>
+      <w:rFonts w:eastAsia="黑体"/>
       <w:b/>
       <w:bCs/>
       <w:color w:themeColor="accent1" w:val="4F81BD"/>
@@ -3673,6 +3887,7 @@
     <w:qFormat/>
     <w:rsid w:val="00FC693F"/>
     <w:rPr>
+      <w:rFonts w:eastAsia="黑体"/>
       <w:b/>
       <w:bCs/>
     </w:rPr>
@@ -3684,6 +3899,7 @@
     <w:qFormat/>
     <w:rsid w:val="00FC693F"/>
     <w:rPr>
+      <w:rFonts w:eastAsia="黑体"/>
       <w:i/>
       <w:iCs/>
     </w:rPr>
@@ -3704,6 +3920,7 @@
       <w:ind w:left="936" w:right="936"/>
     </w:pPr>
     <w:rPr>
+      <w:rFonts w:eastAsia="黑体"/>
       <w:b/>
       <w:bCs/>
       <w:i/>
@@ -3718,6 +3935,7 @@
     <w:uiPriority w:val="30"/>
     <w:rsid w:val="00FC693F"/>
     <w:rPr>
+      <w:rFonts w:eastAsia="黑体"/>
       <w:b/>
       <w:bCs/>
       <w:i/>
@@ -3732,6 +3950,7 @@
     <w:qFormat/>
     <w:rsid w:val="00FC693F"/>
     <w:rPr>
+      <w:rFonts w:eastAsia="黑体"/>
       <w:i/>
       <w:iCs/>
       <w:color w:themeColor="text1" w:themeTint="7F" w:val="808080"/>
@@ -3744,6 +3963,7 @@
     <w:qFormat/>
     <w:rsid w:val="00FC693F"/>
     <w:rPr>
+      <w:rFonts w:eastAsia="黑体"/>
       <w:b/>
       <w:bCs/>
       <w:i/>
@@ -3758,6 +3978,7 @@
     <w:qFormat/>
     <w:rsid w:val="00FC693F"/>
     <w:rPr>
+      <w:rFonts w:eastAsia="黑体"/>
       <w:smallCaps/>
       <w:color w:themeColor="accent2" w:val="C0504D"/>
       <w:u w:val="single"/>
@@ -3770,6 +3991,7 @@
     <w:qFormat/>
     <w:rsid w:val="00FC693F"/>
     <w:rPr>
+      <w:rFonts w:eastAsia="黑体"/>
       <w:b/>
       <w:bCs/>
       <w:smallCaps/>
@@ -3785,6 +4007,7 @@
     <w:qFormat/>
     <w:rsid w:val="00FC693F"/>
     <w:rPr>
+      <w:rFonts w:eastAsia="黑体"/>
       <w:b/>
       <w:bCs/>
       <w:smallCaps/>
@@ -3839,6 +4062,7 @@
       <w:spacing w:after="0" w:line="240" w:lineRule="auto"/>
     </w:pPr>
     <w:rPr>
+      <w:rFonts w:eastAsia="黑体"/>
       <w:color w:themeColor="text1" w:themeShade="BF" w:val="000000"/>
     </w:rPr>
     <w:tblPr>
@@ -3861,6 +4085,7 @@
         <w:spacing w:after="0" w:before="0" w:line="240" w:lineRule="auto"/>
       </w:pPr>
       <w:rPr>
+        <w:rFonts w:eastAsia="黑体"/>
         <w:b/>
         <w:bCs/>
       </w:rPr>
@@ -3881,6 +4106,7 @@
         <w:spacing w:after="0" w:before="0" w:line="240" w:lineRule="auto"/>
       </w:pPr>
       <w:rPr>
+        <w:rFonts w:eastAsia="黑体"/>
         <w:b/>
         <w:bCs/>
       </w:rPr>
@@ -3898,12 +4124,14 @@
     </w:tblStylePr>
     <w:tblStylePr w:type="firstCol">
       <w:rPr>
+        <w:rFonts w:eastAsia="黑体"/>
         <w:b/>
         <w:bCs/>
       </w:rPr>
     </w:tblStylePr>
     <w:tblStylePr w:type="lastCol">
       <w:rPr>
+        <w:rFonts w:eastAsia="黑体"/>
         <w:b/>
         <w:bCs/>
       </w:rPr>
@@ -3942,6 +4170,7 @@
       <w:spacing w:after="0" w:line="240" w:lineRule="auto"/>
     </w:pPr>
     <w:rPr>
+      <w:rFonts w:eastAsia="黑体"/>
       <w:color w:themeColor="accent1" w:themeShade="BF" w:val="365F91"/>
     </w:rPr>
     <w:tblPr>
@@ -3964,6 +4193,7 @@
         <w:spacing w:after="0" w:before="0" w:line="240" w:lineRule="auto"/>
       </w:pPr>
       <w:rPr>
+        <w:rFonts w:eastAsia="黑体"/>
         <w:b/>
         <w:bCs/>
       </w:rPr>
@@ -3984,6 +4214,7 @@
         <w:spacing w:after="0" w:before="0" w:line="240" w:lineRule="auto"/>
       </w:pPr>
       <w:rPr>
+        <w:rFonts w:eastAsia="黑体"/>
         <w:b/>
         <w:bCs/>
       </w:rPr>
@@ -4001,12 +4232,14 @@
     </w:tblStylePr>
     <w:tblStylePr w:type="firstCol">
       <w:rPr>
+        <w:rFonts w:eastAsia="黑体"/>
         <w:b/>
         <w:bCs/>
       </w:rPr>
     </w:tblStylePr>
     <w:tblStylePr w:type="lastCol">
       <w:rPr>
+        <w:rFonts w:eastAsia="黑体"/>
         <w:b/>
         <w:bCs/>
       </w:rPr>
@@ -4045,6 +4278,7 @@
       <w:spacing w:after="0" w:line="240" w:lineRule="auto"/>
     </w:pPr>
     <w:rPr>
+      <w:rFonts w:eastAsia="黑体"/>
       <w:color w:themeColor="accent2" w:themeShade="BF" w:val="943634"/>
     </w:rPr>
     <w:tblPr>
@@ -4067,6 +4301,7 @@
         <w:spacing w:after="0" w:before="0" w:line="240" w:lineRule="auto"/>
       </w:pPr>
       <w:rPr>
+        <w:rFonts w:eastAsia="黑体"/>
         <w:b/>
         <w:bCs/>
       </w:rPr>
@@ -4087,6 +4322,7 @@
         <w:spacing w:after="0" w:before="0" w:line="240" w:lineRule="auto"/>
       </w:pPr>
       <w:rPr>
+        <w:rFonts w:eastAsia="黑体"/>
         <w:b/>
         <w:bCs/>
       </w:rPr>
@@ -4104,12 +4340,14 @@
     </w:tblStylePr>
     <w:tblStylePr w:type="firstCol">
       <w:rPr>
+        <w:rFonts w:eastAsia="黑体"/>
         <w:b/>
         <w:bCs/>
       </w:rPr>
     </w:tblStylePr>
     <w:tblStylePr w:type="lastCol">
       <w:rPr>
+        <w:rFonts w:eastAsia="黑体"/>
         <w:b/>
         <w:bCs/>
       </w:rPr>
@@ -4148,6 +4386,7 @@
       <w:spacing w:after="0" w:line="240" w:lineRule="auto"/>
     </w:pPr>
     <w:rPr>
+      <w:rFonts w:eastAsia="黑体"/>
       <w:color w:themeColor="accent3" w:themeShade="BF" w:val="76923C"/>
     </w:rPr>
     <w:tblPr>
@@ -4170,6 +4409,7 @@
         <w:spacing w:after="0" w:before="0" w:line="240" w:lineRule="auto"/>
       </w:pPr>
       <w:rPr>
+        <w:rFonts w:eastAsia="黑体"/>
         <w:b/>
         <w:bCs/>
       </w:rPr>
@@ -4190,6 +4430,7 @@
         <w:spacing w:after="0" w:before="0" w:line="240" w:lineRule="auto"/>
       </w:pPr>
       <w:rPr>
+        <w:rFonts w:eastAsia="黑体"/>
         <w:b/>
         <w:bCs/>
       </w:rPr>
@@ -4207,12 +4448,14 @@
     </w:tblStylePr>
     <w:tblStylePr w:type="firstCol">
       <w:rPr>
+        <w:rFonts w:eastAsia="黑体"/>
         <w:b/>
         <w:bCs/>
       </w:rPr>
     </w:tblStylePr>
     <w:tblStylePr w:type="lastCol">
       <w:rPr>
+        <w:rFonts w:eastAsia="黑体"/>
         <w:b/>
         <w:bCs/>
       </w:rPr>
@@ -4251,6 +4494,7 @@
       <w:spacing w:after="0" w:line="240" w:lineRule="auto"/>
     </w:pPr>
     <w:rPr>
+      <w:rFonts w:eastAsia="黑体"/>
       <w:color w:themeColor="accent4" w:themeShade="BF" w:val="5F497A"/>
     </w:rPr>
     <w:tblPr>
@@ -4273,6 +4517,7 @@
         <w:spacing w:after="0" w:before="0" w:line="240" w:lineRule="auto"/>
       </w:pPr>
       <w:rPr>
+        <w:rFonts w:eastAsia="黑体"/>
         <w:b/>
         <w:bCs/>
       </w:rPr>
@@ -4293,6 +4538,7 @@
         <w:spacing w:after="0" w:before="0" w:line="240" w:lineRule="auto"/>
       </w:pPr>
       <w:rPr>
+        <w:rFonts w:eastAsia="黑体"/>
         <w:b/>
         <w:bCs/>
       </w:rPr>
@@ -4310,12 +4556,14 @@
     </w:tblStylePr>
     <w:tblStylePr w:type="firstCol">
       <w:rPr>
+        <w:rFonts w:eastAsia="黑体"/>
         <w:b/>
         <w:bCs/>
       </w:rPr>
     </w:tblStylePr>
     <w:tblStylePr w:type="lastCol">
       <w:rPr>
+        <w:rFonts w:eastAsia="黑体"/>
         <w:b/>
         <w:bCs/>
       </w:rPr>
@@ -4354,6 +4602,7 @@
       <w:spacing w:after="0" w:line="240" w:lineRule="auto"/>
     </w:pPr>
     <w:rPr>
+      <w:rFonts w:eastAsia="黑体"/>
       <w:color w:themeColor="accent5" w:themeShade="BF" w:val="31849B"/>
     </w:rPr>
     <w:tblPr>
@@ -4376,6 +4625,7 @@
         <w:spacing w:after="0" w:before="0" w:line="240" w:lineRule="auto"/>
       </w:pPr>
       <w:rPr>
+        <w:rFonts w:eastAsia="黑体"/>
         <w:b/>
         <w:bCs/>
       </w:rPr>
@@ -4396,6 +4646,7 @@
         <w:spacing w:after="0" w:before="0" w:line="240" w:lineRule="auto"/>
       </w:pPr>
       <w:rPr>
+        <w:rFonts w:eastAsia="黑体"/>
         <w:b/>
         <w:bCs/>
       </w:rPr>
@@ -4413,12 +4664,14 @@
     </w:tblStylePr>
     <w:tblStylePr w:type="firstCol">
       <w:rPr>
+        <w:rFonts w:eastAsia="黑体"/>
         <w:b/>
         <w:bCs/>
       </w:rPr>
     </w:tblStylePr>
     <w:tblStylePr w:type="lastCol">
       <w:rPr>
+        <w:rFonts w:eastAsia="黑体"/>
         <w:b/>
         <w:bCs/>
       </w:rPr>
@@ -4457,6 +4710,7 @@
       <w:spacing w:after="0" w:line="240" w:lineRule="auto"/>
     </w:pPr>
     <w:rPr>
+      <w:rFonts w:eastAsia="黑体"/>
       <w:color w:themeColor="accent6" w:themeShade="BF" w:val="E36C0A"/>
     </w:rPr>
     <w:tblPr>
@@ -4479,6 +4733,7 @@
         <w:spacing w:after="0" w:before="0" w:line="240" w:lineRule="auto"/>
       </w:pPr>
       <w:rPr>
+        <w:rFonts w:eastAsia="黑体"/>
         <w:b/>
         <w:bCs/>
       </w:rPr>
@@ -4499,6 +4754,7 @@
         <w:spacing w:after="0" w:before="0" w:line="240" w:lineRule="auto"/>
       </w:pPr>
       <w:rPr>
+        <w:rFonts w:eastAsia="黑体"/>
         <w:b/>
         <w:bCs/>
       </w:rPr>
@@ -4516,12 +4772,14 @@
     </w:tblStylePr>
     <w:tblStylePr w:type="firstCol">
       <w:rPr>
+        <w:rFonts w:eastAsia="黑体"/>
         <w:b/>
         <w:bCs/>
       </w:rPr>
     </w:tblStylePr>
     <w:tblStylePr w:type="lastCol">
       <w:rPr>
+        <w:rFonts w:eastAsia="黑体"/>
         <w:b/>
         <w:bCs/>
       </w:rPr>
@@ -4581,6 +4839,7 @@
         <w:spacing w:after="0" w:before="0" w:line="240" w:lineRule="auto"/>
       </w:pPr>
       <w:rPr>
+        <w:rFonts w:eastAsia="黑体"/>
         <w:b/>
         <w:bCs/>
         <w:color w:themeColor="background1" w:val="FFFFFF"/>
@@ -4595,6 +4854,7 @@
         <w:spacing w:after="0" w:before="0" w:line="240" w:lineRule="auto"/>
       </w:pPr>
       <w:rPr>
+        <w:rFonts w:eastAsia="黑体"/>
         <w:b/>
         <w:bCs/>
       </w:rPr>
@@ -4610,12 +4870,14 @@
     </w:tblStylePr>
     <w:tblStylePr w:type="firstCol">
       <w:rPr>
+        <w:rFonts w:eastAsia="黑体"/>
         <w:b/>
         <w:bCs/>
       </w:rPr>
     </w:tblStylePr>
     <w:tblStylePr w:type="lastCol">
       <w:rPr>
+        <w:rFonts w:eastAsia="黑体"/>
         <w:b/>
         <w:bCs/>
       </w:rPr>
@@ -4673,6 +4935,7 @@
         <w:spacing w:after="0" w:before="0" w:line="240" w:lineRule="auto"/>
       </w:pPr>
       <w:rPr>
+        <w:rFonts w:eastAsia="黑体"/>
         <w:b/>
         <w:bCs/>
         <w:color w:themeColor="background1" w:val="FFFFFF"/>
@@ -4687,6 +4950,7 @@
         <w:spacing w:after="0" w:before="0" w:line="240" w:lineRule="auto"/>
       </w:pPr>
       <w:rPr>
+        <w:rFonts w:eastAsia="黑体"/>
         <w:b/>
         <w:bCs/>
       </w:rPr>
@@ -4702,12 +4966,14 @@
     </w:tblStylePr>
     <w:tblStylePr w:type="firstCol">
       <w:rPr>
+        <w:rFonts w:eastAsia="黑体"/>
         <w:b/>
         <w:bCs/>
       </w:rPr>
     </w:tblStylePr>
     <w:tblStylePr w:type="lastCol">
       <w:rPr>
+        <w:rFonts w:eastAsia="黑体"/>
         <w:b/>
         <w:bCs/>
       </w:rPr>
@@ -4765,6 +5031,7 @@
         <w:spacing w:after="0" w:before="0" w:line="240" w:lineRule="auto"/>
       </w:pPr>
       <w:rPr>
+        <w:rFonts w:eastAsia="黑体"/>
         <w:b/>
         <w:bCs/>
         <w:color w:themeColor="background1" w:val="FFFFFF"/>
@@ -4779,6 +5046,7 @@
         <w:spacing w:after="0" w:before="0" w:line="240" w:lineRule="auto"/>
       </w:pPr>
       <w:rPr>
+        <w:rFonts w:eastAsia="黑体"/>
         <w:b/>
         <w:bCs/>
       </w:rPr>
@@ -4794,12 +5062,14 @@
     </w:tblStylePr>
     <w:tblStylePr w:type="firstCol">
       <w:rPr>
+        <w:rFonts w:eastAsia="黑体"/>
         <w:b/>
         <w:bCs/>
       </w:rPr>
     </w:tblStylePr>
     <w:tblStylePr w:type="lastCol">
       <w:rPr>
+        <w:rFonts w:eastAsia="黑体"/>
         <w:b/>
         <w:bCs/>
       </w:rPr>
@@ -4857,6 +5127,7 @@
         <w:spacing w:after="0" w:before="0" w:line="240" w:lineRule="auto"/>
       </w:pPr>
       <w:rPr>
+        <w:rFonts w:eastAsia="黑体"/>
         <w:b/>
         <w:bCs/>
         <w:color w:themeColor="background1" w:val="FFFFFF"/>
@@ -4871,6 +5142,7 @@
         <w:spacing w:after="0" w:before="0" w:line="240" w:lineRule="auto"/>
       </w:pPr>
       <w:rPr>
+        <w:rFonts w:eastAsia="黑体"/>
         <w:b/>
         <w:bCs/>
       </w:rPr>
@@ -4886,12 +5158,14 @@
     </w:tblStylePr>
     <w:tblStylePr w:type="firstCol">
       <w:rPr>
+        <w:rFonts w:eastAsia="黑体"/>
         <w:b/>
         <w:bCs/>
       </w:rPr>
     </w:tblStylePr>
     <w:tblStylePr w:type="lastCol">
       <w:rPr>
+        <w:rFonts w:eastAsia="黑体"/>
         <w:b/>
         <w:bCs/>
       </w:rPr>
@@ -4949,6 +5223,7 @@
         <w:spacing w:after="0" w:before="0" w:line="240" w:lineRule="auto"/>
       </w:pPr>
       <w:rPr>
+        <w:rFonts w:eastAsia="黑体"/>
         <w:b/>
         <w:bCs/>
         <w:color w:themeColor="background1" w:val="FFFFFF"/>
@@ -4963,6 +5238,7 @@
         <w:spacing w:after="0" w:before="0" w:line="240" w:lineRule="auto"/>
       </w:pPr>
       <w:rPr>
+        <w:rFonts w:eastAsia="黑体"/>
         <w:b/>
         <w:bCs/>
       </w:rPr>
@@ -4978,12 +5254,14 @@
     </w:tblStylePr>
     <w:tblStylePr w:type="firstCol">
       <w:rPr>
+        <w:rFonts w:eastAsia="黑体"/>
         <w:b/>
         <w:bCs/>
       </w:rPr>
     </w:tblStylePr>
     <w:tblStylePr w:type="lastCol">
       <w:rPr>
+        <w:rFonts w:eastAsia="黑体"/>
         <w:b/>
         <w:bCs/>
       </w:rPr>
@@ -5041,6 +5319,7 @@
         <w:spacing w:after="0" w:before="0" w:line="240" w:lineRule="auto"/>
       </w:pPr>
       <w:rPr>
+        <w:rFonts w:eastAsia="黑体"/>
         <w:b/>
         <w:bCs/>
         <w:color w:themeColor="background1" w:val="FFFFFF"/>
@@ -5055,6 +5334,7 @@
         <w:spacing w:after="0" w:before="0" w:line="240" w:lineRule="auto"/>
       </w:pPr>
       <w:rPr>
+        <w:rFonts w:eastAsia="黑体"/>
         <w:b/>
         <w:bCs/>
       </w:rPr>
@@ -5070,12 +5350,14 @@
     </w:tblStylePr>
     <w:tblStylePr w:type="firstCol">
       <w:rPr>
+        <w:rFonts w:eastAsia="黑体"/>
         <w:b/>
         <w:bCs/>
       </w:rPr>
     </w:tblStylePr>
     <w:tblStylePr w:type="lastCol">
       <w:rPr>
+        <w:rFonts w:eastAsia="黑体"/>
         <w:b/>
         <w:bCs/>
       </w:rPr>
@@ -5133,6 +5415,7 @@
         <w:spacing w:after="0" w:before="0" w:line="240" w:lineRule="auto"/>
       </w:pPr>
       <w:rPr>
+        <w:rFonts w:eastAsia="黑体"/>
         <w:b/>
         <w:bCs/>
         <w:color w:themeColor="background1" w:val="FFFFFF"/>
@@ -5147,6 +5430,7 @@
         <w:spacing w:after="0" w:before="0" w:line="240" w:lineRule="auto"/>
       </w:pPr>
       <w:rPr>
+        <w:rFonts w:eastAsia="黑体"/>
         <w:b/>
         <w:bCs/>
       </w:rPr>
@@ -5162,12 +5446,14 @@
     </w:tblStylePr>
     <w:tblStylePr w:type="firstCol">
       <w:rPr>
+        <w:rFonts w:eastAsia="黑体"/>
         <w:b/>
         <w:bCs/>
       </w:rPr>
     </w:tblStylePr>
     <w:tblStylePr w:type="lastCol">
       <w:rPr>
+        <w:rFonts w:eastAsia="黑体"/>
         <w:b/>
         <w:bCs/>
       </w:rPr>
@@ -5227,7 +5513,7 @@
         <w:spacing w:after="0" w:before="0" w:line="240" w:lineRule="auto"/>
       </w:pPr>
       <w:rPr>
-        <w:rFonts w:asciiTheme="majorHAnsi" w:cstheme="majorBidi" w:eastAsiaTheme="majorEastAsia" w:hAnsiTheme="majorHAnsi"/>
+        <w:rFonts w:asciiTheme="majorHAnsi" w:cstheme="majorBidi" w:hAnsiTheme="majorHAnsi" w:eastAsia="黑体"/>
         <w:b/>
         <w:bCs/>
       </w:rPr>
@@ -5248,7 +5534,7 @@
         <w:spacing w:after="0" w:before="0" w:line="240" w:lineRule="auto"/>
       </w:pPr>
       <w:rPr>
-        <w:rFonts w:asciiTheme="majorHAnsi" w:cstheme="majorBidi" w:eastAsiaTheme="majorEastAsia" w:hAnsiTheme="majorHAnsi"/>
+        <w:rFonts w:asciiTheme="majorHAnsi" w:cstheme="majorBidi" w:hAnsiTheme="majorHAnsi" w:eastAsia="黑体"/>
         <w:b/>
         <w:bCs/>
       </w:rPr>
@@ -5266,14 +5552,14 @@
     </w:tblStylePr>
     <w:tblStylePr w:type="firstCol">
       <w:rPr>
-        <w:rFonts w:asciiTheme="majorHAnsi" w:cstheme="majorBidi" w:eastAsiaTheme="majorEastAsia" w:hAnsiTheme="majorHAnsi"/>
+        <w:rFonts w:asciiTheme="majorHAnsi" w:cstheme="majorBidi" w:hAnsiTheme="majorHAnsi" w:eastAsia="黑体"/>
         <w:b/>
         <w:bCs/>
       </w:rPr>
     </w:tblStylePr>
     <w:tblStylePr w:type="lastCol">
       <w:rPr>
-        <w:rFonts w:asciiTheme="majorHAnsi" w:cstheme="majorBidi" w:eastAsiaTheme="majorEastAsia" w:hAnsiTheme="majorHAnsi"/>
+        <w:rFonts w:asciiTheme="majorHAnsi" w:cstheme="majorBidi" w:hAnsiTheme="majorHAnsi" w:eastAsia="黑体"/>
         <w:b/>
         <w:bCs/>
       </w:rPr>
@@ -5357,7 +5643,7 @@
         <w:spacing w:after="0" w:before="0" w:line="240" w:lineRule="auto"/>
       </w:pPr>
       <w:rPr>
-        <w:rFonts w:asciiTheme="majorHAnsi" w:cstheme="majorBidi" w:eastAsiaTheme="majorEastAsia" w:hAnsiTheme="majorHAnsi"/>
+        <w:rFonts w:asciiTheme="majorHAnsi" w:cstheme="majorBidi" w:hAnsiTheme="majorHAnsi" w:eastAsia="黑体"/>
         <w:b/>
         <w:bCs/>
       </w:rPr>
@@ -5378,7 +5664,7 @@
         <w:spacing w:after="0" w:before="0" w:line="240" w:lineRule="auto"/>
       </w:pPr>
       <w:rPr>
-        <w:rFonts w:asciiTheme="majorHAnsi" w:cstheme="majorBidi" w:eastAsiaTheme="majorEastAsia" w:hAnsiTheme="majorHAnsi"/>
+        <w:rFonts w:asciiTheme="majorHAnsi" w:cstheme="majorBidi" w:hAnsiTheme="majorHAnsi" w:eastAsia="黑体"/>
         <w:b/>
         <w:bCs/>
       </w:rPr>
@@ -5396,14 +5682,14 @@
     </w:tblStylePr>
     <w:tblStylePr w:type="firstCol">
       <w:rPr>
-        <w:rFonts w:asciiTheme="majorHAnsi" w:cstheme="majorBidi" w:eastAsiaTheme="majorEastAsia" w:hAnsiTheme="majorHAnsi"/>
+        <w:rFonts w:asciiTheme="majorHAnsi" w:cstheme="majorBidi" w:hAnsiTheme="majorHAnsi" w:eastAsia="黑体"/>
         <w:b/>
         <w:bCs/>
       </w:rPr>
     </w:tblStylePr>
     <w:tblStylePr w:type="lastCol">
       <w:rPr>
-        <w:rFonts w:asciiTheme="majorHAnsi" w:cstheme="majorBidi" w:eastAsiaTheme="majorEastAsia" w:hAnsiTheme="majorHAnsi"/>
+        <w:rFonts w:asciiTheme="majorHAnsi" w:cstheme="majorBidi" w:hAnsiTheme="majorHAnsi" w:eastAsia="黑体"/>
         <w:b/>
         <w:bCs/>
       </w:rPr>
@@ -5487,7 +5773,7 @@
         <w:spacing w:after="0" w:before="0" w:line="240" w:lineRule="auto"/>
       </w:pPr>
       <w:rPr>
-        <w:rFonts w:asciiTheme="majorHAnsi" w:cstheme="majorBidi" w:eastAsiaTheme="majorEastAsia" w:hAnsiTheme="majorHAnsi"/>
+        <w:rFonts w:asciiTheme="majorHAnsi" w:cstheme="majorBidi" w:hAnsiTheme="majorHAnsi" w:eastAsia="黑体"/>
         <w:b/>
         <w:bCs/>
       </w:rPr>
@@ -5508,7 +5794,7 @@
         <w:spacing w:after="0" w:before="0" w:line="240" w:lineRule="auto"/>
       </w:pPr>
       <w:rPr>
-        <w:rFonts w:asciiTheme="majorHAnsi" w:cstheme="majorBidi" w:eastAsiaTheme="majorEastAsia" w:hAnsiTheme="majorHAnsi"/>
+        <w:rFonts w:asciiTheme="majorHAnsi" w:cstheme="majorBidi" w:hAnsiTheme="majorHAnsi" w:eastAsia="黑体"/>
         <w:b/>
         <w:bCs/>
       </w:rPr>
@@ -5526,14 +5812,14 @@
     </w:tblStylePr>
     <w:tblStylePr w:type="firstCol">
       <w:rPr>
-        <w:rFonts w:asciiTheme="majorHAnsi" w:cstheme="majorBidi" w:eastAsiaTheme="majorEastAsia" w:hAnsiTheme="majorHAnsi"/>
+        <w:rFonts w:asciiTheme="majorHAnsi" w:cstheme="majorBidi" w:hAnsiTheme="majorHAnsi" w:eastAsia="黑体"/>
         <w:b/>
         <w:bCs/>
       </w:rPr>
     </w:tblStylePr>
     <w:tblStylePr w:type="lastCol">
       <w:rPr>
-        <w:rFonts w:asciiTheme="majorHAnsi" w:cstheme="majorBidi" w:eastAsiaTheme="majorEastAsia" w:hAnsiTheme="majorHAnsi"/>
+        <w:rFonts w:asciiTheme="majorHAnsi" w:cstheme="majorBidi" w:hAnsiTheme="majorHAnsi" w:eastAsia="黑体"/>
         <w:b/>
         <w:bCs/>
       </w:rPr>
@@ -5617,7 +5903,7 @@
         <w:spacing w:after="0" w:before="0" w:line="240" w:lineRule="auto"/>
       </w:pPr>
       <w:rPr>
-        <w:rFonts w:asciiTheme="majorHAnsi" w:cstheme="majorBidi" w:eastAsiaTheme="majorEastAsia" w:hAnsiTheme="majorHAnsi"/>
+        <w:rFonts w:asciiTheme="majorHAnsi" w:cstheme="majorBidi" w:hAnsiTheme="majorHAnsi" w:eastAsia="黑体"/>
         <w:b/>
         <w:bCs/>
       </w:rPr>
@@ -5638,7 +5924,7 @@
         <w:spacing w:after="0" w:before="0" w:line="240" w:lineRule="auto"/>
       </w:pPr>
       <w:rPr>
-        <w:rFonts w:asciiTheme="majorHAnsi" w:cstheme="majorBidi" w:eastAsiaTheme="majorEastAsia" w:hAnsiTheme="majorHAnsi"/>
+        <w:rFonts w:asciiTheme="majorHAnsi" w:cstheme="majorBidi" w:hAnsiTheme="majorHAnsi" w:eastAsia="黑体"/>
         <w:b/>
         <w:bCs/>
       </w:rPr>
@@ -5656,14 +5942,14 @@
     </w:tblStylePr>
     <w:tblStylePr w:type="firstCol">
       <w:rPr>
-        <w:rFonts w:asciiTheme="majorHAnsi" w:cstheme="majorBidi" w:eastAsiaTheme="majorEastAsia" w:hAnsiTheme="majorHAnsi"/>
+        <w:rFonts w:asciiTheme="majorHAnsi" w:cstheme="majorBidi" w:hAnsiTheme="majorHAnsi" w:eastAsia="黑体"/>
         <w:b/>
         <w:bCs/>
       </w:rPr>
     </w:tblStylePr>
     <w:tblStylePr w:type="lastCol">
       <w:rPr>
-        <w:rFonts w:asciiTheme="majorHAnsi" w:cstheme="majorBidi" w:eastAsiaTheme="majorEastAsia" w:hAnsiTheme="majorHAnsi"/>
+        <w:rFonts w:asciiTheme="majorHAnsi" w:cstheme="majorBidi" w:hAnsiTheme="majorHAnsi" w:eastAsia="黑体"/>
         <w:b/>
         <w:bCs/>
       </w:rPr>
@@ -5747,7 +6033,7 @@
         <w:spacing w:after="0" w:before="0" w:line="240" w:lineRule="auto"/>
       </w:pPr>
       <w:rPr>
-        <w:rFonts w:asciiTheme="majorHAnsi" w:cstheme="majorBidi" w:eastAsiaTheme="majorEastAsia" w:hAnsiTheme="majorHAnsi"/>
+        <w:rFonts w:asciiTheme="majorHAnsi" w:cstheme="majorBidi" w:hAnsiTheme="majorHAnsi" w:eastAsia="黑体"/>
         <w:b/>
         <w:bCs/>
       </w:rPr>
@@ -5768,7 +6054,7 @@
         <w:spacing w:after="0" w:before="0" w:line="240" w:lineRule="auto"/>
       </w:pPr>
       <w:rPr>
-        <w:rFonts w:asciiTheme="majorHAnsi" w:cstheme="majorBidi" w:eastAsiaTheme="majorEastAsia" w:hAnsiTheme="majorHAnsi"/>
+        <w:rFonts w:asciiTheme="majorHAnsi" w:cstheme="majorBidi" w:hAnsiTheme="majorHAnsi" w:eastAsia="黑体"/>
         <w:b/>
         <w:bCs/>
       </w:rPr>
@@ -5786,14 +6072,14 @@
     </w:tblStylePr>
     <w:tblStylePr w:type="firstCol">
       <w:rPr>
-        <w:rFonts w:asciiTheme="majorHAnsi" w:cstheme="majorBidi" w:eastAsiaTheme="majorEastAsia" w:hAnsiTheme="majorHAnsi"/>
+        <w:rFonts w:asciiTheme="majorHAnsi" w:cstheme="majorBidi" w:hAnsiTheme="majorHAnsi" w:eastAsia="黑体"/>
         <w:b/>
         <w:bCs/>
       </w:rPr>
     </w:tblStylePr>
     <w:tblStylePr w:type="lastCol">
       <w:rPr>
-        <w:rFonts w:asciiTheme="majorHAnsi" w:cstheme="majorBidi" w:eastAsiaTheme="majorEastAsia" w:hAnsiTheme="majorHAnsi"/>
+        <w:rFonts w:asciiTheme="majorHAnsi" w:cstheme="majorBidi" w:hAnsiTheme="majorHAnsi" w:eastAsia="黑体"/>
         <w:b/>
         <w:bCs/>
       </w:rPr>
@@ -5877,7 +6163,7 @@
         <w:spacing w:after="0" w:before="0" w:line="240" w:lineRule="auto"/>
       </w:pPr>
       <w:rPr>
-        <w:rFonts w:asciiTheme="majorHAnsi" w:cstheme="majorBidi" w:eastAsiaTheme="majorEastAsia" w:hAnsiTheme="majorHAnsi"/>
+        <w:rFonts w:asciiTheme="majorHAnsi" w:cstheme="majorBidi" w:hAnsiTheme="majorHAnsi" w:eastAsia="黑体"/>
         <w:b/>
         <w:bCs/>
       </w:rPr>
@@ -5898,7 +6184,7 @@
         <w:spacing w:after="0" w:before="0" w:line="240" w:lineRule="auto"/>
       </w:pPr>
       <w:rPr>
-        <w:rFonts w:asciiTheme="majorHAnsi" w:cstheme="majorBidi" w:eastAsiaTheme="majorEastAsia" w:hAnsiTheme="majorHAnsi"/>
+        <w:rFonts w:asciiTheme="majorHAnsi" w:cstheme="majorBidi" w:hAnsiTheme="majorHAnsi" w:eastAsia="黑体"/>
         <w:b/>
         <w:bCs/>
       </w:rPr>
@@ -5916,14 +6202,14 @@
     </w:tblStylePr>
     <w:tblStylePr w:type="firstCol">
       <w:rPr>
-        <w:rFonts w:asciiTheme="majorHAnsi" w:cstheme="majorBidi" w:eastAsiaTheme="majorEastAsia" w:hAnsiTheme="majorHAnsi"/>
+        <w:rFonts w:asciiTheme="majorHAnsi" w:cstheme="majorBidi" w:hAnsiTheme="majorHAnsi" w:eastAsia="黑体"/>
         <w:b/>
         <w:bCs/>
       </w:rPr>
     </w:tblStylePr>
     <w:tblStylePr w:type="lastCol">
       <w:rPr>
-        <w:rFonts w:asciiTheme="majorHAnsi" w:cstheme="majorBidi" w:eastAsiaTheme="majorEastAsia" w:hAnsiTheme="majorHAnsi"/>
+        <w:rFonts w:asciiTheme="majorHAnsi" w:cstheme="majorBidi" w:hAnsiTheme="majorHAnsi" w:eastAsia="黑体"/>
         <w:b/>
         <w:bCs/>
       </w:rPr>
@@ -6007,7 +6293,7 @@
         <w:spacing w:after="0" w:before="0" w:line="240" w:lineRule="auto"/>
       </w:pPr>
       <w:rPr>
-        <w:rFonts w:asciiTheme="majorHAnsi" w:cstheme="majorBidi" w:eastAsiaTheme="majorEastAsia" w:hAnsiTheme="majorHAnsi"/>
+        <w:rFonts w:asciiTheme="majorHAnsi" w:cstheme="majorBidi" w:hAnsiTheme="majorHAnsi" w:eastAsia="黑体"/>
         <w:b/>
         <w:bCs/>
       </w:rPr>
@@ -6028,7 +6314,7 @@
         <w:spacing w:after="0" w:before="0" w:line="240" w:lineRule="auto"/>
       </w:pPr>
       <w:rPr>
-        <w:rFonts w:asciiTheme="majorHAnsi" w:cstheme="majorBidi" w:eastAsiaTheme="majorEastAsia" w:hAnsiTheme="majorHAnsi"/>
+        <w:rFonts w:asciiTheme="majorHAnsi" w:cstheme="majorBidi" w:hAnsiTheme="majorHAnsi" w:eastAsia="黑体"/>
         <w:b/>
         <w:bCs/>
       </w:rPr>
@@ -6046,14 +6332,14 @@
     </w:tblStylePr>
     <w:tblStylePr w:type="firstCol">
       <w:rPr>
-        <w:rFonts w:asciiTheme="majorHAnsi" w:cstheme="majorBidi" w:eastAsiaTheme="majorEastAsia" w:hAnsiTheme="majorHAnsi"/>
+        <w:rFonts w:asciiTheme="majorHAnsi" w:cstheme="majorBidi" w:hAnsiTheme="majorHAnsi" w:eastAsia="黑体"/>
         <w:b/>
         <w:bCs/>
       </w:rPr>
     </w:tblStylePr>
     <w:tblStylePr w:type="lastCol">
       <w:rPr>
-        <w:rFonts w:asciiTheme="majorHAnsi" w:cstheme="majorBidi" w:eastAsiaTheme="majorEastAsia" w:hAnsiTheme="majorHAnsi"/>
+        <w:rFonts w:asciiTheme="majorHAnsi" w:cstheme="majorBidi" w:hAnsiTheme="majorHAnsi" w:eastAsia="黑体"/>
         <w:b/>
         <w:bCs/>
       </w:rPr>
@@ -6136,6 +6422,7 @@
         <w:spacing w:after="0" w:before="0" w:line="240" w:lineRule="auto"/>
       </w:pPr>
       <w:rPr>
+        <w:rFonts w:eastAsia="黑体"/>
         <w:b/>
         <w:bCs/>
         <w:color w:themeColor="background1" w:val="FFFFFF"/>
@@ -6158,6 +6445,7 @@
         <w:spacing w:after="0" w:before="0" w:line="240" w:lineRule="auto"/>
       </w:pPr>
       <w:rPr>
+        <w:rFonts w:eastAsia="黑体"/>
         <w:b/>
         <w:bCs/>
       </w:rPr>
@@ -6175,12 +6463,14 @@
     </w:tblStylePr>
     <w:tblStylePr w:type="firstCol">
       <w:rPr>
+        <w:rFonts w:eastAsia="黑体"/>
         <w:b/>
         <w:bCs/>
       </w:rPr>
     </w:tblStylePr>
     <w:tblStylePr w:type="lastCol">
       <w:rPr>
+        <w:rFonts w:eastAsia="黑体"/>
         <w:b/>
         <w:bCs/>
       </w:rPr>
@@ -6242,6 +6532,7 @@
         <w:spacing w:after="0" w:before="0" w:line="240" w:lineRule="auto"/>
       </w:pPr>
       <w:rPr>
+        <w:rFonts w:eastAsia="黑体"/>
         <w:b/>
         <w:bCs/>
         <w:color w:themeColor="background1" w:val="FFFFFF"/>
@@ -6264,6 +6555,7 @@
         <w:spacing w:after="0" w:before="0" w:line="240" w:lineRule="auto"/>
       </w:pPr>
       <w:rPr>
+        <w:rFonts w:eastAsia="黑体"/>
         <w:b/>
         <w:bCs/>
       </w:rPr>
@@ -6281,12 +6573,14 @@
     </w:tblStylePr>
     <w:tblStylePr w:type="firstCol">
       <w:rPr>
+        <w:rFonts w:eastAsia="黑体"/>
         <w:b/>
         <w:bCs/>
       </w:rPr>
     </w:tblStylePr>
     <w:tblStylePr w:type="lastCol">
       <w:rPr>
+        <w:rFonts w:eastAsia="黑体"/>
         <w:b/>
         <w:bCs/>
       </w:rPr>
@@ -6348,6 +6642,7 @@
         <w:spacing w:after="0" w:before="0" w:line="240" w:lineRule="auto"/>
       </w:pPr>
       <w:rPr>
+        <w:rFonts w:eastAsia="黑体"/>
         <w:b/>
         <w:bCs/>
         <w:color w:themeColor="background1" w:val="FFFFFF"/>
@@ -6370,6 +6665,7 @@
         <w:spacing w:after="0" w:before="0" w:line="240" w:lineRule="auto"/>
       </w:pPr>
       <w:rPr>
+        <w:rFonts w:eastAsia="黑体"/>
         <w:b/>
         <w:bCs/>
       </w:rPr>
@@ -6387,12 +6683,14 @@
     </w:tblStylePr>
     <w:tblStylePr w:type="firstCol">
       <w:rPr>
+        <w:rFonts w:eastAsia="黑体"/>
         <w:b/>
         <w:bCs/>
       </w:rPr>
     </w:tblStylePr>
     <w:tblStylePr w:type="lastCol">
       <w:rPr>
+        <w:rFonts w:eastAsia="黑体"/>
         <w:b/>
         <w:bCs/>
       </w:rPr>
@@ -6454,6 +6752,7 @@
         <w:spacing w:after="0" w:before="0" w:line="240" w:lineRule="auto"/>
       </w:pPr>
       <w:rPr>
+        <w:rFonts w:eastAsia="黑体"/>
         <w:b/>
         <w:bCs/>
         <w:color w:themeColor="background1" w:val="FFFFFF"/>
@@ -6476,6 +6775,7 @@
         <w:spacing w:after="0" w:before="0" w:line="240" w:lineRule="auto"/>
       </w:pPr>
       <w:rPr>
+        <w:rFonts w:eastAsia="黑体"/>
         <w:b/>
         <w:bCs/>
       </w:rPr>
@@ -6493,12 +6793,14 @@
     </w:tblStylePr>
     <w:tblStylePr w:type="firstCol">
       <w:rPr>
+        <w:rFonts w:eastAsia="黑体"/>
         <w:b/>
         <w:bCs/>
       </w:rPr>
     </w:tblStylePr>
     <w:tblStylePr w:type="lastCol">
       <w:rPr>
+        <w:rFonts w:eastAsia="黑体"/>
         <w:b/>
         <w:bCs/>
       </w:rPr>
@@ -6560,6 +6862,7 @@
         <w:spacing w:after="0" w:before="0" w:line="240" w:lineRule="auto"/>
       </w:pPr>
       <w:rPr>
+        <w:rFonts w:eastAsia="黑体"/>
         <w:b/>
         <w:bCs/>
         <w:color w:themeColor="background1" w:val="FFFFFF"/>
@@ -6582,6 +6885,7 @@
         <w:spacing w:after="0" w:before="0" w:line="240" w:lineRule="auto"/>
       </w:pPr>
       <w:rPr>
+        <w:rFonts w:eastAsia="黑体"/>
         <w:b/>
         <w:bCs/>
       </w:rPr>
@@ -6599,12 +6903,14 @@
     </w:tblStylePr>
     <w:tblStylePr w:type="firstCol">
       <w:rPr>
+        <w:rFonts w:eastAsia="黑体"/>
         <w:b/>
         <w:bCs/>
       </w:rPr>
     </w:tblStylePr>
     <w:tblStylePr w:type="lastCol">
       <w:rPr>
+        <w:rFonts w:eastAsia="黑体"/>
         <w:b/>
         <w:bCs/>
       </w:rPr>
@@ -6666,6 +6972,7 @@
         <w:spacing w:after="0" w:before="0" w:line="240" w:lineRule="auto"/>
       </w:pPr>
       <w:rPr>
+        <w:rFonts w:eastAsia="黑体"/>
         <w:b/>
         <w:bCs/>
         <w:color w:themeColor="background1" w:val="FFFFFF"/>
@@ -6688,6 +6995,7 @@
         <w:spacing w:after="0" w:before="0" w:line="240" w:lineRule="auto"/>
       </w:pPr>
       <w:rPr>
+        <w:rFonts w:eastAsia="黑体"/>
         <w:b/>
         <w:bCs/>
       </w:rPr>
@@ -6705,12 +7013,14 @@
     </w:tblStylePr>
     <w:tblStylePr w:type="firstCol">
       <w:rPr>
+        <w:rFonts w:eastAsia="黑体"/>
         <w:b/>
         <w:bCs/>
       </w:rPr>
     </w:tblStylePr>
     <w:tblStylePr w:type="lastCol">
       <w:rPr>
+        <w:rFonts w:eastAsia="黑体"/>
         <w:b/>
         <w:bCs/>
       </w:rPr>
@@ -6772,6 +7082,7 @@
         <w:spacing w:after="0" w:before="0" w:line="240" w:lineRule="auto"/>
       </w:pPr>
       <w:rPr>
+        <w:rFonts w:eastAsia="黑体"/>
         <w:b/>
         <w:bCs/>
         <w:color w:themeColor="background1" w:val="FFFFFF"/>
@@ -6794,6 +7105,7 @@
         <w:spacing w:after="0" w:before="0" w:line="240" w:lineRule="auto"/>
       </w:pPr>
       <w:rPr>
+        <w:rFonts w:eastAsia="黑体"/>
         <w:b/>
         <w:bCs/>
       </w:rPr>
@@ -6811,12 +7123,14 @@
     </w:tblStylePr>
     <w:tblStylePr w:type="firstCol">
       <w:rPr>
+        <w:rFonts w:eastAsia="黑体"/>
         <w:b/>
         <w:bCs/>
       </w:rPr>
     </w:tblStylePr>
     <w:tblStylePr w:type="lastCol">
       <w:rPr>
+        <w:rFonts w:eastAsia="黑体"/>
         <w:b/>
         <w:bCs/>
       </w:rPr>
@@ -6875,6 +7189,7 @@
         <w:spacing w:after="0" w:before="0" w:line="240" w:lineRule="auto"/>
       </w:pPr>
       <w:rPr>
+        <w:rFonts w:eastAsia="黑体"/>
         <w:b/>
         <w:bCs/>
         <w:color w:themeColor="background1" w:val="FFFFFF"/>
@@ -6897,6 +7212,7 @@
         <w:spacing w:after="0" w:before="0" w:line="240" w:lineRule="auto"/>
       </w:pPr>
       <w:rPr>
+        <w:rFonts w:eastAsia="黑体"/>
         <w:color w:val="auto"/>
       </w:rPr>
       <w:tblPr/>
@@ -6914,6 +7230,7 @@
     </w:tblStylePr>
     <w:tblStylePr w:type="firstCol">
       <w:rPr>
+        <w:rFonts w:eastAsia="黑体"/>
         <w:b/>
         <w:bCs/>
         <w:color w:themeColor="background1" w:val="FFFFFF"/>
@@ -6933,6 +7250,7 @@
     </w:tblStylePr>
     <w:tblStylePr w:type="lastCol">
       <w:rPr>
+        <w:rFonts w:eastAsia="黑体"/>
         <w:b/>
         <w:bCs/>
         <w:color w:themeColor="background1" w:val="FFFFFF"/>
@@ -6981,6 +7299,7 @@
     </w:tblStylePr>
     <w:tblStylePr w:type="nwCell">
       <w:rPr>
+        <w:rFonts w:eastAsia="黑体"/>
         <w:color w:themeColor="background1" w:val="FFFFFF"/>
       </w:rPr>
       <w:tblPr/>
@@ -7024,6 +7343,7 @@
         <w:spacing w:after="0" w:before="0" w:line="240" w:lineRule="auto"/>
       </w:pPr>
       <w:rPr>
+        <w:rFonts w:eastAsia="黑体"/>
         <w:b/>
         <w:bCs/>
         <w:color w:themeColor="background1" w:val="FFFFFF"/>
@@ -7046,6 +7366,7 @@
         <w:spacing w:after="0" w:before="0" w:line="240" w:lineRule="auto"/>
       </w:pPr>
       <w:rPr>
+        <w:rFonts w:eastAsia="黑体"/>
         <w:color w:val="auto"/>
       </w:rPr>
       <w:tblPr/>
@@ -7063,6 +7384,7 @@
     </w:tblStylePr>
     <w:tblStylePr w:type="firstCol">
       <w:rPr>
+        <w:rFonts w:eastAsia="黑体"/>
         <w:b/>
         <w:bCs/>
         <w:color w:themeColor="background1" w:val="FFFFFF"/>
@@ -7082,6 +7404,7 @@
     </w:tblStylePr>
     <w:tblStylePr w:type="lastCol">
       <w:rPr>
+        <w:rFonts w:eastAsia="黑体"/>
         <w:b/>
         <w:bCs/>
         <w:color w:themeColor="background1" w:val="FFFFFF"/>
@@ -7130,6 +7453,7 @@
     </w:tblStylePr>
     <w:tblStylePr w:type="nwCell">
       <w:rPr>
+        <w:rFonts w:eastAsia="黑体"/>
         <w:color w:themeColor="background1" w:val="FFFFFF"/>
       </w:rPr>
       <w:tblPr/>
@@ -7173,6 +7497,7 @@
         <w:spacing w:after="0" w:before="0" w:line="240" w:lineRule="auto"/>
       </w:pPr>
       <w:rPr>
+        <w:rFonts w:eastAsia="黑体"/>
         <w:b/>
         <w:bCs/>
         <w:color w:themeColor="background1" w:val="FFFFFF"/>
@@ -7195,6 +7520,7 @@
         <w:spacing w:after="0" w:before="0" w:line="240" w:lineRule="auto"/>
       </w:pPr>
       <w:rPr>
+        <w:rFonts w:eastAsia="黑体"/>
         <w:color w:val="auto"/>
       </w:rPr>
       <w:tblPr/>
@@ -7212,6 +7538,7 @@
     </w:tblStylePr>
     <w:tblStylePr w:type="firstCol">
       <w:rPr>
+        <w:rFonts w:eastAsia="黑体"/>
         <w:b/>
         <w:bCs/>
         <w:color w:themeColor="background1" w:val="FFFFFF"/>
@@ -7231,6 +7558,7 @@
     </w:tblStylePr>
     <w:tblStylePr w:type="lastCol">
       <w:rPr>
+        <w:rFonts w:eastAsia="黑体"/>
         <w:b/>
         <w:bCs/>
         <w:color w:themeColor="background1" w:val="FFFFFF"/>
@@ -7279,6 +7607,7 @@
     </w:tblStylePr>
     <w:tblStylePr w:type="nwCell">
       <w:rPr>
+        <w:rFonts w:eastAsia="黑体"/>
         <w:color w:themeColor="background1" w:val="FFFFFF"/>
       </w:rPr>
       <w:tblPr/>
@@ -7322,6 +7651,7 @@
         <w:spacing w:after="0" w:before="0" w:line="240" w:lineRule="auto"/>
       </w:pPr>
       <w:rPr>
+        <w:rFonts w:eastAsia="黑体"/>
         <w:b/>
         <w:bCs/>
         <w:color w:themeColor="background1" w:val="FFFFFF"/>
@@ -7344,6 +7674,7 @@
         <w:spacing w:after="0" w:before="0" w:line="240" w:lineRule="auto"/>
       </w:pPr>
       <w:rPr>
+        <w:rFonts w:eastAsia="黑体"/>
         <w:color w:val="auto"/>
       </w:rPr>
       <w:tblPr/>
@@ -7361,6 +7692,7 @@
     </w:tblStylePr>
     <w:tblStylePr w:type="firstCol">
       <w:rPr>
+        <w:rFonts w:eastAsia="黑体"/>
         <w:b/>
         <w:bCs/>
         <w:color w:themeColor="background1" w:val="FFFFFF"/>
@@ -7380,6 +7712,7 @@
     </w:tblStylePr>
     <w:tblStylePr w:type="lastCol">
       <w:rPr>
+        <w:rFonts w:eastAsia="黑体"/>
         <w:b/>
         <w:bCs/>
         <w:color w:themeColor="background1" w:val="FFFFFF"/>
@@ -7428,6 +7761,7 @@
     </w:tblStylePr>
     <w:tblStylePr w:type="nwCell">
       <w:rPr>
+        <w:rFonts w:eastAsia="黑体"/>
         <w:color w:themeColor="background1" w:val="FFFFFF"/>
       </w:rPr>
       <w:tblPr/>
@@ -7471,6 +7805,7 @@
         <w:spacing w:after="0" w:before="0" w:line="240" w:lineRule="auto"/>
       </w:pPr>
       <w:rPr>
+        <w:rFonts w:eastAsia="黑体"/>
         <w:b/>
         <w:bCs/>
         <w:color w:themeColor="background1" w:val="FFFFFF"/>
@@ -7493,6 +7828,7 @@
         <w:spacing w:after="0" w:before="0" w:line="240" w:lineRule="auto"/>
       </w:pPr>
       <w:rPr>
+        <w:rFonts w:eastAsia="黑体"/>
         <w:color w:val="auto"/>
       </w:rPr>
       <w:tblPr/>
@@ -7510,6 +7846,7 @@
     </w:tblStylePr>
     <w:tblStylePr w:type="firstCol">
       <w:rPr>
+        <w:rFonts w:eastAsia="黑体"/>
         <w:b/>
         <w:bCs/>
         <w:color w:themeColor="background1" w:val="FFFFFF"/>
@@ -7529,6 +7866,7 @@
     </w:tblStylePr>
     <w:tblStylePr w:type="lastCol">
       <w:rPr>
+        <w:rFonts w:eastAsia="黑体"/>
         <w:b/>
         <w:bCs/>
         <w:color w:themeColor="background1" w:val="FFFFFF"/>
@@ -7577,6 +7915,7 @@
     </w:tblStylePr>
     <w:tblStylePr w:type="nwCell">
       <w:rPr>
+        <w:rFonts w:eastAsia="黑体"/>
         <w:color w:themeColor="background1" w:val="FFFFFF"/>
       </w:rPr>
       <w:tblPr/>
@@ -7620,6 +7959,7 @@
         <w:spacing w:after="0" w:before="0" w:line="240" w:lineRule="auto"/>
       </w:pPr>
       <w:rPr>
+        <w:rFonts w:eastAsia="黑体"/>
         <w:b/>
         <w:bCs/>
         <w:color w:themeColor="background1" w:val="FFFFFF"/>
@@ -7642,6 +7982,7 @@
         <w:spacing w:after="0" w:before="0" w:line="240" w:lineRule="auto"/>
       </w:pPr>
       <w:rPr>
+        <w:rFonts w:eastAsia="黑体"/>
         <w:color w:val="auto"/>
       </w:rPr>
       <w:tblPr/>
@@ -7659,6 +8000,7 @@
     </w:tblStylePr>
     <w:tblStylePr w:type="firstCol">
       <w:rPr>
+        <w:rFonts w:eastAsia="黑体"/>
         <w:b/>
         <w:bCs/>
         <w:color w:themeColor="background1" w:val="FFFFFF"/>
@@ -7678,6 +8020,7 @@
     </w:tblStylePr>
     <w:tblStylePr w:type="lastCol">
       <w:rPr>
+        <w:rFonts w:eastAsia="黑体"/>
         <w:b/>
         <w:bCs/>
         <w:color w:themeColor="background1" w:val="FFFFFF"/>
@@ -7726,6 +8069,7 @@
     </w:tblStylePr>
     <w:tblStylePr w:type="nwCell">
       <w:rPr>
+        <w:rFonts w:eastAsia="黑体"/>
         <w:color w:themeColor="background1" w:val="FFFFFF"/>
       </w:rPr>
       <w:tblPr/>
@@ -7769,6 +8113,7 @@
         <w:spacing w:after="0" w:before="0" w:line="240" w:lineRule="auto"/>
       </w:pPr>
       <w:rPr>
+        <w:rFonts w:eastAsia="黑体"/>
         <w:b/>
         <w:bCs/>
         <w:color w:themeColor="background1" w:val="FFFFFF"/>
@@ -7791,6 +8136,7 @@
         <w:spacing w:after="0" w:before="0" w:line="240" w:lineRule="auto"/>
       </w:pPr>
       <w:rPr>
+        <w:rFonts w:eastAsia="黑体"/>
         <w:color w:val="auto"/>
       </w:rPr>
       <w:tblPr/>
@@ -7808,6 +8154,7 @@
     </w:tblStylePr>
     <w:tblStylePr w:type="firstCol">
       <w:rPr>
+        <w:rFonts w:eastAsia="黑体"/>
         <w:b/>
         <w:bCs/>
         <w:color w:themeColor="background1" w:val="FFFFFF"/>
@@ -7827,6 +8174,7 @@
     </w:tblStylePr>
     <w:tblStylePr w:type="lastCol">
       <w:rPr>
+        <w:rFonts w:eastAsia="黑体"/>
         <w:b/>
         <w:bCs/>
         <w:color w:themeColor="background1" w:val="FFFFFF"/>
@@ -7875,6 +8223,7 @@
     </w:tblStylePr>
     <w:tblStylePr w:type="nwCell">
       <w:rPr>
+        <w:rFonts w:eastAsia="黑体"/>
         <w:color w:themeColor="background1" w:val="FFFFFF"/>
       </w:rPr>
       <w:tblPr/>
@@ -7899,6 +8248,7 @@
       <w:spacing w:after="0" w:line="240" w:lineRule="auto"/>
     </w:pPr>
     <w:rPr>
+      <w:rFonts w:eastAsia="黑体"/>
       <w:color w:themeColor="text1" w:val="000000"/>
     </w:rPr>
     <w:tblPr>
@@ -7918,7 +8268,7 @@
     </w:tblPr>
     <w:tblStylePr w:type="firstRow">
       <w:rPr>
-        <w:rFonts w:asciiTheme="majorHAnsi" w:cstheme="majorBidi" w:eastAsiaTheme="majorEastAsia" w:hAnsiTheme="majorHAnsi"/>
+        <w:rFonts w:asciiTheme="majorHAnsi" w:cstheme="majorBidi" w:hAnsiTheme="majorHAnsi" w:eastAsia="黑体"/>
       </w:rPr>
       <w:tblPr/>
       <w:tcPr>
@@ -7930,6 +8280,7 @@
     </w:tblStylePr>
     <w:tblStylePr w:type="lastRow">
       <w:rPr>
+        <w:rFonts w:eastAsia="黑体"/>
         <w:b/>
         <w:bCs/>
         <w:color w:themeColor="text2" w:val="1F497D"/>
@@ -7944,12 +8295,14 @@
     </w:tblStylePr>
     <w:tblStylePr w:type="firstCol">
       <w:rPr>
+        <w:rFonts w:eastAsia="黑体"/>
         <w:b/>
         <w:bCs/>
       </w:rPr>
     </w:tblStylePr>
     <w:tblStylePr w:type="lastCol">
       <w:rPr>
+        <w:rFonts w:eastAsia="黑体"/>
         <w:b/>
         <w:bCs/>
       </w:rPr>
@@ -7983,6 +8336,7 @@
       <w:spacing w:after="0" w:line="240" w:lineRule="auto"/>
     </w:pPr>
     <w:rPr>
+      <w:rFonts w:eastAsia="黑体"/>
       <w:color w:themeColor="text1" w:val="000000"/>
     </w:rPr>
     <w:tblPr>
@@ -8002,7 +8356,7 @@
     </w:tblPr>
     <w:tblStylePr w:type="firstRow">
       <w:rPr>
-        <w:rFonts w:asciiTheme="majorHAnsi" w:cstheme="majorBidi" w:eastAsiaTheme="majorEastAsia" w:hAnsiTheme="majorHAnsi"/>
+        <w:rFonts w:asciiTheme="majorHAnsi" w:cstheme="majorBidi" w:hAnsiTheme="majorHAnsi" w:eastAsia="黑体"/>
       </w:rPr>
       <w:tblPr/>
       <w:tcPr>
@@ -8014,6 +8368,7 @@
     </w:tblStylePr>
     <w:tblStylePr w:type="lastRow">
       <w:rPr>
+        <w:rFonts w:eastAsia="黑体"/>
         <w:b/>
         <w:bCs/>
         <w:color w:themeColor="text2" w:val="1F497D"/>
@@ -8028,12 +8383,14 @@
     </w:tblStylePr>
     <w:tblStylePr w:type="firstCol">
       <w:rPr>
+        <w:rFonts w:eastAsia="黑体"/>
         <w:b/>
         <w:bCs/>
       </w:rPr>
     </w:tblStylePr>
     <w:tblStylePr w:type="lastCol">
       <w:rPr>
+        <w:rFonts w:eastAsia="黑体"/>
         <w:b/>
         <w:bCs/>
       </w:rPr>
@@ -8067,6 +8424,7 @@
       <w:spacing w:after="0" w:line="240" w:lineRule="auto"/>
     </w:pPr>
     <w:rPr>
+      <w:rFonts w:eastAsia="黑体"/>
       <w:color w:themeColor="text1" w:val="000000"/>
     </w:rPr>
     <w:tblPr>
@@ -8086,7 +8444,7 @@
     </w:tblPr>
     <w:tblStylePr w:type="firstRow">
       <w:rPr>
-        <w:rFonts w:asciiTheme="majorHAnsi" w:cstheme="majorBidi" w:eastAsiaTheme="majorEastAsia" w:hAnsiTheme="majorHAnsi"/>
+        <w:rFonts w:asciiTheme="majorHAnsi" w:cstheme="majorBidi" w:hAnsiTheme="majorHAnsi" w:eastAsia="黑体"/>
       </w:rPr>
       <w:tblPr/>
       <w:tcPr>
@@ -8098,6 +8456,7 @@
     </w:tblStylePr>
     <w:tblStylePr w:type="lastRow">
       <w:rPr>
+        <w:rFonts w:eastAsia="黑体"/>
         <w:b/>
         <w:bCs/>
         <w:color w:themeColor="text2" w:val="1F497D"/>
@@ -8112,12 +8471,14 @@
     </w:tblStylePr>
     <w:tblStylePr w:type="firstCol">
       <w:rPr>
+        <w:rFonts w:eastAsia="黑体"/>
         <w:b/>
         <w:bCs/>
       </w:rPr>
     </w:tblStylePr>
     <w:tblStylePr w:type="lastCol">
       <w:rPr>
+        <w:rFonts w:eastAsia="黑体"/>
         <w:b/>
         <w:bCs/>
       </w:rPr>
@@ -8151,6 +8512,7 @@
       <w:spacing w:after="0" w:line="240" w:lineRule="auto"/>
     </w:pPr>
     <w:rPr>
+      <w:rFonts w:eastAsia="黑体"/>
       <w:color w:themeColor="text1" w:val="000000"/>
     </w:rPr>
     <w:tblPr>
@@ -8170,7 +8532,7 @@
     </w:tblPr>
     <w:tblStylePr w:type="firstRow">
       <w:rPr>
-        <w:rFonts w:asciiTheme="majorHAnsi" w:cstheme="majorBidi" w:eastAsiaTheme="majorEastAsia" w:hAnsiTheme="majorHAnsi"/>
+        <w:rFonts w:asciiTheme="majorHAnsi" w:cstheme="majorBidi" w:hAnsiTheme="majorHAnsi" w:eastAsia="黑体"/>
       </w:rPr>
       <w:tblPr/>
       <w:tcPr>
@@ -8182,6 +8544,7 @@
     </w:tblStylePr>
     <w:tblStylePr w:type="lastRow">
       <w:rPr>
+        <w:rFonts w:eastAsia="黑体"/>
         <w:b/>
         <w:bCs/>
         <w:color w:themeColor="text2" w:val="1F497D"/>
@@ -8196,12 +8559,14 @@
     </w:tblStylePr>
     <w:tblStylePr w:type="firstCol">
       <w:rPr>
+        <w:rFonts w:eastAsia="黑体"/>
         <w:b/>
         <w:bCs/>
       </w:rPr>
     </w:tblStylePr>
     <w:tblStylePr w:type="lastCol">
       <w:rPr>
+        <w:rFonts w:eastAsia="黑体"/>
         <w:b/>
         <w:bCs/>
       </w:rPr>
@@ -8235,6 +8600,7 @@
       <w:spacing w:after="0" w:line="240" w:lineRule="auto"/>
     </w:pPr>
     <w:rPr>
+      <w:rFonts w:eastAsia="黑体"/>
       <w:color w:themeColor="text1" w:val="000000"/>
     </w:rPr>
     <w:tblPr>
@@ -8254,7 +8620,7 @@
     </w:tblPr>
     <w:tblStylePr w:type="firstRow">
       <w:rPr>
-        <w:rFonts w:asciiTheme="majorHAnsi" w:cstheme="majorBidi" w:eastAsiaTheme="majorEastAsia" w:hAnsiTheme="majorHAnsi"/>
+        <w:rFonts w:asciiTheme="majorHAnsi" w:cstheme="majorBidi" w:hAnsiTheme="majorHAnsi" w:eastAsia="黑体"/>
       </w:rPr>
       <w:tblPr/>
       <w:tcPr>
@@ -8266,6 +8632,7 @@
     </w:tblStylePr>
     <w:tblStylePr w:type="lastRow">
       <w:rPr>
+        <w:rFonts w:eastAsia="黑体"/>
         <w:b/>
         <w:bCs/>
         <w:color w:themeColor="text2" w:val="1F497D"/>
@@ -8280,12 +8647,14 @@
     </w:tblStylePr>
     <w:tblStylePr w:type="firstCol">
       <w:rPr>
+        <w:rFonts w:eastAsia="黑体"/>
         <w:b/>
         <w:bCs/>
       </w:rPr>
     </w:tblStylePr>
     <w:tblStylePr w:type="lastCol">
       <w:rPr>
+        <w:rFonts w:eastAsia="黑体"/>
         <w:b/>
         <w:bCs/>
       </w:rPr>
@@ -8319,6 +8688,7 @@
       <w:spacing w:after="0" w:line="240" w:lineRule="auto"/>
     </w:pPr>
     <w:rPr>
+      <w:rFonts w:eastAsia="黑体"/>
       <w:color w:themeColor="text1" w:val="000000"/>
     </w:rPr>
     <w:tblPr>
@@ -8338,7 +8708,7 @@
     </w:tblPr>
     <w:tblStylePr w:type="firstRow">
       <w:rPr>
-        <w:rFonts w:asciiTheme="majorHAnsi" w:cstheme="majorBidi" w:eastAsiaTheme="majorEastAsia" w:hAnsiTheme="majorHAnsi"/>
+        <w:rFonts w:asciiTheme="majorHAnsi" w:cstheme="majorBidi" w:hAnsiTheme="majorHAnsi" w:eastAsia="黑体"/>
       </w:rPr>
       <w:tblPr/>
       <w:tcPr>
@@ -8350,6 +8720,7 @@
     </w:tblStylePr>
     <w:tblStylePr w:type="lastRow">
       <w:rPr>
+        <w:rFonts w:eastAsia="黑体"/>
         <w:b/>
         <w:bCs/>
         <w:color w:themeColor="text2" w:val="1F497D"/>
@@ -8364,12 +8735,14 @@
     </w:tblStylePr>
     <w:tblStylePr w:type="firstCol">
       <w:rPr>
+        <w:rFonts w:eastAsia="黑体"/>
         <w:b/>
         <w:bCs/>
       </w:rPr>
     </w:tblStylePr>
     <w:tblStylePr w:type="lastCol">
       <w:rPr>
+        <w:rFonts w:eastAsia="黑体"/>
         <w:b/>
         <w:bCs/>
       </w:rPr>
@@ -8403,6 +8776,7 @@
       <w:spacing w:after="0" w:line="240" w:lineRule="auto"/>
     </w:pPr>
     <w:rPr>
+      <w:rFonts w:eastAsia="黑体"/>
       <w:color w:themeColor="text1" w:val="000000"/>
     </w:rPr>
     <w:tblPr>
@@ -8422,7 +8796,7 @@
     </w:tblPr>
     <w:tblStylePr w:type="firstRow">
       <w:rPr>
-        <w:rFonts w:asciiTheme="majorHAnsi" w:cstheme="majorBidi" w:eastAsiaTheme="majorEastAsia" w:hAnsiTheme="majorHAnsi"/>
+        <w:rFonts w:asciiTheme="majorHAnsi" w:cstheme="majorBidi" w:hAnsiTheme="majorHAnsi" w:eastAsia="黑体"/>
       </w:rPr>
       <w:tblPr/>
       <w:tcPr>
@@ -8434,6 +8808,7 @@
     </w:tblStylePr>
     <w:tblStylePr w:type="lastRow">
       <w:rPr>
+        <w:rFonts w:eastAsia="黑体"/>
         <w:b/>
         <w:bCs/>
         <w:color w:themeColor="text2" w:val="1F497D"/>
@@ -8448,12 +8823,14 @@
     </w:tblStylePr>
     <w:tblStylePr w:type="firstCol">
       <w:rPr>
+        <w:rFonts w:eastAsia="黑体"/>
         <w:b/>
         <w:bCs/>
       </w:rPr>
     </w:tblStylePr>
     <w:tblStylePr w:type="lastCol">
       <w:rPr>
+        <w:rFonts w:eastAsia="黑体"/>
         <w:b/>
         <w:bCs/>
       </w:rPr>
@@ -8487,7 +8864,7 @@
       <w:spacing w:after="0" w:line="240" w:lineRule="auto"/>
     </w:pPr>
     <w:rPr>
-      <w:rFonts w:asciiTheme="majorHAnsi" w:cstheme="majorBidi" w:eastAsiaTheme="majorEastAsia" w:hAnsiTheme="majorHAnsi"/>
+      <w:rFonts w:asciiTheme="majorHAnsi" w:cstheme="majorBidi" w:hAnsiTheme="majorHAnsi" w:eastAsia="黑体"/>
       <w:color w:themeColor="text1" w:val="000000"/>
     </w:rPr>
     <w:tblPr>
@@ -8509,6 +8886,7 @@
     </w:tblPr>
     <w:tblStylePr w:type="firstRow">
       <w:rPr>
+        <w:rFonts w:eastAsia="黑体"/>
         <w:sz w:val="24"/>
         <w:szCs w:val="24"/>
       </w:rPr>
@@ -8615,7 +8993,7 @@
       <w:spacing w:after="0" w:line="240" w:lineRule="auto"/>
     </w:pPr>
     <w:rPr>
-      <w:rFonts w:asciiTheme="majorHAnsi" w:cstheme="majorBidi" w:eastAsiaTheme="majorEastAsia" w:hAnsiTheme="majorHAnsi"/>
+      <w:rFonts w:asciiTheme="majorHAnsi" w:cstheme="majorBidi" w:hAnsiTheme="majorHAnsi" w:eastAsia="黑体"/>
       <w:color w:themeColor="text1" w:val="000000"/>
     </w:rPr>
     <w:tblPr>
@@ -8637,6 +9015,7 @@
     </w:tblPr>
     <w:tblStylePr w:type="firstRow">
       <w:rPr>
+        <w:rFonts w:eastAsia="黑体"/>
         <w:sz w:val="24"/>
         <w:szCs w:val="24"/>
       </w:rPr>
@@ -8743,7 +9122,7 @@
       <w:spacing w:after="0" w:line="240" w:lineRule="auto"/>
     </w:pPr>
     <w:rPr>
-      <w:rFonts w:asciiTheme="majorHAnsi" w:cstheme="majorBidi" w:eastAsiaTheme="majorEastAsia" w:hAnsiTheme="majorHAnsi"/>
+      <w:rFonts w:asciiTheme="majorHAnsi" w:cstheme="majorBidi" w:hAnsiTheme="majorHAnsi" w:eastAsia="黑体"/>
       <w:color w:themeColor="text1" w:val="000000"/>
     </w:rPr>
     <w:tblPr>
@@ -8765,6 +9144,7 @@
     </w:tblPr>
     <w:tblStylePr w:type="firstRow">
       <w:rPr>
+        <w:rFonts w:eastAsia="黑体"/>
         <w:sz w:val="24"/>
         <w:szCs w:val="24"/>
       </w:rPr>
@@ -8871,7 +9251,7 @@
       <w:spacing w:after="0" w:line="240" w:lineRule="auto"/>
     </w:pPr>
     <w:rPr>
-      <w:rFonts w:asciiTheme="majorHAnsi" w:cstheme="majorBidi" w:eastAsiaTheme="majorEastAsia" w:hAnsiTheme="majorHAnsi"/>
+      <w:rFonts w:asciiTheme="majorHAnsi" w:cstheme="majorBidi" w:hAnsiTheme="majorHAnsi" w:eastAsia="黑体"/>
       <w:color w:themeColor="text1" w:val="000000"/>
     </w:rPr>
     <w:tblPr>
@@ -8893,6 +9273,7 @@
     </w:tblPr>
     <w:tblStylePr w:type="firstRow">
       <w:rPr>
+        <w:rFonts w:eastAsia="黑体"/>
         <w:sz w:val="24"/>
         <w:szCs w:val="24"/>
       </w:rPr>
@@ -8999,7 +9380,7 @@
       <w:spacing w:after="0" w:line="240" w:lineRule="auto"/>
     </w:pPr>
     <w:rPr>
-      <w:rFonts w:asciiTheme="majorHAnsi" w:cstheme="majorBidi" w:eastAsiaTheme="majorEastAsia" w:hAnsiTheme="majorHAnsi"/>
+      <w:rFonts w:asciiTheme="majorHAnsi" w:cstheme="majorBidi" w:hAnsiTheme="majorHAnsi" w:eastAsia="黑体"/>
       <w:color w:themeColor="text1" w:val="000000"/>
     </w:rPr>
     <w:tblPr>
@@ -9021,6 +9402,7 @@
     </w:tblPr>
     <w:tblStylePr w:type="firstRow">
       <w:rPr>
+        <w:rFonts w:eastAsia="黑体"/>
         <w:sz w:val="24"/>
         <w:szCs w:val="24"/>
       </w:rPr>
@@ -9127,7 +9509,7 @@
       <w:spacing w:after="0" w:line="240" w:lineRule="auto"/>
     </w:pPr>
     <w:rPr>
-      <w:rFonts w:asciiTheme="majorHAnsi" w:cstheme="majorBidi" w:eastAsiaTheme="majorEastAsia" w:hAnsiTheme="majorHAnsi"/>
+      <w:rFonts w:asciiTheme="majorHAnsi" w:cstheme="majorBidi" w:hAnsiTheme="majorHAnsi" w:eastAsia="黑体"/>
       <w:color w:themeColor="text1" w:val="000000"/>
     </w:rPr>
     <w:tblPr>
@@ -9149,6 +9531,7 @@
     </w:tblPr>
     <w:tblStylePr w:type="firstRow">
       <w:rPr>
+        <w:rFonts w:eastAsia="黑体"/>
         <w:sz w:val="24"/>
         <w:szCs w:val="24"/>
       </w:rPr>
@@ -9255,7 +9638,7 @@
       <w:spacing w:after="0" w:line="240" w:lineRule="auto"/>
     </w:pPr>
     <w:rPr>
-      <w:rFonts w:asciiTheme="majorHAnsi" w:cstheme="majorBidi" w:eastAsiaTheme="majorEastAsia" w:hAnsiTheme="majorHAnsi"/>
+      <w:rFonts w:asciiTheme="majorHAnsi" w:cstheme="majorBidi" w:hAnsiTheme="majorHAnsi" w:eastAsia="黑体"/>
       <w:color w:themeColor="text1" w:val="000000"/>
     </w:rPr>
     <w:tblPr>
@@ -9277,6 +9660,7 @@
     </w:tblPr>
     <w:tblStylePr w:type="firstRow">
       <w:rPr>
+        <w:rFonts w:eastAsia="黑体"/>
         <w:sz w:val="24"/>
         <w:szCs w:val="24"/>
       </w:rPr>
@@ -9406,12 +9790,14 @@
     </w:tcPr>
     <w:tblStylePr w:type="firstRow">
       <w:rPr>
+        <w:rFonts w:eastAsia="黑体"/>
         <w:b/>
         <w:bCs/>
       </w:rPr>
     </w:tblStylePr>
     <w:tblStylePr w:type="lastRow">
       <w:rPr>
+        <w:rFonts w:eastAsia="黑体"/>
         <w:b/>
         <w:bCs/>
       </w:rPr>
@@ -9424,12 +9810,14 @@
     </w:tblStylePr>
     <w:tblStylePr w:type="firstCol">
       <w:rPr>
+        <w:rFonts w:eastAsia="黑体"/>
         <w:b/>
         <w:bCs/>
       </w:rPr>
     </w:tblStylePr>
     <w:tblStylePr w:type="lastCol">
       <w:rPr>
+        <w:rFonts w:eastAsia="黑体"/>
         <w:b/>
         <w:bCs/>
       </w:rPr>
@@ -9479,12 +9867,14 @@
     </w:tcPr>
     <w:tblStylePr w:type="firstRow">
       <w:rPr>
+        <w:rFonts w:eastAsia="黑体"/>
         <w:b/>
         <w:bCs/>
       </w:rPr>
     </w:tblStylePr>
     <w:tblStylePr w:type="lastRow">
       <w:rPr>
+        <w:rFonts w:eastAsia="黑体"/>
         <w:b/>
         <w:bCs/>
       </w:rPr>
@@ -9497,12 +9887,14 @@
     </w:tblStylePr>
     <w:tblStylePr w:type="firstCol">
       <w:rPr>
+        <w:rFonts w:eastAsia="黑体"/>
         <w:b/>
         <w:bCs/>
       </w:rPr>
     </w:tblStylePr>
     <w:tblStylePr w:type="lastCol">
       <w:rPr>
+        <w:rFonts w:eastAsia="黑体"/>
         <w:b/>
         <w:bCs/>
       </w:rPr>
@@ -9552,12 +9944,14 @@
     </w:tcPr>
     <w:tblStylePr w:type="firstRow">
       <w:rPr>
+        <w:rFonts w:eastAsia="黑体"/>
         <w:b/>
         <w:bCs/>
       </w:rPr>
     </w:tblStylePr>
     <w:tblStylePr w:type="lastRow">
       <w:rPr>
+        <w:rFonts w:eastAsia="黑体"/>
         <w:b/>
         <w:bCs/>
       </w:rPr>
@@ -9570,12 +9964,14 @@
     </w:tblStylePr>
     <w:tblStylePr w:type="firstCol">
       <w:rPr>
+        <w:rFonts w:eastAsia="黑体"/>
         <w:b/>
         <w:bCs/>
       </w:rPr>
     </w:tblStylePr>
     <w:tblStylePr w:type="lastCol">
       <w:rPr>
+        <w:rFonts w:eastAsia="黑体"/>
         <w:b/>
         <w:bCs/>
       </w:rPr>
@@ -9625,12 +10021,14 @@
     </w:tcPr>
     <w:tblStylePr w:type="firstRow">
       <w:rPr>
+        <w:rFonts w:eastAsia="黑体"/>
         <w:b/>
         <w:bCs/>
       </w:rPr>
     </w:tblStylePr>
     <w:tblStylePr w:type="lastRow">
       <w:rPr>
+        <w:rFonts w:eastAsia="黑体"/>
         <w:b/>
         <w:bCs/>
       </w:rPr>
@@ -9643,12 +10041,14 @@
     </w:tblStylePr>
     <w:tblStylePr w:type="firstCol">
       <w:rPr>
+        <w:rFonts w:eastAsia="黑体"/>
         <w:b/>
         <w:bCs/>
       </w:rPr>
     </w:tblStylePr>
     <w:tblStylePr w:type="lastCol">
       <w:rPr>
+        <w:rFonts w:eastAsia="黑体"/>
         <w:b/>
         <w:bCs/>
       </w:rPr>
@@ -9698,12 +10098,14 @@
     </w:tcPr>
     <w:tblStylePr w:type="firstRow">
       <w:rPr>
+        <w:rFonts w:eastAsia="黑体"/>
         <w:b/>
         <w:bCs/>
       </w:rPr>
     </w:tblStylePr>
     <w:tblStylePr w:type="lastRow">
       <w:rPr>
+        <w:rFonts w:eastAsia="黑体"/>
         <w:b/>
         <w:bCs/>
       </w:rPr>
@@ -9716,12 +10118,14 @@
     </w:tblStylePr>
     <w:tblStylePr w:type="firstCol">
       <w:rPr>
+        <w:rFonts w:eastAsia="黑体"/>
         <w:b/>
         <w:bCs/>
       </w:rPr>
     </w:tblStylePr>
     <w:tblStylePr w:type="lastCol">
       <w:rPr>
+        <w:rFonts w:eastAsia="黑体"/>
         <w:b/>
         <w:bCs/>
       </w:rPr>
@@ -9771,12 +10175,14 @@
     </w:tcPr>
     <w:tblStylePr w:type="firstRow">
       <w:rPr>
+        <w:rFonts w:eastAsia="黑体"/>
         <w:b/>
         <w:bCs/>
       </w:rPr>
     </w:tblStylePr>
     <w:tblStylePr w:type="lastRow">
       <w:rPr>
+        <w:rFonts w:eastAsia="黑体"/>
         <w:b/>
         <w:bCs/>
       </w:rPr>
@@ -9789,12 +10195,14 @@
     </w:tblStylePr>
     <w:tblStylePr w:type="firstCol">
       <w:rPr>
+        <w:rFonts w:eastAsia="黑体"/>
         <w:b/>
         <w:bCs/>
       </w:rPr>
     </w:tblStylePr>
     <w:tblStylePr w:type="lastCol">
       <w:rPr>
+        <w:rFonts w:eastAsia="黑体"/>
         <w:b/>
         <w:bCs/>
       </w:rPr>
@@ -9844,12 +10252,14 @@
     </w:tcPr>
     <w:tblStylePr w:type="firstRow">
       <w:rPr>
+        <w:rFonts w:eastAsia="黑体"/>
         <w:b/>
         <w:bCs/>
       </w:rPr>
     </w:tblStylePr>
     <w:tblStylePr w:type="lastRow">
       <w:rPr>
+        <w:rFonts w:eastAsia="黑体"/>
         <w:b/>
         <w:bCs/>
       </w:rPr>
@@ -9862,12 +10272,14 @@
     </w:tblStylePr>
     <w:tblStylePr w:type="firstCol">
       <w:rPr>
+        <w:rFonts w:eastAsia="黑体"/>
         <w:b/>
         <w:bCs/>
       </w:rPr>
     </w:tblStylePr>
     <w:tblStylePr w:type="lastCol">
       <w:rPr>
+        <w:rFonts w:eastAsia="黑体"/>
         <w:b/>
         <w:bCs/>
       </w:rPr>
@@ -9894,7 +10306,7 @@
       <w:spacing w:after="0" w:line="240" w:lineRule="auto"/>
     </w:pPr>
     <w:rPr>
-      <w:rFonts w:asciiTheme="majorHAnsi" w:cstheme="majorBidi" w:eastAsiaTheme="majorEastAsia" w:hAnsiTheme="majorHAnsi"/>
+      <w:rFonts w:asciiTheme="majorHAnsi" w:cstheme="majorBidi" w:hAnsiTheme="majorHAnsi" w:eastAsia="黑体"/>
       <w:color w:themeColor="text1" w:val="000000"/>
     </w:rPr>
     <w:tblPr>
@@ -9921,6 +10333,7 @@
     </w:tcPr>
     <w:tblStylePr w:type="firstRow">
       <w:rPr>
+        <w:rFonts w:eastAsia="黑体"/>
         <w:b/>
         <w:bCs/>
         <w:color w:themeColor="text1" w:val="000000"/>
@@ -9932,6 +10345,7 @@
     </w:tblStylePr>
     <w:tblStylePr w:type="lastRow">
       <w:rPr>
+        <w:rFonts w:eastAsia="黑体"/>
         <w:b/>
         <w:bCs/>
         <w:color w:themeColor="text1" w:val="000000"/>
@@ -9951,6 +10365,7 @@
     </w:tblStylePr>
     <w:tblStylePr w:type="firstCol">
       <w:rPr>
+        <w:rFonts w:eastAsia="黑体"/>
         <w:b/>
         <w:bCs/>
         <w:color w:themeColor="text1" w:val="000000"/>
@@ -9970,6 +10385,7 @@
     </w:tblStylePr>
     <w:tblStylePr w:type="lastCol">
       <w:rPr>
+        <w:rFonts w:eastAsia="黑体"/>
         <w:b w:val="0"/>
         <w:bCs w:val="0"/>
         <w:color w:themeColor="text1" w:val="000000"/>
@@ -10019,7 +10435,7 @@
       <w:spacing w:after="0" w:line="240" w:lineRule="auto"/>
     </w:pPr>
     <w:rPr>
-      <w:rFonts w:asciiTheme="majorHAnsi" w:cstheme="majorBidi" w:eastAsiaTheme="majorEastAsia" w:hAnsiTheme="majorHAnsi"/>
+      <w:rFonts w:asciiTheme="majorHAnsi" w:cstheme="majorBidi" w:hAnsiTheme="majorHAnsi" w:eastAsia="黑体"/>
       <w:color w:themeColor="text1" w:val="000000"/>
     </w:rPr>
     <w:tblPr>
@@ -10046,6 +10462,7 @@
     </w:tcPr>
     <w:tblStylePr w:type="firstRow">
       <w:rPr>
+        <w:rFonts w:eastAsia="黑体"/>
         <w:b/>
         <w:bCs/>
         <w:color w:themeColor="text1" w:val="000000"/>
@@ -10057,6 +10474,7 @@
     </w:tblStylePr>
     <w:tblStylePr w:type="lastRow">
       <w:rPr>
+        <w:rFonts w:eastAsia="黑体"/>
         <w:b/>
         <w:bCs/>
         <w:color w:themeColor="text1" w:val="000000"/>
@@ -10076,6 +10494,7 @@
     </w:tblStylePr>
     <w:tblStylePr w:type="firstCol">
       <w:rPr>
+        <w:rFonts w:eastAsia="黑体"/>
         <w:b/>
         <w:bCs/>
         <w:color w:themeColor="text1" w:val="000000"/>
@@ -10095,6 +10514,7 @@
     </w:tblStylePr>
     <w:tblStylePr w:type="lastCol">
       <w:rPr>
+        <w:rFonts w:eastAsia="黑体"/>
         <w:b w:val="0"/>
         <w:bCs w:val="0"/>
         <w:color w:themeColor="text1" w:val="000000"/>
@@ -10144,7 +10564,7 @@
       <w:spacing w:after="0" w:line="240" w:lineRule="auto"/>
     </w:pPr>
     <w:rPr>
-      <w:rFonts w:asciiTheme="majorHAnsi" w:cstheme="majorBidi" w:eastAsiaTheme="majorEastAsia" w:hAnsiTheme="majorHAnsi"/>
+      <w:rFonts w:asciiTheme="majorHAnsi" w:cstheme="majorBidi" w:hAnsiTheme="majorHAnsi" w:eastAsia="黑体"/>
       <w:color w:themeColor="text1" w:val="000000"/>
     </w:rPr>
     <w:tblPr>
@@ -10171,6 +10591,7 @@
     </w:tcPr>
     <w:tblStylePr w:type="firstRow">
       <w:rPr>
+        <w:rFonts w:eastAsia="黑体"/>
         <w:b/>
         <w:bCs/>
         <w:color w:themeColor="text1" w:val="000000"/>
@@ -10182,6 +10603,7 @@
     </w:tblStylePr>
     <w:tblStylePr w:type="lastRow">
       <w:rPr>
+        <w:rFonts w:eastAsia="黑体"/>
         <w:b/>
         <w:bCs/>
         <w:color w:themeColor="text1" w:val="000000"/>
@@ -10201,6 +10623,7 @@
     </w:tblStylePr>
     <w:tblStylePr w:type="firstCol">
       <w:rPr>
+        <w:rFonts w:eastAsia="黑体"/>
         <w:b/>
         <w:bCs/>
         <w:color w:themeColor="text1" w:val="000000"/>
@@ -10220,6 +10643,7 @@
     </w:tblStylePr>
     <w:tblStylePr w:type="lastCol">
       <w:rPr>
+        <w:rFonts w:eastAsia="黑体"/>
         <w:b w:val="0"/>
         <w:bCs w:val="0"/>
         <w:color w:themeColor="text1" w:val="000000"/>
@@ -10269,7 +10693,7 @@
       <w:spacing w:after="0" w:line="240" w:lineRule="auto"/>
     </w:pPr>
     <w:rPr>
-      <w:rFonts w:asciiTheme="majorHAnsi" w:cstheme="majorBidi" w:eastAsiaTheme="majorEastAsia" w:hAnsiTheme="majorHAnsi"/>
+      <w:rFonts w:asciiTheme="majorHAnsi" w:cstheme="majorBidi" w:hAnsiTheme="majorHAnsi" w:eastAsia="黑体"/>
       <w:color w:themeColor="text1" w:val="000000"/>
     </w:rPr>
     <w:tblPr>
@@ -10296,6 +10720,7 @@
     </w:tcPr>
     <w:tblStylePr w:type="firstRow">
       <w:rPr>
+        <w:rFonts w:eastAsia="黑体"/>
         <w:b/>
         <w:bCs/>
         <w:color w:themeColor="text1" w:val="000000"/>
@@ -10307,6 +10732,7 @@
     </w:tblStylePr>
     <w:tblStylePr w:type="lastRow">
       <w:rPr>
+        <w:rFonts w:eastAsia="黑体"/>
         <w:b/>
         <w:bCs/>
         <w:color w:themeColor="text1" w:val="000000"/>
@@ -10326,6 +10752,7 @@
     </w:tblStylePr>
     <w:tblStylePr w:type="firstCol">
       <w:rPr>
+        <w:rFonts w:eastAsia="黑体"/>
         <w:b/>
         <w:bCs/>
         <w:color w:themeColor="text1" w:val="000000"/>
@@ -10345,6 +10772,7 @@
     </w:tblStylePr>
     <w:tblStylePr w:type="lastCol">
       <w:rPr>
+        <w:rFonts w:eastAsia="黑体"/>
         <w:b w:val="0"/>
         <w:bCs w:val="0"/>
         <w:color w:themeColor="text1" w:val="000000"/>
@@ -10394,7 +10822,7 @@
       <w:spacing w:after="0" w:line="240" w:lineRule="auto"/>
     </w:pPr>
     <w:rPr>
-      <w:rFonts w:asciiTheme="majorHAnsi" w:cstheme="majorBidi" w:eastAsiaTheme="majorEastAsia" w:hAnsiTheme="majorHAnsi"/>
+      <w:rFonts w:asciiTheme="majorHAnsi" w:cstheme="majorBidi" w:hAnsiTheme="majorHAnsi" w:eastAsia="黑体"/>
       <w:color w:themeColor="text1" w:val="000000"/>
     </w:rPr>
     <w:tblPr>
@@ -10421,6 +10849,7 @@
     </w:tcPr>
     <w:tblStylePr w:type="firstRow">
       <w:rPr>
+        <w:rFonts w:eastAsia="黑体"/>
         <w:b/>
         <w:bCs/>
         <w:color w:themeColor="text1" w:val="000000"/>
@@ -10432,6 +10861,7 @@
     </w:tblStylePr>
     <w:tblStylePr w:type="lastRow">
       <w:rPr>
+        <w:rFonts w:eastAsia="黑体"/>
         <w:b/>
         <w:bCs/>
         <w:color w:themeColor="text1" w:val="000000"/>
@@ -10451,6 +10881,7 @@
     </w:tblStylePr>
     <w:tblStylePr w:type="firstCol">
       <w:rPr>
+        <w:rFonts w:eastAsia="黑体"/>
         <w:b/>
         <w:bCs/>
         <w:color w:themeColor="text1" w:val="000000"/>
@@ -10470,6 +10901,7 @@
     </w:tblStylePr>
     <w:tblStylePr w:type="lastCol">
       <w:rPr>
+        <w:rFonts w:eastAsia="黑体"/>
         <w:b w:val="0"/>
         <w:bCs w:val="0"/>
         <w:color w:themeColor="text1" w:val="000000"/>
@@ -10519,7 +10951,7 @@
       <w:spacing w:after="0" w:line="240" w:lineRule="auto"/>
     </w:pPr>
     <w:rPr>
-      <w:rFonts w:asciiTheme="majorHAnsi" w:cstheme="majorBidi" w:eastAsiaTheme="majorEastAsia" w:hAnsiTheme="majorHAnsi"/>
+      <w:rFonts w:asciiTheme="majorHAnsi" w:cstheme="majorBidi" w:hAnsiTheme="majorHAnsi" w:eastAsia="黑体"/>
       <w:color w:themeColor="text1" w:val="000000"/>
     </w:rPr>
     <w:tblPr>
@@ -10546,6 +10978,7 @@
     </w:tcPr>
     <w:tblStylePr w:type="firstRow">
       <w:rPr>
+        <w:rFonts w:eastAsia="黑体"/>
         <w:b/>
         <w:bCs/>
         <w:color w:themeColor="text1" w:val="000000"/>
@@ -10557,6 +10990,7 @@
     </w:tblStylePr>
     <w:tblStylePr w:type="lastRow">
       <w:rPr>
+        <w:rFonts w:eastAsia="黑体"/>
         <w:b/>
         <w:bCs/>
         <w:color w:themeColor="text1" w:val="000000"/>
@@ -10576,6 +11010,7 @@
     </w:tblStylePr>
     <w:tblStylePr w:type="firstCol">
       <w:rPr>
+        <w:rFonts w:eastAsia="黑体"/>
         <w:b/>
         <w:bCs/>
         <w:color w:themeColor="text1" w:val="000000"/>
@@ -10595,6 +11030,7 @@
     </w:tblStylePr>
     <w:tblStylePr w:type="lastCol">
       <w:rPr>
+        <w:rFonts w:eastAsia="黑体"/>
         <w:b w:val="0"/>
         <w:bCs w:val="0"/>
         <w:color w:themeColor="text1" w:val="000000"/>
@@ -10644,7 +11080,7 @@
       <w:spacing w:after="0" w:line="240" w:lineRule="auto"/>
     </w:pPr>
     <w:rPr>
-      <w:rFonts w:asciiTheme="majorHAnsi" w:cstheme="majorBidi" w:eastAsiaTheme="majorEastAsia" w:hAnsiTheme="majorHAnsi"/>
+      <w:rFonts w:asciiTheme="majorHAnsi" w:cstheme="majorBidi" w:hAnsiTheme="majorHAnsi" w:eastAsia="黑体"/>
       <w:color w:themeColor="text1" w:val="000000"/>
     </w:rPr>
     <w:tblPr>
@@ -10671,6 +11107,7 @@
     </w:tcPr>
     <w:tblStylePr w:type="firstRow">
       <w:rPr>
+        <w:rFonts w:eastAsia="黑体"/>
         <w:b/>
         <w:bCs/>
         <w:color w:themeColor="text1" w:val="000000"/>
@@ -10682,6 +11119,7 @@
     </w:tblStylePr>
     <w:tblStylePr w:type="lastRow">
       <w:rPr>
+        <w:rFonts w:eastAsia="黑体"/>
         <w:b/>
         <w:bCs/>
         <w:color w:themeColor="text1" w:val="000000"/>
@@ -10701,6 +11139,7 @@
     </w:tblStylePr>
     <w:tblStylePr w:type="firstCol">
       <w:rPr>
+        <w:rFonts w:eastAsia="黑体"/>
         <w:b/>
         <w:bCs/>
         <w:color w:themeColor="text1" w:val="000000"/>
@@ -10720,6 +11159,7 @@
     </w:tblStylePr>
     <w:tblStylePr w:type="lastCol">
       <w:rPr>
+        <w:rFonts w:eastAsia="黑体"/>
         <w:b w:val="0"/>
         <w:bCs w:val="0"/>
         <w:color w:themeColor="text1" w:val="000000"/>
@@ -10792,6 +11232,7 @@
     </w:tcPr>
     <w:tblStylePr w:type="firstRow">
       <w:rPr>
+        <w:rFonts w:eastAsia="黑体"/>
         <w:b/>
         <w:bCs/>
         <w:i w:val="0"/>
@@ -10813,6 +11254,7 @@
     </w:tblStylePr>
     <w:tblStylePr w:type="lastRow">
       <w:rPr>
+        <w:rFonts w:eastAsia="黑体"/>
         <w:b/>
         <w:bCs/>
         <w:i w:val="0"/>
@@ -10834,6 +11276,7 @@
     </w:tblStylePr>
     <w:tblStylePr w:type="firstCol">
       <w:rPr>
+        <w:rFonts w:eastAsia="黑体"/>
         <w:b/>
         <w:bCs/>
         <w:i w:val="0"/>
@@ -10853,6 +11296,7 @@
     </w:tblStylePr>
     <w:tblStylePr w:type="lastCol">
       <w:rPr>
+        <w:rFonts w:eastAsia="黑体"/>
         <w:b/>
         <w:bCs/>
         <w:i w:val="0"/>
@@ -10933,6 +11377,7 @@
     </w:tcPr>
     <w:tblStylePr w:type="firstRow">
       <w:rPr>
+        <w:rFonts w:eastAsia="黑体"/>
         <w:b/>
         <w:bCs/>
         <w:i w:val="0"/>
@@ -10954,6 +11399,7 @@
     </w:tblStylePr>
     <w:tblStylePr w:type="lastRow">
       <w:rPr>
+        <w:rFonts w:eastAsia="黑体"/>
         <w:b/>
         <w:bCs/>
         <w:i w:val="0"/>
@@ -10975,6 +11421,7 @@
     </w:tblStylePr>
     <w:tblStylePr w:type="firstCol">
       <w:rPr>
+        <w:rFonts w:eastAsia="黑体"/>
         <w:b/>
         <w:bCs/>
         <w:i w:val="0"/>
@@ -10994,6 +11441,7 @@
     </w:tblStylePr>
     <w:tblStylePr w:type="lastCol">
       <w:rPr>
+        <w:rFonts w:eastAsia="黑体"/>
         <w:b/>
         <w:bCs/>
         <w:i w:val="0"/>
@@ -11074,6 +11522,7 @@
     </w:tcPr>
     <w:tblStylePr w:type="firstRow">
       <w:rPr>
+        <w:rFonts w:eastAsia="黑体"/>
         <w:b/>
         <w:bCs/>
         <w:i w:val="0"/>
@@ -11095,6 +11544,7 @@
     </w:tblStylePr>
     <w:tblStylePr w:type="lastRow">
       <w:rPr>
+        <w:rFonts w:eastAsia="黑体"/>
         <w:b/>
         <w:bCs/>
         <w:i w:val="0"/>
@@ -11116,6 +11566,7 @@
     </w:tblStylePr>
     <w:tblStylePr w:type="firstCol">
       <w:rPr>
+        <w:rFonts w:eastAsia="黑体"/>
         <w:b/>
         <w:bCs/>
         <w:i w:val="0"/>
@@ -11135,6 +11586,7 @@
     </w:tblStylePr>
     <w:tblStylePr w:type="lastCol">
       <w:rPr>
+        <w:rFonts w:eastAsia="黑体"/>
         <w:b/>
         <w:bCs/>
         <w:i w:val="0"/>
@@ -11215,6 +11667,7 @@
     </w:tcPr>
     <w:tblStylePr w:type="firstRow">
       <w:rPr>
+        <w:rFonts w:eastAsia="黑体"/>
         <w:b/>
         <w:bCs/>
         <w:i w:val="0"/>
@@ -11236,6 +11689,7 @@
     </w:tblStylePr>
     <w:tblStylePr w:type="lastRow">
       <w:rPr>
+        <w:rFonts w:eastAsia="黑体"/>
         <w:b/>
         <w:bCs/>
         <w:i w:val="0"/>
@@ -11257,6 +11711,7 @@
     </w:tblStylePr>
     <w:tblStylePr w:type="firstCol">
       <w:rPr>
+        <w:rFonts w:eastAsia="黑体"/>
         <w:b/>
         <w:bCs/>
         <w:i w:val="0"/>
@@ -11276,6 +11731,7 @@
     </w:tblStylePr>
     <w:tblStylePr w:type="lastCol">
       <w:rPr>
+        <w:rFonts w:eastAsia="黑体"/>
         <w:b/>
         <w:bCs/>
         <w:i w:val="0"/>
@@ -11356,6 +11812,7 @@
     </w:tcPr>
     <w:tblStylePr w:type="firstRow">
       <w:rPr>
+        <w:rFonts w:eastAsia="黑体"/>
         <w:b/>
         <w:bCs/>
         <w:i w:val="0"/>
@@ -11377,6 +11834,7 @@
     </w:tblStylePr>
     <w:tblStylePr w:type="lastRow">
       <w:rPr>
+        <w:rFonts w:eastAsia="黑体"/>
         <w:b/>
         <w:bCs/>
         <w:i w:val="0"/>
@@ -11398,6 +11856,7 @@
     </w:tblStylePr>
     <w:tblStylePr w:type="firstCol">
       <w:rPr>
+        <w:rFonts w:eastAsia="黑体"/>
         <w:b/>
         <w:bCs/>
         <w:i w:val="0"/>
@@ -11417,6 +11876,7 @@
     </w:tblStylePr>
     <w:tblStylePr w:type="lastCol">
       <w:rPr>
+        <w:rFonts w:eastAsia="黑体"/>
         <w:b/>
         <w:bCs/>
         <w:i w:val="0"/>
@@ -11497,6 +11957,7 @@
     </w:tcPr>
     <w:tblStylePr w:type="firstRow">
       <w:rPr>
+        <w:rFonts w:eastAsia="黑体"/>
         <w:b/>
         <w:bCs/>
         <w:i w:val="0"/>
@@ -11518,6 +11979,7 @@
     </w:tblStylePr>
     <w:tblStylePr w:type="lastRow">
       <w:rPr>
+        <w:rFonts w:eastAsia="黑体"/>
         <w:b/>
         <w:bCs/>
         <w:i w:val="0"/>
@@ -11539,6 +12001,7 @@
     </w:tblStylePr>
     <w:tblStylePr w:type="firstCol">
       <w:rPr>
+        <w:rFonts w:eastAsia="黑体"/>
         <w:b/>
         <w:bCs/>
         <w:i w:val="0"/>
@@ -11558,6 +12021,7 @@
     </w:tblStylePr>
     <w:tblStylePr w:type="lastCol">
       <w:rPr>
+        <w:rFonts w:eastAsia="黑体"/>
         <w:b/>
         <w:bCs/>
         <w:i w:val="0"/>
@@ -11638,6 +12102,7 @@
     </w:tcPr>
     <w:tblStylePr w:type="firstRow">
       <w:rPr>
+        <w:rFonts w:eastAsia="黑体"/>
         <w:b/>
         <w:bCs/>
         <w:i w:val="0"/>
@@ -11659,6 +12124,7 @@
     </w:tblStylePr>
     <w:tblStylePr w:type="lastRow">
       <w:rPr>
+        <w:rFonts w:eastAsia="黑体"/>
         <w:b/>
         <w:bCs/>
         <w:i w:val="0"/>
@@ -11680,6 +12146,7 @@
     </w:tblStylePr>
     <w:tblStylePr w:type="firstCol">
       <w:rPr>
+        <w:rFonts w:eastAsia="黑体"/>
         <w:b/>
         <w:bCs/>
         <w:i w:val="0"/>
@@ -11699,6 +12166,7 @@
     </w:tblStylePr>
     <w:tblStylePr w:type="lastCol">
       <w:rPr>
+        <w:rFonts w:eastAsia="黑体"/>
         <w:b/>
         <w:bCs/>
         <w:i w:val="0"/>
@@ -11756,6 +12224,7 @@
       <w:spacing w:after="0" w:line="240" w:lineRule="auto"/>
     </w:pPr>
     <w:rPr>
+      <w:rFonts w:eastAsia="黑体"/>
       <w:color w:themeColor="background1" w:val="FFFFFF"/>
     </w:rPr>
     <w:tblPr>
@@ -11774,6 +12243,7 @@
     </w:tcPr>
     <w:tblStylePr w:type="firstRow">
       <w:rPr>
+        <w:rFonts w:eastAsia="黑体"/>
         <w:b/>
         <w:bCs/>
       </w:rPr>
@@ -11870,6 +12340,7 @@
       <w:spacing w:after="0" w:line="240" w:lineRule="auto"/>
     </w:pPr>
     <w:rPr>
+      <w:rFonts w:eastAsia="黑体"/>
       <w:color w:themeColor="background1" w:val="FFFFFF"/>
     </w:rPr>
     <w:tblPr>
@@ -11888,6 +12359,7 @@
     </w:tcPr>
     <w:tblStylePr w:type="firstRow">
       <w:rPr>
+        <w:rFonts w:eastAsia="黑体"/>
         <w:b/>
         <w:bCs/>
       </w:rPr>
@@ -11984,6 +12456,7 @@
       <w:spacing w:after="0" w:line="240" w:lineRule="auto"/>
     </w:pPr>
     <w:rPr>
+      <w:rFonts w:eastAsia="黑体"/>
       <w:color w:themeColor="background1" w:val="FFFFFF"/>
     </w:rPr>
     <w:tblPr>
@@ -12002,6 +12475,7 @@
     </w:tcPr>
     <w:tblStylePr w:type="firstRow">
       <w:rPr>
+        <w:rFonts w:eastAsia="黑体"/>
         <w:b/>
         <w:bCs/>
       </w:rPr>
@@ -12098,6 +12572,7 @@
       <w:spacing w:after="0" w:line="240" w:lineRule="auto"/>
     </w:pPr>
     <w:rPr>
+      <w:rFonts w:eastAsia="黑体"/>
       <w:color w:themeColor="background1" w:val="FFFFFF"/>
     </w:rPr>
     <w:tblPr>
@@ -12116,6 +12591,7 @@
     </w:tcPr>
     <w:tblStylePr w:type="firstRow">
       <w:rPr>
+        <w:rFonts w:eastAsia="黑体"/>
         <w:b/>
         <w:bCs/>
       </w:rPr>
@@ -12212,6 +12688,7 @@
       <w:spacing w:after="0" w:line="240" w:lineRule="auto"/>
     </w:pPr>
     <w:rPr>
+      <w:rFonts w:eastAsia="黑体"/>
       <w:color w:themeColor="background1" w:val="FFFFFF"/>
     </w:rPr>
     <w:tblPr>
@@ -12230,6 +12707,7 @@
     </w:tcPr>
     <w:tblStylePr w:type="firstRow">
       <w:rPr>
+        <w:rFonts w:eastAsia="黑体"/>
         <w:b/>
         <w:bCs/>
       </w:rPr>
@@ -12326,6 +12804,7 @@
       <w:spacing w:after="0" w:line="240" w:lineRule="auto"/>
     </w:pPr>
     <w:rPr>
+      <w:rFonts w:eastAsia="黑体"/>
       <w:color w:themeColor="background1" w:val="FFFFFF"/>
     </w:rPr>
     <w:tblPr>
@@ -12344,6 +12823,7 @@
     </w:tcPr>
     <w:tblStylePr w:type="firstRow">
       <w:rPr>
+        <w:rFonts w:eastAsia="黑体"/>
         <w:b/>
         <w:bCs/>
       </w:rPr>
@@ -12440,6 +12920,7 @@
       <w:spacing w:after="0" w:line="240" w:lineRule="auto"/>
     </w:pPr>
     <w:rPr>
+      <w:rFonts w:eastAsia="黑体"/>
       <w:color w:themeColor="background1" w:val="FFFFFF"/>
     </w:rPr>
     <w:tblPr>
@@ -12458,6 +12939,7 @@
     </w:tcPr>
     <w:tblStylePr w:type="firstRow">
       <w:rPr>
+        <w:rFonts w:eastAsia="黑体"/>
         <w:b/>
         <w:bCs/>
       </w:rPr>
@@ -12554,6 +13036,7 @@
       <w:spacing w:after="0" w:line="240" w:lineRule="auto"/>
     </w:pPr>
     <w:rPr>
+      <w:rFonts w:eastAsia="黑体"/>
       <w:color w:themeColor="text1" w:val="000000"/>
     </w:rPr>
     <w:tblPr>
@@ -12580,6 +13063,7 @@
     </w:tcPr>
     <w:tblStylePr w:type="firstRow">
       <w:rPr>
+        <w:rFonts w:eastAsia="黑体"/>
         <w:b/>
         <w:bCs/>
       </w:rPr>
@@ -12598,6 +13082,7 @@
     </w:tblStylePr>
     <w:tblStylePr w:type="lastRow">
       <w:rPr>
+        <w:rFonts w:eastAsia="黑体"/>
         <w:b/>
         <w:bCs/>
         <w:color w:themeColor="background1" w:val="FFFFFF"/>
@@ -12612,6 +13097,7 @@
     </w:tblStylePr>
     <w:tblStylePr w:type="firstCol">
       <w:rPr>
+        <w:rFonts w:eastAsia="黑体"/>
         <w:color w:themeColor="background1" w:val="FFFFFF"/>
       </w:rPr>
       <w:tblPr/>
@@ -12629,6 +13115,7 @@
     </w:tblStylePr>
     <w:tblStylePr w:type="lastCol">
       <w:rPr>
+        <w:rFonts w:eastAsia="黑体"/>
         <w:color w:themeColor="background1" w:val="FFFFFF"/>
       </w:rPr>
       <w:tblPr/>
@@ -12658,11 +13145,13 @@
     </w:tblStylePr>
     <w:tblStylePr w:type="neCell">
       <w:rPr>
+        <w:rFonts w:eastAsia="黑体"/>
         <w:color w:themeColor="text1" w:val="000000"/>
       </w:rPr>
     </w:tblStylePr>
     <w:tblStylePr w:type="nwCell">
       <w:rPr>
+        <w:rFonts w:eastAsia="黑体"/>
         <w:color w:themeColor="text1" w:val="000000"/>
       </w:rPr>
     </w:tblStylePr>
@@ -12676,6 +13165,7 @@
       <w:spacing w:after="0" w:line="240" w:lineRule="auto"/>
     </w:pPr>
     <w:rPr>
+      <w:rFonts w:eastAsia="黑体"/>
       <w:color w:themeColor="text1" w:val="000000"/>
     </w:rPr>
     <w:tblPr>
@@ -12702,6 +13192,7 @@
     </w:tcPr>
     <w:tblStylePr w:type="firstRow">
       <w:rPr>
+        <w:rFonts w:eastAsia="黑体"/>
         <w:b/>
         <w:bCs/>
       </w:rPr>
@@ -12720,6 +13211,7 @@
     </w:tblStylePr>
     <w:tblStylePr w:type="lastRow">
       <w:rPr>
+        <w:rFonts w:eastAsia="黑体"/>
         <w:b/>
         <w:bCs/>
         <w:color w:themeColor="background1" w:val="FFFFFF"/>
@@ -12734,6 +13226,7 @@
     </w:tblStylePr>
     <w:tblStylePr w:type="firstCol">
       <w:rPr>
+        <w:rFonts w:eastAsia="黑体"/>
         <w:color w:themeColor="background1" w:val="FFFFFF"/>
       </w:rPr>
       <w:tblPr/>
@@ -12751,6 +13244,7 @@
     </w:tblStylePr>
     <w:tblStylePr w:type="lastCol">
       <w:rPr>
+        <w:rFonts w:eastAsia="黑体"/>
         <w:color w:themeColor="background1" w:val="FFFFFF"/>
       </w:rPr>
       <w:tblPr/>
@@ -12780,11 +13274,13 @@
     </w:tblStylePr>
     <w:tblStylePr w:type="neCell">
       <w:rPr>
+        <w:rFonts w:eastAsia="黑体"/>
         <w:color w:themeColor="text1" w:val="000000"/>
       </w:rPr>
     </w:tblStylePr>
     <w:tblStylePr w:type="nwCell">
       <w:rPr>
+        <w:rFonts w:eastAsia="黑体"/>
         <w:color w:themeColor="text1" w:val="000000"/>
       </w:rPr>
     </w:tblStylePr>
@@ -12798,6 +13294,7 @@
       <w:spacing w:after="0" w:line="240" w:lineRule="auto"/>
     </w:pPr>
     <w:rPr>
+      <w:rFonts w:eastAsia="黑体"/>
       <w:color w:themeColor="text1" w:val="000000"/>
     </w:rPr>
     <w:tblPr>
@@ -12824,6 +13321,7 @@
     </w:tcPr>
     <w:tblStylePr w:type="firstRow">
       <w:rPr>
+        <w:rFonts w:eastAsia="黑体"/>
         <w:b/>
         <w:bCs/>
       </w:rPr>
@@ -12842,6 +13340,7 @@
     </w:tblStylePr>
     <w:tblStylePr w:type="lastRow">
       <w:rPr>
+        <w:rFonts w:eastAsia="黑体"/>
         <w:b/>
         <w:bCs/>
         <w:color w:themeColor="background1" w:val="FFFFFF"/>
@@ -12856,6 +13355,7 @@
     </w:tblStylePr>
     <w:tblStylePr w:type="firstCol">
       <w:rPr>
+        <w:rFonts w:eastAsia="黑体"/>
         <w:color w:themeColor="background1" w:val="FFFFFF"/>
       </w:rPr>
       <w:tblPr/>
@@ -12873,6 +13373,7 @@
     </w:tblStylePr>
     <w:tblStylePr w:type="lastCol">
       <w:rPr>
+        <w:rFonts w:eastAsia="黑体"/>
         <w:color w:themeColor="background1" w:val="FFFFFF"/>
       </w:rPr>
       <w:tblPr/>
@@ -12902,11 +13403,13 @@
     </w:tblStylePr>
     <w:tblStylePr w:type="neCell">
       <w:rPr>
+        <w:rFonts w:eastAsia="黑体"/>
         <w:color w:themeColor="text1" w:val="000000"/>
       </w:rPr>
     </w:tblStylePr>
     <w:tblStylePr w:type="nwCell">
       <w:rPr>
+        <w:rFonts w:eastAsia="黑体"/>
         <w:color w:themeColor="text1" w:val="000000"/>
       </w:rPr>
     </w:tblStylePr>
@@ -12920,6 +13423,7 @@
       <w:spacing w:after="0" w:line="240" w:lineRule="auto"/>
     </w:pPr>
     <w:rPr>
+      <w:rFonts w:eastAsia="黑体"/>
       <w:color w:themeColor="text1" w:val="000000"/>
     </w:rPr>
     <w:tblPr>
@@ -12946,6 +13450,7 @@
     </w:tcPr>
     <w:tblStylePr w:type="firstRow">
       <w:rPr>
+        <w:rFonts w:eastAsia="黑体"/>
         <w:b/>
         <w:bCs/>
       </w:rPr>
@@ -12964,6 +13469,7 @@
     </w:tblStylePr>
     <w:tblStylePr w:type="lastRow">
       <w:rPr>
+        <w:rFonts w:eastAsia="黑体"/>
         <w:b/>
         <w:bCs/>
         <w:color w:themeColor="background1" w:val="FFFFFF"/>
@@ -12978,6 +13484,7 @@
     </w:tblStylePr>
     <w:tblStylePr w:type="firstCol">
       <w:rPr>
+        <w:rFonts w:eastAsia="黑体"/>
         <w:color w:themeColor="background1" w:val="FFFFFF"/>
       </w:rPr>
       <w:tblPr/>
@@ -12995,6 +13502,7 @@
     </w:tblStylePr>
     <w:tblStylePr w:type="lastCol">
       <w:rPr>
+        <w:rFonts w:eastAsia="黑体"/>
         <w:color w:themeColor="background1" w:val="FFFFFF"/>
       </w:rPr>
       <w:tblPr/>
@@ -13032,6 +13540,7 @@
       <w:spacing w:after="0" w:line="240" w:lineRule="auto"/>
     </w:pPr>
     <w:rPr>
+      <w:rFonts w:eastAsia="黑体"/>
       <w:color w:themeColor="text1" w:val="000000"/>
     </w:rPr>
     <w:tblPr>
@@ -13058,6 +13567,7 @@
     </w:tcPr>
     <w:tblStylePr w:type="firstRow">
       <w:rPr>
+        <w:rFonts w:eastAsia="黑体"/>
         <w:b/>
         <w:bCs/>
       </w:rPr>
@@ -13076,6 +13586,7 @@
     </w:tblStylePr>
     <w:tblStylePr w:type="lastRow">
       <w:rPr>
+        <w:rFonts w:eastAsia="黑体"/>
         <w:b/>
         <w:bCs/>
         <w:color w:themeColor="background1" w:val="FFFFFF"/>
@@ -13090,6 +13601,7 @@
     </w:tblStylePr>
     <w:tblStylePr w:type="firstCol">
       <w:rPr>
+        <w:rFonts w:eastAsia="黑体"/>
         <w:color w:themeColor="background1" w:val="FFFFFF"/>
       </w:rPr>
       <w:tblPr/>
@@ -13107,6 +13619,7 @@
     </w:tblStylePr>
     <w:tblStylePr w:type="lastCol">
       <w:rPr>
+        <w:rFonts w:eastAsia="黑体"/>
         <w:color w:themeColor="background1" w:val="FFFFFF"/>
       </w:rPr>
       <w:tblPr/>
@@ -13136,11 +13649,13 @@
     </w:tblStylePr>
     <w:tblStylePr w:type="neCell">
       <w:rPr>
+        <w:rFonts w:eastAsia="黑体"/>
         <w:color w:themeColor="text1" w:val="000000"/>
       </w:rPr>
     </w:tblStylePr>
     <w:tblStylePr w:type="nwCell">
       <w:rPr>
+        <w:rFonts w:eastAsia="黑体"/>
         <w:color w:themeColor="text1" w:val="000000"/>
       </w:rPr>
     </w:tblStylePr>
@@ -13154,6 +13669,7 @@
       <w:spacing w:after="0" w:line="240" w:lineRule="auto"/>
     </w:pPr>
     <w:rPr>
+      <w:rFonts w:eastAsia="黑体"/>
       <w:color w:themeColor="text1" w:val="000000"/>
     </w:rPr>
     <w:tblPr>
@@ -13180,6 +13696,7 @@
     </w:tcPr>
     <w:tblStylePr w:type="firstRow">
       <w:rPr>
+        <w:rFonts w:eastAsia="黑体"/>
         <w:b/>
         <w:bCs/>
       </w:rPr>
@@ -13198,6 +13715,7 @@
     </w:tblStylePr>
     <w:tblStylePr w:type="lastRow">
       <w:rPr>
+        <w:rFonts w:eastAsia="黑体"/>
         <w:b/>
         <w:bCs/>
         <w:color w:themeColor="background1" w:val="FFFFFF"/>
@@ -13212,6 +13730,7 @@
     </w:tblStylePr>
     <w:tblStylePr w:type="firstCol">
       <w:rPr>
+        <w:rFonts w:eastAsia="黑体"/>
         <w:color w:themeColor="background1" w:val="FFFFFF"/>
       </w:rPr>
       <w:tblPr/>
@@ -13229,6 +13748,7 @@
     </w:tblStylePr>
     <w:tblStylePr w:type="lastCol">
       <w:rPr>
+        <w:rFonts w:eastAsia="黑体"/>
         <w:color w:themeColor="background1" w:val="FFFFFF"/>
       </w:rPr>
       <w:tblPr/>
@@ -13258,11 +13778,13 @@
     </w:tblStylePr>
     <w:tblStylePr w:type="neCell">
       <w:rPr>
+        <w:rFonts w:eastAsia="黑体"/>
         <w:color w:themeColor="text1" w:val="000000"/>
       </w:rPr>
     </w:tblStylePr>
     <w:tblStylePr w:type="nwCell">
       <w:rPr>
+        <w:rFonts w:eastAsia="黑体"/>
         <w:color w:themeColor="text1" w:val="000000"/>
       </w:rPr>
     </w:tblStylePr>
@@ -13276,6 +13798,7 @@
       <w:spacing w:after="0" w:line="240" w:lineRule="auto"/>
     </w:pPr>
     <w:rPr>
+      <w:rFonts w:eastAsia="黑体"/>
       <w:color w:themeColor="text1" w:val="000000"/>
     </w:rPr>
     <w:tblPr>
@@ -13302,6 +13825,7 @@
     </w:tcPr>
     <w:tblStylePr w:type="firstRow">
       <w:rPr>
+        <w:rFonts w:eastAsia="黑体"/>
         <w:b/>
         <w:bCs/>
       </w:rPr>
@@ -13320,6 +13844,7 @@
     </w:tblStylePr>
     <w:tblStylePr w:type="lastRow">
       <w:rPr>
+        <w:rFonts w:eastAsia="黑体"/>
         <w:b/>
         <w:bCs/>
         <w:color w:themeColor="background1" w:val="FFFFFF"/>
@@ -13334,6 +13859,7 @@
     </w:tblStylePr>
     <w:tblStylePr w:type="firstCol">
       <w:rPr>
+        <w:rFonts w:eastAsia="黑体"/>
         <w:color w:themeColor="background1" w:val="FFFFFF"/>
       </w:rPr>
       <w:tblPr/>
@@ -13351,6 +13877,7 @@
     </w:tblStylePr>
     <w:tblStylePr w:type="lastCol">
       <w:rPr>
+        <w:rFonts w:eastAsia="黑体"/>
         <w:color w:themeColor="background1" w:val="FFFFFF"/>
       </w:rPr>
       <w:tblPr/>
@@ -13380,11 +13907,13 @@
     </w:tblStylePr>
     <w:tblStylePr w:type="neCell">
       <w:rPr>
+        <w:rFonts w:eastAsia="黑体"/>
         <w:color w:themeColor="text1" w:val="000000"/>
       </w:rPr>
     </w:tblStylePr>
     <w:tblStylePr w:type="nwCell">
       <w:rPr>
+        <w:rFonts w:eastAsia="黑体"/>
         <w:color w:themeColor="text1" w:val="000000"/>
       </w:rPr>
     </w:tblStylePr>
@@ -13398,6 +13927,7 @@
       <w:spacing w:after="0" w:line="240" w:lineRule="auto"/>
     </w:pPr>
     <w:rPr>
+      <w:rFonts w:eastAsia="黑体"/>
       <w:color w:themeColor="text1" w:val="000000"/>
     </w:rPr>
     <w:tblPr>
@@ -13416,6 +13946,7 @@
     </w:tcPr>
     <w:tblStylePr w:type="firstRow">
       <w:rPr>
+        <w:rFonts w:eastAsia="黑体"/>
         <w:b/>
         <w:bCs/>
         <w:color w:themeColor="background1" w:val="FFFFFF"/>
@@ -13430,6 +13961,7 @@
     </w:tblStylePr>
     <w:tblStylePr w:type="lastRow">
       <w:rPr>
+        <w:rFonts w:eastAsia="黑体"/>
         <w:b/>
         <w:bCs/>
         <w:color w:themeColor="accent2" w:themeShade="CC" w:val="9E3A38"/>
@@ -13444,12 +13976,14 @@
     </w:tblStylePr>
     <w:tblStylePr w:type="firstCol">
       <w:rPr>
+        <w:rFonts w:eastAsia="黑体"/>
         <w:b/>
         <w:bCs/>
       </w:rPr>
     </w:tblStylePr>
     <w:tblStylePr w:type="lastCol">
       <w:rPr>
+        <w:rFonts w:eastAsia="黑体"/>
         <w:b/>
         <w:bCs/>
       </w:rPr>
@@ -13484,6 +14018,7 @@
       <w:spacing w:after="0" w:line="240" w:lineRule="auto"/>
     </w:pPr>
     <w:rPr>
+      <w:rFonts w:eastAsia="黑体"/>
       <w:color w:themeColor="text1" w:val="000000"/>
     </w:rPr>
     <w:tblPr>
@@ -13502,6 +14037,7 @@
     </w:tcPr>
     <w:tblStylePr w:type="firstRow">
       <w:rPr>
+        <w:rFonts w:eastAsia="黑体"/>
         <w:b/>
         <w:bCs/>
         <w:color w:themeColor="background1" w:val="FFFFFF"/>
@@ -13516,6 +14052,7 @@
     </w:tblStylePr>
     <w:tblStylePr w:type="lastRow">
       <w:rPr>
+        <w:rFonts w:eastAsia="黑体"/>
         <w:b/>
         <w:bCs/>
         <w:color w:themeColor="accent2" w:themeShade="CC" w:val="9E3A38"/>
@@ -13530,12 +14067,14 @@
     </w:tblStylePr>
     <w:tblStylePr w:type="firstCol">
       <w:rPr>
+        <w:rFonts w:eastAsia="黑体"/>
         <w:b/>
         <w:bCs/>
       </w:rPr>
     </w:tblStylePr>
     <w:tblStylePr w:type="lastCol">
       <w:rPr>
+        <w:rFonts w:eastAsia="黑体"/>
         <w:b/>
         <w:bCs/>
       </w:rPr>
@@ -13570,6 +14109,7 @@
       <w:spacing w:after="0" w:line="240" w:lineRule="auto"/>
     </w:pPr>
     <w:rPr>
+      <w:rFonts w:eastAsia="黑体"/>
       <w:color w:themeColor="text1" w:val="000000"/>
     </w:rPr>
     <w:tblPr>
@@ -13588,6 +14128,7 @@
     </w:tcPr>
     <w:tblStylePr w:type="firstRow">
       <w:rPr>
+        <w:rFonts w:eastAsia="黑体"/>
         <w:b/>
         <w:bCs/>
         <w:color w:themeColor="background1" w:val="FFFFFF"/>
@@ -13602,6 +14143,7 @@
     </w:tblStylePr>
     <w:tblStylePr w:type="lastRow">
       <w:rPr>
+        <w:rFonts w:eastAsia="黑体"/>
         <w:b/>
         <w:bCs/>
         <w:color w:themeColor="accent2" w:themeShade="CC" w:val="9E3A38"/>
@@ -13616,12 +14158,14 @@
     </w:tblStylePr>
     <w:tblStylePr w:type="firstCol">
       <w:rPr>
+        <w:rFonts w:eastAsia="黑体"/>
         <w:b/>
         <w:bCs/>
       </w:rPr>
     </w:tblStylePr>
     <w:tblStylePr w:type="lastCol">
       <w:rPr>
+        <w:rFonts w:eastAsia="黑体"/>
         <w:b/>
         <w:bCs/>
       </w:rPr>
@@ -13656,6 +14200,7 @@
       <w:spacing w:after="0" w:line="240" w:lineRule="auto"/>
     </w:pPr>
     <w:rPr>
+      <w:rFonts w:eastAsia="黑体"/>
       <w:color w:themeColor="text1" w:val="000000"/>
     </w:rPr>
     <w:tblPr>
@@ -13674,6 +14219,7 @@
     </w:tcPr>
     <w:tblStylePr w:type="firstRow">
       <w:rPr>
+        <w:rFonts w:eastAsia="黑体"/>
         <w:b/>
         <w:bCs/>
         <w:color w:themeColor="background1" w:val="FFFFFF"/>
@@ -13688,6 +14234,7 @@
     </w:tblStylePr>
     <w:tblStylePr w:type="lastRow">
       <w:rPr>
+        <w:rFonts w:eastAsia="黑体"/>
         <w:b/>
         <w:bCs/>
         <w:color w:themeColor="accent4" w:themeShade="CC" w:val="664E82"/>
@@ -13702,12 +14249,14 @@
     </w:tblStylePr>
     <w:tblStylePr w:type="firstCol">
       <w:rPr>
+        <w:rFonts w:eastAsia="黑体"/>
         <w:b/>
         <w:bCs/>
       </w:rPr>
     </w:tblStylePr>
     <w:tblStylePr w:type="lastCol">
       <w:rPr>
+        <w:rFonts w:eastAsia="黑体"/>
         <w:b/>
         <w:bCs/>
       </w:rPr>
@@ -13742,6 +14291,7 @@
       <w:spacing w:after="0" w:line="240" w:lineRule="auto"/>
     </w:pPr>
     <w:rPr>
+      <w:rFonts w:eastAsia="黑体"/>
       <w:color w:themeColor="text1" w:val="000000"/>
     </w:rPr>
     <w:tblPr>
@@ -13760,6 +14310,7 @@
     </w:tcPr>
     <w:tblStylePr w:type="firstRow">
       <w:rPr>
+        <w:rFonts w:eastAsia="黑体"/>
         <w:b/>
         <w:bCs/>
         <w:color w:themeColor="background1" w:val="FFFFFF"/>
@@ -13774,6 +14325,7 @@
     </w:tblStylePr>
     <w:tblStylePr w:type="lastRow">
       <w:rPr>
+        <w:rFonts w:eastAsia="黑体"/>
         <w:b/>
         <w:bCs/>
         <w:color w:themeColor="accent3" w:themeShade="CC" w:val="7E9C40"/>
@@ -13788,12 +14340,14 @@
     </w:tblStylePr>
     <w:tblStylePr w:type="firstCol">
       <w:rPr>
+        <w:rFonts w:eastAsia="黑体"/>
         <w:b/>
         <w:bCs/>
       </w:rPr>
     </w:tblStylePr>
     <w:tblStylePr w:type="lastCol">
       <w:rPr>
+        <w:rFonts w:eastAsia="黑体"/>
         <w:b/>
         <w:bCs/>
       </w:rPr>
@@ -13828,6 +14382,7 @@
       <w:spacing w:after="0" w:line="240" w:lineRule="auto"/>
     </w:pPr>
     <w:rPr>
+      <w:rFonts w:eastAsia="黑体"/>
       <w:color w:themeColor="text1" w:val="000000"/>
     </w:rPr>
     <w:tblPr>
@@ -13846,6 +14401,7 @@
     </w:tcPr>
     <w:tblStylePr w:type="firstRow">
       <w:rPr>
+        <w:rFonts w:eastAsia="黑体"/>
         <w:b/>
         <w:bCs/>
         <w:color w:themeColor="background1" w:val="FFFFFF"/>
@@ -13860,6 +14416,7 @@
     </w:tblStylePr>
     <w:tblStylePr w:type="lastRow">
       <w:rPr>
+        <w:rFonts w:eastAsia="黑体"/>
         <w:b/>
         <w:bCs/>
         <w:color w:themeColor="accent6" w:themeShade="CC" w:val="F2730A"/>
@@ -13874,12 +14431,14 @@
     </w:tblStylePr>
     <w:tblStylePr w:type="firstCol">
       <w:rPr>
+        <w:rFonts w:eastAsia="黑体"/>
         <w:b/>
         <w:bCs/>
       </w:rPr>
     </w:tblStylePr>
     <w:tblStylePr w:type="lastCol">
       <w:rPr>
+        <w:rFonts w:eastAsia="黑体"/>
         <w:b/>
         <w:bCs/>
       </w:rPr>
@@ -13914,6 +14473,7 @@
       <w:spacing w:after="0" w:line="240" w:lineRule="auto"/>
     </w:pPr>
     <w:rPr>
+      <w:rFonts w:eastAsia="黑体"/>
       <w:color w:themeColor="text1" w:val="000000"/>
     </w:rPr>
     <w:tblPr>
@@ -13932,6 +14492,7 @@
     </w:tcPr>
     <w:tblStylePr w:type="firstRow">
       <w:rPr>
+        <w:rFonts w:eastAsia="黑体"/>
         <w:b/>
         <w:bCs/>
         <w:color w:themeColor="background1" w:val="FFFFFF"/>
@@ -13946,6 +14507,7 @@
     </w:tblStylePr>
     <w:tblStylePr w:type="lastRow">
       <w:rPr>
+        <w:rFonts w:eastAsia="黑体"/>
         <w:b/>
         <w:bCs/>
         <w:color w:themeColor="accent5" w:themeShade="CC" w:val="348DA5"/>
@@ -13960,12 +14522,14 @@
     </w:tblStylePr>
     <w:tblStylePr w:type="firstCol">
       <w:rPr>
+        <w:rFonts w:eastAsia="黑体"/>
         <w:b/>
         <w:bCs/>
       </w:rPr>
     </w:tblStylePr>
     <w:tblStylePr w:type="lastCol">
       <w:rPr>
+        <w:rFonts w:eastAsia="黑体"/>
         <w:b/>
         <w:bCs/>
       </w:rPr>
@@ -14000,6 +14564,7 @@
       <w:spacing w:after="0" w:line="240" w:lineRule="auto"/>
     </w:pPr>
     <w:rPr>
+      <w:rFonts w:eastAsia="黑体"/>
       <w:color w:themeColor="text1" w:val="000000"/>
     </w:rPr>
     <w:tblPr>
@@ -14021,6 +14586,7 @@
     </w:tcPr>
     <w:tblStylePr w:type="firstRow">
       <w:rPr>
+        <w:rFonts w:eastAsia="黑体"/>
         <w:b/>
         <w:bCs/>
       </w:rPr>
@@ -14031,6 +14597,7 @@
     </w:tblStylePr>
     <w:tblStylePr w:type="lastRow">
       <w:rPr>
+        <w:rFonts w:eastAsia="黑体"/>
         <w:b/>
         <w:bCs/>
         <w:color w:themeColor="text1" w:val="000000"/>
@@ -14042,6 +14609,7 @@
     </w:tblStylePr>
     <w:tblStylePr w:type="firstCol">
       <w:rPr>
+        <w:rFonts w:eastAsia="黑体"/>
         <w:color w:themeColor="background1" w:val="FFFFFF"/>
       </w:rPr>
       <w:tblPr/>
@@ -14051,6 +14619,7 @@
     </w:tblStylePr>
     <w:tblStylePr w:type="lastCol">
       <w:rPr>
+        <w:rFonts w:eastAsia="黑体"/>
         <w:color w:themeColor="background1" w:val="FFFFFF"/>
       </w:rPr>
       <w:tblPr/>
@@ -14080,6 +14649,7 @@
       <w:spacing w:after="0" w:line="240" w:lineRule="auto"/>
     </w:pPr>
     <w:rPr>
+      <w:rFonts w:eastAsia="黑体"/>
       <w:color w:themeColor="text1" w:val="000000"/>
     </w:rPr>
     <w:tblPr>
@@ -14101,6 +14671,7 @@
     </w:tcPr>
     <w:tblStylePr w:type="firstRow">
       <w:rPr>
+        <w:rFonts w:eastAsia="黑体"/>
         <w:b/>
         <w:bCs/>
       </w:rPr>
@@ -14111,6 +14682,7 @@
     </w:tblStylePr>
     <w:tblStylePr w:type="lastRow">
       <w:rPr>
+        <w:rFonts w:eastAsia="黑体"/>
         <w:b/>
         <w:bCs/>
         <w:color w:themeColor="text1" w:val="000000"/>
@@ -14122,6 +14694,7 @@
     </w:tblStylePr>
     <w:tblStylePr w:type="firstCol">
       <w:rPr>
+        <w:rFonts w:eastAsia="黑体"/>
         <w:color w:themeColor="background1" w:val="FFFFFF"/>
       </w:rPr>
       <w:tblPr/>
@@ -14131,6 +14704,7 @@
     </w:tblStylePr>
     <w:tblStylePr w:type="lastCol">
       <w:rPr>
+        <w:rFonts w:eastAsia="黑体"/>
         <w:color w:themeColor="background1" w:val="FFFFFF"/>
       </w:rPr>
       <w:tblPr/>
@@ -14160,6 +14734,7 @@
       <w:spacing w:after="0" w:line="240" w:lineRule="auto"/>
     </w:pPr>
     <w:rPr>
+      <w:rFonts w:eastAsia="黑体"/>
       <w:color w:themeColor="text1" w:val="000000"/>
     </w:rPr>
     <w:tblPr>
@@ -14181,6 +14756,7 @@
     </w:tcPr>
     <w:tblStylePr w:type="firstRow">
       <w:rPr>
+        <w:rFonts w:eastAsia="黑体"/>
         <w:b/>
         <w:bCs/>
       </w:rPr>
@@ -14191,6 +14767,7 @@
     </w:tblStylePr>
     <w:tblStylePr w:type="lastRow">
       <w:rPr>
+        <w:rFonts w:eastAsia="黑体"/>
         <w:b/>
         <w:bCs/>
         <w:color w:themeColor="text1" w:val="000000"/>
@@ -14202,6 +14779,7 @@
     </w:tblStylePr>
     <w:tblStylePr w:type="firstCol">
       <w:rPr>
+        <w:rFonts w:eastAsia="黑体"/>
         <w:color w:themeColor="background1" w:val="FFFFFF"/>
       </w:rPr>
       <w:tblPr/>
@@ -14211,6 +14789,7 @@
     </w:tblStylePr>
     <w:tblStylePr w:type="lastCol">
       <w:rPr>
+        <w:rFonts w:eastAsia="黑体"/>
         <w:color w:themeColor="background1" w:val="FFFFFF"/>
       </w:rPr>
       <w:tblPr/>
@@ -14240,6 +14819,7 @@
       <w:spacing w:after="0" w:line="240" w:lineRule="auto"/>
     </w:pPr>
     <w:rPr>
+      <w:rFonts w:eastAsia="黑体"/>
       <w:color w:themeColor="text1" w:val="000000"/>
     </w:rPr>
     <w:tblPr>
@@ -14261,6 +14841,7 @@
     </w:tcPr>
     <w:tblStylePr w:type="firstRow">
       <w:rPr>
+        <w:rFonts w:eastAsia="黑体"/>
         <w:b/>
         <w:bCs/>
       </w:rPr>
@@ -14271,6 +14852,7 @@
     </w:tblStylePr>
     <w:tblStylePr w:type="lastRow">
       <w:rPr>
+        <w:rFonts w:eastAsia="黑体"/>
         <w:b/>
         <w:bCs/>
         <w:color w:themeColor="text1" w:val="000000"/>
@@ -14282,6 +14864,7 @@
     </w:tblStylePr>
     <w:tblStylePr w:type="firstCol">
       <w:rPr>
+        <w:rFonts w:eastAsia="黑体"/>
         <w:color w:themeColor="background1" w:val="FFFFFF"/>
       </w:rPr>
       <w:tblPr/>
@@ -14291,6 +14874,7 @@
     </w:tblStylePr>
     <w:tblStylePr w:type="lastCol">
       <w:rPr>
+        <w:rFonts w:eastAsia="黑体"/>
         <w:color w:themeColor="background1" w:val="FFFFFF"/>
       </w:rPr>
       <w:tblPr/>
@@ -14320,6 +14904,7 @@
       <w:spacing w:after="0" w:line="240" w:lineRule="auto"/>
     </w:pPr>
     <w:rPr>
+      <w:rFonts w:eastAsia="黑体"/>
       <w:color w:themeColor="text1" w:val="000000"/>
     </w:rPr>
     <w:tblPr>
@@ -14341,6 +14926,7 @@
     </w:tcPr>
     <w:tblStylePr w:type="firstRow">
       <w:rPr>
+        <w:rFonts w:eastAsia="黑体"/>
         <w:b/>
         <w:bCs/>
       </w:rPr>
@@ -14351,6 +14937,7 @@
     </w:tblStylePr>
     <w:tblStylePr w:type="lastRow">
       <w:rPr>
+        <w:rFonts w:eastAsia="黑体"/>
         <w:b/>
         <w:bCs/>
         <w:color w:themeColor="text1" w:val="000000"/>
@@ -14362,6 +14949,7 @@
     </w:tblStylePr>
     <w:tblStylePr w:type="firstCol">
       <w:rPr>
+        <w:rFonts w:eastAsia="黑体"/>
         <w:color w:themeColor="background1" w:val="FFFFFF"/>
       </w:rPr>
       <w:tblPr/>
@@ -14371,6 +14959,7 @@
     </w:tblStylePr>
     <w:tblStylePr w:type="lastCol">
       <w:rPr>
+        <w:rFonts w:eastAsia="黑体"/>
         <w:color w:themeColor="background1" w:val="FFFFFF"/>
       </w:rPr>
       <w:tblPr/>
@@ -14400,6 +14989,7 @@
       <w:spacing w:after="0" w:line="240" w:lineRule="auto"/>
     </w:pPr>
     <w:rPr>
+      <w:rFonts w:eastAsia="黑体"/>
       <w:color w:themeColor="text1" w:val="000000"/>
     </w:rPr>
     <w:tblPr>
@@ -14421,6 +15011,7 @@
     </w:tcPr>
     <w:tblStylePr w:type="firstRow">
       <w:rPr>
+        <w:rFonts w:eastAsia="黑体"/>
         <w:b/>
         <w:bCs/>
       </w:rPr>
@@ -14431,6 +15022,7 @@
     </w:tblStylePr>
     <w:tblStylePr w:type="lastRow">
       <w:rPr>
+        <w:rFonts w:eastAsia="黑体"/>
         <w:b/>
         <w:bCs/>
         <w:color w:themeColor="text1" w:val="000000"/>
@@ -14442,6 +15034,7 @@
     </w:tblStylePr>
     <w:tblStylePr w:type="firstCol">
       <w:rPr>
+        <w:rFonts w:eastAsia="黑体"/>
         <w:color w:themeColor="background1" w:val="FFFFFF"/>
       </w:rPr>
       <w:tblPr/>
@@ -14451,6 +15044,7 @@
     </w:tblStylePr>
     <w:tblStylePr w:type="lastCol">
       <w:rPr>
+        <w:rFonts w:eastAsia="黑体"/>
         <w:color w:themeColor="background1" w:val="FFFFFF"/>
       </w:rPr>
       <w:tblPr/>
@@ -14480,6 +15074,7 @@
       <w:spacing w:after="0" w:line="240" w:lineRule="auto"/>
     </w:pPr>
     <w:rPr>
+      <w:rFonts w:eastAsia="黑体"/>
       <w:color w:themeColor="text1" w:val="000000"/>
     </w:rPr>
     <w:tblPr>
@@ -14501,6 +15096,7 @@
     </w:tcPr>
     <w:tblStylePr w:type="firstRow">
       <w:rPr>
+        <w:rFonts w:eastAsia="黑体"/>
         <w:b/>
         <w:bCs/>
       </w:rPr>
@@ -14511,6 +15107,7 @@
     </w:tblStylePr>
     <w:tblStylePr w:type="lastRow">
       <w:rPr>
+        <w:rFonts w:eastAsia="黑体"/>
         <w:b/>
         <w:bCs/>
         <w:color w:themeColor="text1" w:val="000000"/>
@@ -14522,6 +15119,7 @@
     </w:tblStylePr>
     <w:tblStylePr w:type="firstCol">
       <w:rPr>
+        <w:rFonts w:eastAsia="黑体"/>
         <w:color w:themeColor="background1" w:val="FFFFFF"/>
       </w:rPr>
       <w:tblPr/>
@@ -14531,6 +15129,7 @@
     </w:tblStylePr>
     <w:tblStylePr w:type="lastCol">
       <w:rPr>
+        <w:rFonts w:eastAsia="黑体"/>
         <w:color w:themeColor="background1" w:val="FFFFFF"/>
       </w:rPr>
       <w:tblPr/>
@@ -14563,6 +15162,7 @@
     <w:name w:val="KeywordTok"/>
     <w:basedOn w:val="VerbatimChar"/>
     <w:rPr>
+      <w:rFonts w:eastAsia="黑体"/>
       <w:b/>
       <w:color w:val="007020"/>
     </w:rPr>
@@ -14571,6 +15171,7 @@
     <w:name w:val="DataTypeTok"/>
     <w:basedOn w:val="VerbatimChar"/>
     <w:rPr>
+      <w:rFonts w:eastAsia="黑体"/>
       <w:color w:val="902000"/>
     </w:rPr>
   </w:style>
@@ -14578,6 +15179,7 @@
     <w:name w:val="DecValTok"/>
     <w:basedOn w:val="VerbatimChar"/>
     <w:rPr>
+      <w:rFonts w:eastAsia="黑体"/>
       <w:color w:val="40a070"/>
     </w:rPr>
   </w:style>
@@ -14585,6 +15187,7 @@
     <w:name w:val="BaseNTok"/>
     <w:basedOn w:val="VerbatimChar"/>
     <w:rPr>
+      <w:rFonts w:eastAsia="黑体"/>
       <w:color w:val="40a070"/>
     </w:rPr>
   </w:style>
@@ -14592,6 +15195,7 @@
     <w:name w:val="FloatTok"/>
     <w:basedOn w:val="VerbatimChar"/>
     <w:rPr>
+      <w:rFonts w:eastAsia="黑体"/>
       <w:color w:val="40a070"/>
     </w:rPr>
   </w:style>
@@ -14599,6 +15203,7 @@
     <w:name w:val="ConstantTok"/>
     <w:basedOn w:val="VerbatimChar"/>
     <w:rPr>
+      <w:rFonts w:eastAsia="黑体"/>
       <w:color w:val="880000"/>
     </w:rPr>
   </w:style>
@@ -14606,6 +15211,7 @@
     <w:name w:val="CharTok"/>
     <w:basedOn w:val="VerbatimChar"/>
     <w:rPr>
+      <w:rFonts w:eastAsia="黑体"/>
       <w:color w:val="4070a0"/>
     </w:rPr>
   </w:style>
@@ -14613,6 +15219,7 @@
     <w:name w:val="SpecialCharTok"/>
     <w:basedOn w:val="VerbatimChar"/>
     <w:rPr>
+      <w:rFonts w:eastAsia="黑体"/>
       <w:color w:val="4070a0"/>
     </w:rPr>
   </w:style>
@@ -14620,6 +15227,7 @@
     <w:name w:val="StringTok"/>
     <w:basedOn w:val="VerbatimChar"/>
     <w:rPr>
+      <w:rFonts w:eastAsia="黑体"/>
       <w:color w:val="4070a0"/>
     </w:rPr>
   </w:style>
@@ -14627,6 +15235,7 @@
     <w:name w:val="VerbatimStringTok"/>
     <w:basedOn w:val="VerbatimChar"/>
     <w:rPr>
+      <w:rFonts w:eastAsia="黑体"/>
       <w:color w:val="4070a0"/>
     </w:rPr>
   </w:style>
@@ -14634,6 +15243,7 @@
     <w:name w:val="SpecialStringTok"/>
     <w:basedOn w:val="VerbatimChar"/>
     <w:rPr>
+      <w:rFonts w:eastAsia="黑体"/>
       <w:color w:val="bb6688"/>
     </w:rPr>
   </w:style>
@@ -14641,6 +15251,7 @@
     <w:name w:val="ImportTok"/>
     <w:basedOn w:val="VerbatimChar"/>
     <w:rPr>
+      <w:rFonts w:eastAsia="黑体"/>
       <w:b/>
       <w:color w:val="008000"/>
     </w:rPr>
@@ -14649,6 +15260,7 @@
     <w:name w:val="CommentTok"/>
     <w:basedOn w:val="VerbatimChar"/>
     <w:rPr>
+      <w:rFonts w:eastAsia="黑体"/>
       <w:i/>
       <w:color w:val="60a0b0"/>
     </w:rPr>
@@ -14657,6 +15269,7 @@
     <w:name w:val="DocumentationTok"/>
     <w:basedOn w:val="VerbatimChar"/>
     <w:rPr>
+      <w:rFonts w:eastAsia="黑体"/>
       <w:i/>
       <w:color w:val="ba2121"/>
     </w:rPr>
@@ -14665,6 +15278,7 @@
     <w:name w:val="AnnotationTok"/>
     <w:basedOn w:val="VerbatimChar"/>
     <w:rPr>
+      <w:rFonts w:eastAsia="黑体"/>
       <w:b/>
       <w:i/>
       <w:color w:val="60a0b0"/>
@@ -14674,6 +15288,7 @@
     <w:name w:val="CommentVarTok"/>
     <w:basedOn w:val="VerbatimChar"/>
     <w:rPr>
+      <w:rFonts w:eastAsia="黑体"/>
       <w:b/>
       <w:i/>
       <w:color w:val="60a0b0"/>
@@ -14683,6 +15298,7 @@
     <w:name w:val="OtherTok"/>
     <w:basedOn w:val="VerbatimChar"/>
     <w:rPr>
+      <w:rFonts w:eastAsia="黑体"/>
       <w:color w:val="007020"/>
     </w:rPr>
   </w:style>
@@ -14690,6 +15306,7 @@
     <w:name w:val="FunctionTok"/>
     <w:basedOn w:val="VerbatimChar"/>
     <w:rPr>
+      <w:rFonts w:eastAsia="黑体"/>
       <w:color w:val="06287e"/>
     </w:rPr>
   </w:style>
@@ -14697,6 +15314,7 @@
     <w:name w:val="VariableTok"/>
     <w:basedOn w:val="VerbatimChar"/>
     <w:rPr>
+      <w:rFonts w:eastAsia="黑体"/>
       <w:color w:val="19177c"/>
     </w:rPr>
   </w:style>
@@ -14704,6 +15322,7 @@
     <w:name w:val="ControlFlowTok"/>
     <w:basedOn w:val="VerbatimChar"/>
     <w:rPr>
+      <w:rFonts w:eastAsia="黑体"/>
       <w:b/>
       <w:color w:val="007020"/>
     </w:rPr>
@@ -14712,6 +15331,7 @@
     <w:name w:val="OperatorTok"/>
     <w:basedOn w:val="VerbatimChar"/>
     <w:rPr>
+      <w:rFonts w:eastAsia="黑体"/>
       <w:color w:val="666666"/>
     </w:rPr>
   </w:style>
@@ -14719,18 +15339,22 @@
     <w:name w:val="BuiltInTok"/>
     <w:basedOn w:val="VerbatimChar"/>
     <w:rPr>
+      <w:rFonts w:eastAsia="黑体"/>
       <w:color w:val="008000"/>
     </w:rPr>
   </w:style>
   <w:style w:type="character" w:customStyle="1" w:styleId="ExtensionTok">
     <w:name w:val="ExtensionTok"/>
     <w:basedOn w:val="VerbatimChar"/>
-    <w:rPr/>
+    <w:rPr>
+      <w:rFonts w:eastAsia="黑体"/>
+    </w:rPr>
   </w:style>
   <w:style w:type="character" w:customStyle="1" w:styleId="PreprocessorTok">
     <w:name w:val="PreprocessorTok"/>
     <w:basedOn w:val="VerbatimChar"/>
     <w:rPr>
+      <w:rFonts w:eastAsia="黑体"/>
       <w:color w:val="bc7a00"/>
     </w:rPr>
   </w:style>
@@ -14738,18 +15362,22 @@
     <w:name w:val="AttributeTok"/>
     <w:basedOn w:val="VerbatimChar"/>
     <w:rPr>
+      <w:rFonts w:eastAsia="黑体"/>
       <w:color w:val="7d9029"/>
     </w:rPr>
   </w:style>
   <w:style w:type="character" w:customStyle="1" w:styleId="RegionMarkerTok">
     <w:name w:val="RegionMarkerTok"/>
     <w:basedOn w:val="VerbatimChar"/>
-    <w:rPr/>
+    <w:rPr>
+      <w:rFonts w:eastAsia="黑体"/>
+    </w:rPr>
   </w:style>
   <w:style w:type="character" w:customStyle="1" w:styleId="InformationTok">
     <w:name w:val="InformationTok"/>
     <w:basedOn w:val="VerbatimChar"/>
     <w:rPr>
+      <w:rFonts w:eastAsia="黑体"/>
       <w:b/>
       <w:i/>
       <w:color w:val="60a0b0"/>
@@ -14759,6 +15387,7 @@
     <w:name w:val="WarningTok"/>
     <w:basedOn w:val="VerbatimChar"/>
     <w:rPr>
+      <w:rFonts w:eastAsia="黑体"/>
       <w:b/>
       <w:i/>
       <w:color w:val="60a0b0"/>
@@ -14768,6 +15397,7 @@
     <w:name w:val="AlertTok"/>
     <w:basedOn w:val="VerbatimChar"/>
     <w:rPr>
+      <w:rFonts w:eastAsia="黑体"/>
       <w:b/>
       <w:color w:val="ff0000"/>
     </w:rPr>
@@ -14776,6 +15406,7 @@
     <w:name w:val="ErrorTok"/>
     <w:basedOn w:val="VerbatimChar"/>
     <w:rPr>
+      <w:rFonts w:eastAsia="黑体"/>
       <w:b/>
       <w:color w:val="ff0000"/>
     </w:rPr>
@@ -14783,7 +15414,9 @@
   <w:style w:type="character" w:customStyle="1" w:styleId="NormalTok">
     <w:name w:val="NormalTok"/>
     <w:basedOn w:val="VerbatimChar"/>
-    <w:rPr/>
+    <w:rPr>
+      <w:rFonts w:eastAsia="黑体"/>
+    </w:rPr>
   </w:style>
 </w:styles>
 </file>
@@ -14832,12 +15465,12 @@
     <a:fontScheme name="Office">
       <a:majorFont>
         <a:latin typeface="Calibri"/>
-        <a:ea typeface=""/>
+        <a:ea typeface="黑体"/>
         <a:cs typeface=""/>
         <a:font script="Jpan" typeface="ＭＳ ゴシック"/>
         <a:font script="Hang" typeface="맑은 고딕"/>
-        <a:font script="Hans" typeface="宋体"/>
-        <a:font script="Hant" typeface="新細明體"/>
+        <a:font script="Hans" typeface="黑体"/>
+        <a:font script="Hant" typeface="黑体"/>
         <a:font script="Arab" typeface="Times New Roman"/>
         <a:font script="Hebr" typeface="Times New Roman"/>
         <a:font script="Thai" typeface="Angsana New"/>
@@ -14867,12 +15500,12 @@
       </a:majorFont>
       <a:minorFont>
         <a:latin typeface="Cambria"/>
-        <a:ea typeface=""/>
+        <a:ea typeface="黑体"/>
         <a:cs typeface=""/>
         <a:font script="Jpan" typeface="ＭＳ 明朝"/>
         <a:font script="Hang" typeface="맑은 고딕"/>
-        <a:font script="Hans" typeface="宋体"/>
-        <a:font script="Hant" typeface="新細明體"/>
+        <a:font script="Hans" typeface="黑体"/>
+        <a:font script="Hant" typeface="黑体"/>
         <a:font script="Arab" typeface="Arial"/>
         <a:font script="Hebr" typeface="Arial"/>
         <a:font script="Thai" typeface="Cordia New"/>

--- a/10-保护电路/02-过流保护/自恢复保险丝PTC电路/自恢复保险丝PTC电路.docx
+++ b/10-保护电路/02-过流保护/自恢复保险丝PTC电路/自恢复保险丝PTC电路.docx
@@ -2394,7 +2394,7 @@
           <w:color w:val="555555"/>
           <w:sz w:val="21"/>
         </w:rPr>
-        <w:t>材料收集者：杜文杰，WX手机：19519196569，QQ:3478827729</w:t>
+        <w:t>材料收集者：杜文杰，微信/手机：19519196569，QQ:3478827729</w:t>
       </w:r>
     </w:p>
     <w:sectPr>
